--- a/report/航空航天设施工程预测方法的建模及计算仿真报告202608.docx
+++ b/report/航空航天设施工程预测方法的建模及计算仿真报告202608.docx
@@ -3945,13 +3945,6 @@
             <w:vAlign w:val="top"/>
           </w:tcPr>
           <w:p>
-            <w:pPr>
-              <w:pStyle w:val="54"/>
-              <w:bidi w:val="0"/>
-              <w:rPr>
-                <w:rFonts w:hint="default"/>
-              </w:rPr>
-            </w:pPr>
             <w:r>
               <w:t>175</w:t>
             </w:r>
@@ -5330,13 +5323,6 @@
             <w:vAlign w:val="top"/>
           </w:tcPr>
           <w:p>
-            <w:pPr>
-              <w:pStyle w:val="54"/>
-              <w:bidi w:val="0"/>
-              <w:rPr>
-                <w:rFonts w:hint="default"/>
-              </w:rPr>
-            </w:pPr>
             <w:r>
               <w:t>148</w:t>
             </w:r>
@@ -5485,13 +5471,6 @@
             <w:vAlign w:val="top"/>
           </w:tcPr>
           <w:p>
-            <w:pPr>
-              <w:pStyle w:val="54"/>
-              <w:bidi w:val="0"/>
-              <w:rPr>
-                <w:rFonts w:hint="default"/>
-              </w:rPr>
-            </w:pPr>
             <w:r>
               <w:t>144</w:t>
             </w:r>
@@ -5635,13 +5614,6 @@
             <w:vAlign w:val="top"/>
           </w:tcPr>
           <w:p>
-            <w:pPr>
-              <w:pStyle w:val="54"/>
-              <w:bidi w:val="0"/>
-              <w:rPr>
-                <w:rFonts w:hint="default"/>
-              </w:rPr>
-            </w:pPr>
             <w:r>
               <w:t>144</w:t>
             </w:r>
@@ -6382,7 +6354,7 @@
           </w:tcPr>
           <w:p>
             <w:r>
-              <w:t>实测平均 0.188 s，含模型加载</w:t>
+              <w:t>首次加载约数秒；本地热缓存平均约0.72 s，含依赖导入、模型加载、特征计算和推理</w:t>
             </w:r>
           </w:p>
         </w:tc>
@@ -19019,15 +18991,8 @@
             <w:vAlign w:val="top"/>
           </w:tcPr>
           <w:p>
-            <w:pPr>
-              <w:pStyle w:val="54"/>
-              <w:bidi w:val="0"/>
-              <w:rPr>
-                <w:rFonts w:hint="default"/>
-              </w:rPr>
-            </w:pPr>
-            <w:r>
-              <w:t>95.7657%</w:t>
+            <w:r>
+              <w:t>95.6389%</w:t>
             </w:r>
           </w:p>
         </w:tc>
@@ -19044,15 +19009,8 @@
             <w:vAlign w:val="top"/>
           </w:tcPr>
           <w:p>
-            <w:pPr>
-              <w:pStyle w:val="54"/>
-              <w:bidi w:val="0"/>
-              <w:rPr>
-                <w:rFonts w:hint="default"/>
-              </w:rPr>
-            </w:pPr>
-            <w:r>
-              <w:t>—</w:t>
+            <w:r>
+              <w:t>96.7547%</w:t>
             </w:r>
           </w:p>
         </w:tc>
@@ -19112,15 +19070,8 @@
             <w:vAlign w:val="top"/>
           </w:tcPr>
           <w:p>
-            <w:pPr>
-              <w:pStyle w:val="54"/>
-              <w:bidi w:val="0"/>
-              <w:rPr>
-                <w:rFonts w:hint="default"/>
-              </w:rPr>
-            </w:pPr>
-            <w:r>
-              <w:t>95.6561%</w:t>
+            <w:r>
+              <w:t>95.9591%</w:t>
             </w:r>
           </w:p>
         </w:tc>
@@ -19137,15 +19088,8 @@
             <w:vAlign w:val="top"/>
           </w:tcPr>
           <w:p>
-            <w:pPr>
-              <w:pStyle w:val="54"/>
-              <w:bidi w:val="0"/>
-              <w:rPr>
-                <w:rFonts w:hint="default"/>
-              </w:rPr>
-            </w:pPr>
-            <w:r>
-              <w:t>95.2555%</w:t>
+            <w:r>
+              <w:t>97.2075%</w:t>
             </w:r>
           </w:p>
         </w:tc>
@@ -19284,15 +19228,8 @@
             <w:vAlign w:val="top"/>
           </w:tcPr>
           <w:p>
-            <w:pPr>
-              <w:pStyle w:val="54"/>
-              <w:bidi w:val="0"/>
-              <w:rPr>
-                <w:rFonts w:hint="default"/>
-              </w:rPr>
-            </w:pPr>
-            <w:r>
-              <w:t>95.7657%</w:t>
+            <w:r>
+              <w:t>95.9134%</w:t>
             </w:r>
           </w:p>
         </w:tc>
@@ -19309,15 +19246,8 @@
             <w:vAlign w:val="top"/>
           </w:tcPr>
           <w:p>
-            <w:pPr>
-              <w:pStyle w:val="54"/>
-              <w:bidi w:val="0"/>
-              <w:rPr>
-                <w:rFonts w:hint="default"/>
-              </w:rPr>
-            </w:pPr>
-            <w:r>
-              <w:t>95.5292%</w:t>
+            <w:r>
+              <w:t>97.1321%</w:t>
             </w:r>
           </w:p>
         </w:tc>
@@ -19377,15 +19307,8 @@
             <w:vAlign w:val="top"/>
           </w:tcPr>
           <w:p>
-            <w:pPr>
-              <w:pStyle w:val="54"/>
-              <w:bidi w:val="0"/>
-              <w:rPr>
-                <w:rFonts w:hint="default"/>
-              </w:rPr>
-            </w:pPr>
-            <w:r>
-              <w:t>95.8204%</w:t>
+            <w:r>
+              <w:t>95.9591%</w:t>
             </w:r>
           </w:p>
         </w:tc>
@@ -19402,15 +19325,8 @@
             <w:vAlign w:val="top"/>
           </w:tcPr>
           <w:p>
-            <w:pPr>
-              <w:pStyle w:val="54"/>
-              <w:bidi w:val="0"/>
-              <w:rPr>
-                <w:rFonts w:hint="default"/>
-              </w:rPr>
-            </w:pPr>
-            <w:r>
-              <w:t>95.5292%</w:t>
+            <w:r>
+              <w:t>97.1321%</w:t>
             </w:r>
           </w:p>
         </w:tc>
@@ -19470,15 +19386,8 @@
             <w:vAlign w:val="top"/>
           </w:tcPr>
           <w:p>
-            <w:pPr>
-              <w:pStyle w:val="54"/>
-              <w:bidi w:val="0"/>
-              <w:rPr>
-                <w:rFonts w:hint="default"/>
-              </w:rPr>
-            </w:pPr>
-            <w:r>
-              <w:t>95.7839%</w:t>
+            <w:r>
+              <w:t>95.8981%</w:t>
             </w:r>
           </w:p>
         </w:tc>
@@ -19495,15 +19404,8 @@
             <w:vAlign w:val="top"/>
           </w:tcPr>
           <w:p>
-            <w:pPr>
-              <w:pStyle w:val="54"/>
-              <w:bidi w:val="0"/>
-              <w:rPr>
-                <w:rFonts w:hint="default"/>
-              </w:rPr>
-            </w:pPr>
-            <w:r>
-              <w:t>95.1642%</w:t>
+            <w:r>
+              <w:t>97.2075%</w:t>
             </w:r>
           </w:p>
         </w:tc>
@@ -19557,15 +19459,8 @@
             <w:vAlign w:val="top"/>
           </w:tcPr>
           <w:p>
-            <w:pPr>
-              <w:pStyle w:val="54"/>
-              <w:bidi w:val="0"/>
-              <w:rPr>
-                <w:rFonts w:hint="default"/>
-              </w:rPr>
-            </w:pPr>
-            <w:r>
-              <w:t>95.8204%</w:t>
+            <w:r>
+              <w:t>95.9134%</w:t>
             </w:r>
           </w:p>
         </w:tc>
@@ -19582,15 +19477,8 @@
             <w:vAlign w:val="top"/>
           </w:tcPr>
           <w:p>
-            <w:pPr>
-              <w:pStyle w:val="54"/>
-              <w:bidi w:val="0"/>
-              <w:rPr>
-                <w:rFonts w:hint="default"/>
-              </w:rPr>
-            </w:pPr>
-            <w:r>
-              <w:t>95.1642%</w:t>
+            <w:r>
+              <w:t>97.0566%</w:t>
             </w:r>
           </w:p>
         </w:tc>
@@ -22327,11 +22215,9 @@
         <w:rPr>
           <w:rFonts w:hint="default" w:ascii="Times New Roman" w:hAnsi="Times New Roman" w:cs="Times New Roman"/>
         </w:rPr>
-        <w:t>预测结果界面以设施名称和本次热源工况为基础信息，突出显示设施整体毁伤等级，同时给出连续 Dk、模型综合验证准确率和计算耗时。热源参数区分别显示方位角、俯仰角、目标热通量和持续时间，使预测结果能够与具体工况对应。对于需要进一步分析的工况，可根据预测等级和 Dk 与阈值的距离，选择相应 FDS 方案开展精细计算。</w:t>
-      </w:r>
-      <w:r>
-        <w:t>实测 36 个设施参考工况的平均单次预测耗时为 0.188 秒，统计口径包含模型加载、特征计算与推理。</w:t>
-      </w:r>
+        <w:t>预测结果界面以设施名称和本次热源工况为基础信息，突出显示设施整体毁伤等级，同时显示本次模型加载和推理耗时。热源参数区分别显示方位角、俯仰角、目标热通量和持续时间。程序在预测过程中显示加载状态；首次模型加载通常为数秒，后续预测受缓存影响会明显加快。</w:t>
+      </w:r>
+      <w:r/>
     </w:p>
     <w:p>
       <w:pPr>

--- a/report/航空航天设施工程预测方法的建模及计算仿真报告202608.docx
+++ b/report/航空航天设施工程预测方法的建模及计算仿真报告202608.docx
@@ -1,6 +1,6 @@
 
 <file path=word/document.xml><?xml version="1.0" encoding="utf-8"?>
-<w:document xmlns:wpc="http://schemas.microsoft.com/office/word/2010/wordprocessingCanvas" xmlns:cx="http://schemas.microsoft.com/office/drawing/2014/chartex" xmlns:cx1="http://schemas.microsoft.com/office/drawing/2015/9/8/chartex" xmlns:cx2="http://schemas.microsoft.com/office/drawing/2015/10/21/chartex" xmlns:cx3="http://schemas.microsoft.com/office/drawing/2016/5/9/chartex" xmlns:cx4="http://schemas.microsoft.com/office/drawing/2016/5/10/chartex" xmlns:cx5="http://schemas.microsoft.com/office/drawing/2016/5/11/chartex" xmlns:cx6="http://schemas.microsoft.com/office/drawing/2016/5/12/chartex" xmlns:cx7="http://schemas.microsoft.com/office/drawing/2016/5/13/chartex" xmlns:cx8="http://schemas.microsoft.com/office/drawing/2016/5/14/chartex" xmlns:mc="http://schemas.openxmlformats.org/markup-compatibility/2006" xmlns:o="urn:schemas-microsoft-com:office:office" xmlns:r="http://schemas.openxmlformats.org/officeDocument/2006/relationships" xmlns:m="http://schemas.openxmlformats.org/officeDocument/2006/math" xmlns:v="urn:schemas-microsoft-com:vml" xmlns:wp14="http://schemas.microsoft.com/office/word/2010/wordprocessingDrawing" xmlns:wp="http://schemas.openxmlformats.org/drawingml/2006/wordprocessingDrawing" xmlns:w="http://schemas.openxmlformats.org/wordprocessingml/2006/main" xmlns:w14="http://schemas.microsoft.com/office/word/2010/wordml" xmlns:w10="urn:schemas-microsoft-com:office:word" xmlns:w15="http://schemas.microsoft.com/office/word/2012/wordml" xmlns:wpg="http://schemas.microsoft.com/office/word/2010/wordprocessingGroup" xmlns:wpi="http://schemas.microsoft.com/office/word/2010/wordprocessingInk" xmlns:wne="http://schemas.microsoft.com/office/word/2006/wordml" xmlns:wps="http://schemas.microsoft.com/office/word/2010/wordprocessingShape" xmlns:wpsCustomData="http://www.wps.cn/officeDocument/2013/wpsCustomData" mc:Ignorable="w14 w15 wp14">
+<w:document xmlns:a="http://schemas.openxmlformats.org/drawingml/2006/main" xmlns:mc="http://schemas.openxmlformats.org/markup-compatibility/2006" xmlns:ns8="http://schemas.openxmlformats.org/officeDocument/2006/math" xmlns:pic="http://schemas.openxmlformats.org/drawingml/2006/picture" xmlns:r="http://schemas.openxmlformats.org/officeDocument/2006/relationships" xmlns:w="http://schemas.openxmlformats.org/wordprocessingml/2006/main" xmlns:w14="http://schemas.microsoft.com/office/word/2010/wordml" xmlns:w15="http://schemas.microsoft.com/office/word/2012/wordml" xmlns:wp="http://schemas.openxmlformats.org/drawingml/2006/wordprocessingDrawing" mc:Ignorable="w14 w15 wp14">
   <w:background w:color="FFFFFF"/>
   <w:body>
     <w:p>
@@ -2247,7 +2247,7 @@
           <w:sz w:val="24"/>
           <w:szCs w:val="24"/>
         </w:rPr>
-        <w:t>本报告将航空航天设施与机场机库设施纳入同一工程预测体系，建立基于 FDS 数值模拟数据的快速预测方法。传统精细化火灾数值仿真能够提供详细的温度场和热通量分布，但在多方向、多持续时间和多热通量条件下进行大规模扫描时计算成本较高。代理模型以热源工况特征与设施构型及目标特征为输入，同时预测连续毁伤指数 D</w:t>
+        <w:t>本报告将航空航天设施与机场机库设施纳入同一工程预测体系，建立基于 FDS 数值模拟数据的快速预测方法。传统精细化火灾数值仿真能够提供详细的温度场和热通量分布，但在多方向、多持续时间和多热通量条件下进行大规模扫描时计算成本较高。代理模型以热源工况特征与设施构型及目标特征为输入，同时预测连续损伤指数 D</w:t>
       </w:r>
       <w:r>
         <w:rPr>
@@ -2264,7 +2264,7 @@
           <w:sz w:val="24"/>
           <w:szCs w:val="24"/>
         </w:rPr>
-        <w:t xml:space="preserve"> 和四级毁伤结果。通过等级约束机制，连续值与工程等级保持一致，可用于热辐射工况快速筛查、阈值方向分析和代表性工况选择。</w:t>
+        <w:t xml:space="preserve"> 和四级损伤结果。通过等级约束机制，连续值与工程等级保持一致，可用于热辐射工况快速筛查、阈值方向分析和代表性工况选择。</w:t>
       </w:r>
     </w:p>
     <w:p>
@@ -5836,7 +5836,7 @@
           <w:rFonts w:hint="default" w:ascii="Times New Roman" w:hAnsi="Times New Roman" w:cs="Times New Roman"/>
           <w:lang w:val="en-US" w:eastAsia="zh-CN"/>
         </w:rPr>
-        <w:t>航空航天设施的设施级毁伤既受热源强度和作用时间控制，也受建筑尺度、结构与围护形式、迎火侧开口、发射与工艺设备布置以及高价值敏感目标位置影响。控制和处理建筑通常以实体围护、钢筋混凝土或钢结构框架、局部防护玻璃和受控开口为主要特征；总装与制造厂房更强调大跨度连续空间、设备搬运门和工艺区域；发射塔台及露天或半开放设施则可能存在更直接的受热路径。不同建筑形式对热通量的衰减、热量进入内部的路径和敏感目标的可见暴露程度不同。</w:t>
+        <w:t>航空航天设施的设施级损伤既受热源强度和作用时间控制，也受建筑尺度、结构与围护形式、迎火侧开口、发射与工艺设备布置以及高价值敏感目标位置影响。控制和处理建筑通常以实体围护、钢筋混凝土或钢结构框架、局部防护玻璃和受控开口为主要特征；总装与制造厂房更强调大跨度连续空间、设备搬运门和工艺区域；发射塔台及露天或半开放设施则可能存在更直接的受热路径。不同建筑形式对热通量的衰减、热量进入内部的路径和敏感目标的可见暴露程度不同。</w:t>
       </w:r>
     </w:p>
     <w:p>
@@ -5924,7 +5924,7 @@
           <w:rFonts w:hint="default" w:ascii="Times New Roman" w:hAnsi="Times New Roman" w:cs="Times New Roman"/>
           <w:lang w:val="en-US" w:eastAsia="zh-CN"/>
         </w:rPr>
-        <w:t>本研究面向航空航天设施与机场机库的工程快速评估需求，在 FDS 计算结果基础上建立热辐射工况与设施级 Dk 之间的映射。模型既输出连续 Dk，用于同等级内部的风险排序，又输出基本完好、轻微破坏、中等破坏和严重破坏四级结果，用于工程判定。通过批量扫描热通量、方位角、俯仰角和持续时间，可形成覆盖全部 21 个设施在不同方向与工况下的毁伤响应规律，为重点目标、重点方向和精细仿真工况选择提供依据。</w:t>
+        <w:t>本研究面向航空航天设施与机场机库的工程快速评估需求，在 FDS 计算结果基础上建立热辐射工况与设施级 Dk 之间的映射。模型既输出连续 Dk，用于同等级内部的风险排序，又输出基本完好、轻微破坏、中等破坏和严重破坏四级结果，用于工程判定。通过批量扫描热通量、方位角、俯仰角和持续时间，可形成覆盖全部 21 个设施在不同方向与工况下的损伤响应规律，为重点目标、重点方向和精细仿真工况选择提供依据。</w:t>
       </w:r>
     </w:p>
     <w:p>
@@ -6712,7 +6712,7 @@
           <w:rFonts w:hint="default" w:ascii="Times New Roman" w:hAnsi="Times New Roman" w:cs="Times New Roman"/>
           <w:lang w:val="en-US" w:eastAsia="zh-CN"/>
         </w:rPr>
-        <w:t>每条工况由设施 FDS 模型和对应的损伤计算结果共同组成。FDS 模型提供建筑计算域、障碍物、门窗与通风口、设备测点、敏感目标位置以及热辐射输入；损伤计算结果提供设施修复成本、资产价值和连续毁伤指数 Dk。建筑信息既包括长度、宽度、高度、平面面积和体积等尺度参数，也包括外墙、门窗、通风口、设备布置和迎火侧墙面信息；这些参数用于表达建筑体量、围护衰减、热量进入路径和目标暴露关系。经过完整性、有效性和取值范围检查后，形成 6558 条合格工况，其中航空航天设施 2838 条、机场机库设施 1285 条，本报告合计 4123 条。</w:t>
+        <w:t>每条工况由设施 FDS 模型和对应的损伤计算结果共同组成。FDS 模型提供建筑计算域、障碍物、门窗与通风口、设备测点、敏感目标位置以及热辐射输入；损伤计算结果提供设施修复成本、资产价值和连续损伤指数 Dk。建筑信息既包括长度、宽度、高度、平面面积和体积等尺度参数，也包括外墙、门窗、通风口、设备布置和迎火侧墙面信息；这些参数用于表达建筑体量、围护衰减、热量进入路径和目标暴露关系。经过完整性、有效性和取值范围检查后，形成 6558 条合格工况，其中航空航天设施 2838 条、机场机库设施 1285 条，本报告合计 4123 条。</w:t>
       </w:r>
     </w:p>
     <w:p>
@@ -6789,6 +6789,30 @@
           <w:bCs/>
         </w:rPr>
         <w:t>等效设施规模分级与典型几何参数</w:t>
+      </w:r>
+    </w:p>
+    <w:p>
+      <w:pPr>
+        <w:rPr>
+          <w:rFonts w:hint="default" w:ascii="Times New Roman" w:hAnsi="Times New Roman" w:cs="Times New Roman"/>
+          <w:lang w:val="en-US" w:eastAsia="zh-CN"/>
+        </w:rPr>
+      </w:pPr>
+      <w:r>
+        <w:rPr>
+          <w:rFonts w:hint="default" w:ascii="Times New Roman" w:hAnsi="Times New Roman" w:cs="Times New Roman"/>
+          <w:lang w:val="en-US" w:eastAsia="zh-CN"/>
+        </w:rPr>
+        <w:t>机场机库的规模分级依据典型民用与军用机库的建筑尺度统计确定。统计样本中机库长度中位数约为 135 m、四分位范围为 100–320 m，宽度中位数约为 90.5 m、主要集中在 80–100 m，高度中位数约为 26.5 m、四分位范围为 20–41.8 m。在此基础上，小型机库对应单机或轻型飞机机库，中型机库对应宽体客机或大型军机机库，大型机库对应多机位、总装或超大型大跨机库。机库门作为最关键的围护构件，其高度通常占建筑高度的 90%–95%，门宽一般占可开口立面宽度的 65%–75%，这一尺度耦合关系在等效模型中通过开口与门窗比例参数统一表达。模拟代表值即各规模档在 FDS 建模中实际采用的长宽高，相邻档位之间以代表值中点划分边界。</w:t>
+      </w:r>
+    </w:p>
+    <w:p>
+      <w:pPr>
+        <w:pStyle w:val="16"/>
+        <w:jc w:val="center"/>
+      </w:pPr>
+      <w:r>
+        <w:t xml:space="preserve">表 2-2 等效设施整体建筑面积范围</w:t>
       </w:r>
     </w:p>
     <w:tbl>
@@ -6805,14 +6829,9 @@
         </w:tblCellMar>
       </w:tblPr>
       <w:tblGrid>
-        <w:gridCol w:w="939"/>
-        <w:gridCol w:w="801"/>
-        <w:gridCol w:w="525"/>
-        <w:gridCol w:w="1283"/>
-        <w:gridCol w:w="1283"/>
-        <w:gridCol w:w="1159"/>
-        <w:gridCol w:w="2007"/>
-        <w:gridCol w:w="525"/>
+        <w:gridCol w:w="2800"/>
+        <w:gridCol w:w="1800"/>
+        <w:gridCol w:w="5000"/>
       </w:tblGrid>
       <w:tr>
         <w:tblPrEx>
@@ -6836,6 +6855,7 @@
               <w:tl2br w:val="nil"/>
             </w:tcBorders>
             <w:shd w:val="clear" w:color="auto" w:fill="FFFFFF"/>
+            <w:tcW w:w="2800" w:type="dxa"/>
           </w:tcPr>
           <w:p>
             <w:pPr>
@@ -6850,7 +6870,7 @@
                 <w:rFonts w:hint="eastAsia"/>
                 <w:b w:val="0"/>
               </w:rPr>
-              <w:t>设施类别</w:t>
+              <w:t xml:space="preserve">设施类别</w:t>
             </w:r>
           </w:p>
         </w:tc>
@@ -6863,6 +6883,7 @@
               <w:right w:val="nil"/>
             </w:tcBorders>
             <w:shd w:val="clear" w:color="auto" w:fill="FFFFFF"/>
+            <w:tcW w:w="1800" w:type="dxa"/>
           </w:tcPr>
           <w:p>
             <w:pPr>
@@ -6877,7 +6898,7 @@
                 <w:rFonts w:hint="eastAsia"/>
                 <w:b w:val="0"/>
               </w:rPr>
-              <w:t>建筑功能</w:t>
+              <w:t xml:space="preserve">规模</w:t>
             </w:r>
           </w:p>
         </w:tc>
@@ -6890,6 +6911,7 @@
               <w:right w:val="nil"/>
             </w:tcBorders>
             <w:shd w:val="clear" w:color="auto" w:fill="FFFFFF"/>
+            <w:tcW w:w="5000" w:type="dxa"/>
           </w:tcPr>
           <w:p>
             <w:pPr>
@@ -6904,144 +6926,7 @@
                 <w:rFonts w:hint="eastAsia"/>
                 <w:b w:val="0"/>
               </w:rPr>
-              <w:t>规模</w:t>
-            </w:r>
-          </w:p>
-        </w:tc>
-        <w:tc>
-          <w:tcPr>
-            <w:tcW w:w="1282" w:type="dxa"/>
-            <w:tcBorders>
-              <w:top w:val="single" w:color="000000" w:sz="12" w:space="0"/>
-              <w:left w:val="nil"/>
-              <w:bottom w:val="single" w:color="000000" w:sz="4" w:space="0"/>
-              <w:right w:val="nil"/>
-            </w:tcBorders>
-            <w:shd w:val="clear" w:color="auto" w:fill="FFFFFF"/>
-          </w:tcPr>
-          <w:p>
-            <w:pPr>
-              <w:pStyle w:val="54"/>
-              <w:bidi w:val="0"/>
-              <w:rPr>
-                <w:b w:val="0"/>
-              </w:rPr>
-            </w:pPr>
-            <w:r>
-              <w:rPr>
-                <w:rFonts w:hint="eastAsia"/>
-                <w:b w:val="0"/>
-              </w:rPr>
-              <w:t>长度范围（m）</w:t>
-            </w:r>
-          </w:p>
-        </w:tc>
-        <w:tc>
-          <w:tcPr>
-            <w:tcW w:w="1282" w:type="dxa"/>
-            <w:tcBorders>
-              <w:top w:val="single" w:color="000000" w:sz="12" w:space="0"/>
-              <w:left w:val="nil"/>
-              <w:bottom w:val="single" w:color="000000" w:sz="4" w:space="0"/>
-              <w:right w:val="nil"/>
-            </w:tcBorders>
-            <w:shd w:val="clear" w:color="auto" w:fill="FFFFFF"/>
-          </w:tcPr>
-          <w:p>
-            <w:pPr>
-              <w:pStyle w:val="54"/>
-              <w:bidi w:val="0"/>
-              <w:rPr>
-                <w:b w:val="0"/>
-              </w:rPr>
-            </w:pPr>
-            <w:r>
-              <w:rPr>
-                <w:rFonts w:hint="eastAsia"/>
-                <w:b w:val="0"/>
-              </w:rPr>
-              <w:t>宽度范围（m）</w:t>
-            </w:r>
-          </w:p>
-        </w:tc>
-        <w:tc>
-          <w:tcPr>
-            <w:tcBorders>
-              <w:top w:val="single" w:color="000000" w:sz="12" w:space="0"/>
-              <w:left w:val="nil"/>
-              <w:bottom w:val="single" w:color="000000" w:sz="4" w:space="0"/>
-              <w:right w:val="nil"/>
-            </w:tcBorders>
-            <w:shd w:val="clear" w:color="auto" w:fill="FFFFFF"/>
-          </w:tcPr>
-          <w:p>
-            <w:pPr>
-              <w:pStyle w:val="54"/>
-              <w:bidi w:val="0"/>
-              <w:rPr>
-                <w:b w:val="0"/>
-              </w:rPr>
-            </w:pPr>
-            <w:r>
-              <w:rPr>
-                <w:rFonts w:hint="eastAsia"/>
-                <w:b w:val="0"/>
-              </w:rPr>
-              <w:t>高度范围（m）</w:t>
-            </w:r>
-          </w:p>
-        </w:tc>
-        <w:tc>
-          <w:tcPr>
-            <w:tcBorders>
-              <w:top w:val="single" w:color="000000" w:sz="12" w:space="0"/>
-              <w:left w:val="nil"/>
-              <w:bottom w:val="single" w:color="000000" w:sz="4" w:space="0"/>
-              <w:right w:val="nil"/>
-            </w:tcBorders>
-            <w:shd w:val="clear" w:color="auto" w:fill="FFFFFF"/>
-          </w:tcPr>
-          <w:p>
-            <w:pPr>
-              <w:pStyle w:val="54"/>
-              <w:bidi w:val="0"/>
-              <w:rPr>
-                <w:b w:val="0"/>
-              </w:rPr>
-            </w:pPr>
-            <w:r>
-              <w:rPr>
-                <w:rFonts w:hint="eastAsia"/>
-                <w:b w:val="0"/>
-              </w:rPr>
-              <w:t>模拟代表值（长×宽×高）</w:t>
-            </w:r>
-          </w:p>
-        </w:tc>
-        <w:tc>
-          <w:tcPr>
-            <w:tcBorders>
-              <w:top w:val="single" w:color="000000" w:sz="12" w:space="0"/>
-              <w:left w:val="nil"/>
-              <w:bottom w:val="single" w:color="000000" w:sz="4" w:space="0"/>
-              <w:right w:val="nil"/>
-            </w:tcBorders>
-            <w:shd w:val="clear" w:color="auto" w:fill="FFFFFF"/>
-          </w:tcPr>
-          <w:p>
-            <w:pPr>
-              <w:pStyle w:val="54"/>
-              <w:bidi w:val="0"/>
-              <w:rPr>
-                <w:b w:val="0"/>
-              </w:rPr>
-            </w:pPr>
-            <w:r>
-              <w:rPr>
-                <w:rFonts w:hint="eastAsia"/>
-                <w:b w:val="0"/>
-              </w:rPr>
-              <w:t>层数</w:t>
+              <w:t xml:space="preserve">设施总建筑面积范围（m²）</w:t>
             </w:r>
           </w:p>
         </w:tc>
@@ -7064,6 +6949,7 @@
               <w:right w:val="nil"/>
             </w:tcBorders>
             <w:shd w:val="clear" w:color="auto" w:fill="FFFFFF"/>
+            <w:tcW w:w="2800" w:type="dxa"/>
           </w:tcPr>
           <w:p>
             <w:pPr>
@@ -7078,7 +6964,7 @@
                 <w:rFonts w:hint="eastAsia"/>
                 <w:b w:val="0"/>
               </w:rPr>
-              <w:t>航空航天等效设施</w:t>
+              <w:t xml:space="preserve">航空航天等效设施</w:t>
             </w:r>
           </w:p>
         </w:tc>
@@ -7091,6 +6977,7 @@
               <w:right w:val="nil"/>
             </w:tcBorders>
             <w:shd w:val="clear" w:color="auto" w:fill="FFFFFF"/>
+            <w:tcW w:w="1800" w:type="dxa"/>
           </w:tcPr>
           <w:p>
             <w:pPr>
@@ -7105,7 +6992,7 @@
                 <w:rFonts w:hint="eastAsia"/>
                 <w:b w:val="0"/>
               </w:rPr>
-              <w:t>发射控制中心</w:t>
+              <w:t xml:space="preserve">小</w:t>
             </w:r>
           </w:p>
         </w:tc>
@@ -7118,6 +7005,7 @@
               <w:right w:val="nil"/>
             </w:tcBorders>
             <w:shd w:val="clear" w:color="auto" w:fill="FFFFFF"/>
+            <w:tcW w:w="5000" w:type="dxa"/>
           </w:tcPr>
           <w:p>
             <w:pPr>
@@ -7132,163 +7020,7 @@
                 <w:rFonts w:hint="eastAsia"/>
                 <w:b w:val="0"/>
               </w:rPr>
-              <w:t>小</w:t>
-            </w:r>
-          </w:p>
-        </w:tc>
-        <w:tc>
-          <w:tcPr>
-            <w:tcW w:w="1282" w:type="dxa"/>
-            <w:tcBorders>
-              <w:top w:val="single" w:color="000000" w:sz="4" w:space="0"/>
-              <w:left w:val="nil"/>
-              <w:bottom w:val="nil"/>
-              <w:right w:val="nil"/>
-            </w:tcBorders>
-            <w:shd w:val="clear" w:color="auto" w:fill="FFFFFF"/>
-          </w:tcPr>
-          <w:p>
-            <w:pPr>
-              <w:pStyle w:val="54"/>
-              <w:bidi w:val="0"/>
-              <w:rPr>
-                <w:b w:val="0"/>
-              </w:rPr>
-            </w:pPr>
-            <w:r>
-              <w:rPr>
-                <w:rFonts w:hint="eastAsia"/>
-                <w:b w:val="0"/>
-                <w:lang w:val="en-US" w:eastAsia="zh-CN"/>
-              </w:rPr>
-              <w:t>&lt;</w:t>
-            </w:r>
-            <w:r>
-              <w:rPr>
-                <w:b w:val="0"/>
-              </w:rPr>
-              <w:t>75</w:t>
-            </w:r>
-          </w:p>
-        </w:tc>
-        <w:tc>
-          <w:tcPr>
-            <w:tcW w:w="1282" w:type="dxa"/>
-            <w:tcBorders>
-              <w:top w:val="single" w:color="000000" w:sz="4" w:space="0"/>
-              <w:left w:val="nil"/>
-              <w:bottom w:val="nil"/>
-              <w:right w:val="nil"/>
-            </w:tcBorders>
-            <w:shd w:val="clear" w:color="auto" w:fill="FFFFFF"/>
-          </w:tcPr>
-          <w:p>
-            <w:pPr>
-              <w:pStyle w:val="54"/>
-              <w:bidi w:val="0"/>
-              <w:rPr>
-                <w:b w:val="0"/>
-              </w:rPr>
-            </w:pPr>
-            <w:r>
-              <w:rPr>
-                <w:rFonts w:hint="eastAsia"/>
-                <w:b w:val="0"/>
-                <w:lang w:val="en-US" w:eastAsia="zh-CN"/>
-              </w:rPr>
-              <w:t>&lt;</w:t>
-            </w:r>
-            <w:r>
-              <w:rPr>
-                <w:b w:val="0"/>
-              </w:rPr>
-              <w:t>28</w:t>
-            </w:r>
-          </w:p>
-        </w:tc>
-        <w:tc>
-          <w:tcPr>
-            <w:tcBorders>
-              <w:top w:val="single" w:color="000000" w:sz="4" w:space="0"/>
-              <w:left w:val="nil"/>
-              <w:bottom w:val="nil"/>
-              <w:right w:val="nil"/>
-            </w:tcBorders>
-            <w:shd w:val="clear" w:color="auto" w:fill="FFFFFF"/>
-          </w:tcPr>
-          <w:p>
-            <w:pPr>
-              <w:pStyle w:val="54"/>
-              <w:bidi w:val="0"/>
-              <w:rPr>
-                <w:b w:val="0"/>
-              </w:rPr>
-            </w:pPr>
-            <w:r>
-              <w:rPr>
-                <w:rFonts w:hint="eastAsia"/>
-                <w:b w:val="0"/>
-                <w:lang w:val="en-US" w:eastAsia="zh-CN"/>
-              </w:rPr>
-              <w:t>&lt;</w:t>
-            </w:r>
-            <w:r>
-              <w:rPr>
-                <w:b w:val="0"/>
-              </w:rPr>
-              <w:t>10</w:t>
-            </w:r>
-          </w:p>
-        </w:tc>
-        <w:tc>
-          <w:tcPr>
-            <w:tcBorders>
-              <w:top w:val="single" w:color="000000" w:sz="4" w:space="0"/>
-              <w:left w:val="nil"/>
-              <w:bottom w:val="nil"/>
-              <w:right w:val="nil"/>
-            </w:tcBorders>
-            <w:shd w:val="clear" w:color="auto" w:fill="FFFFFF"/>
-          </w:tcPr>
-          <w:p>
-            <w:pPr>
-              <w:pStyle w:val="54"/>
-              <w:bidi w:val="0"/>
-              <w:rPr>
-                <w:b w:val="0"/>
-              </w:rPr>
-            </w:pPr>
-            <w:r>
-              <w:rPr>
-                <w:b w:val="0"/>
-              </w:rPr>
-              <w:t>65×24×9</w:t>
-            </w:r>
-          </w:p>
-        </w:tc>
-        <w:tc>
-          <w:tcPr>
-            <w:tcBorders>
-              <w:top w:val="single" w:color="000000" w:sz="4" w:space="0"/>
-              <w:left w:val="nil"/>
-              <w:bottom w:val="nil"/>
-              <w:right w:val="nil"/>
-            </w:tcBorders>
-            <w:shd w:val="clear" w:color="auto" w:fill="FFFFFF"/>
-          </w:tcPr>
-          <w:p>
-            <w:pPr>
-              <w:pStyle w:val="54"/>
-              <w:bidi w:val="0"/>
-              <w:rPr>
-                <w:b w:val="0"/>
-              </w:rPr>
-            </w:pPr>
-            <w:r>
-              <w:rPr>
-                <w:b w:val="0"/>
-              </w:rPr>
-              <w:t>2</w:t>
+              <w:t xml:space="preserve">≤36,690</w:t>
             </w:r>
           </w:p>
         </w:tc>
@@ -7311,6 +7043,7 @@
               <w:right w:val="nil"/>
             </w:tcBorders>
             <w:shd w:val="clear" w:color="auto" w:fill="FFFFFF"/>
+            <w:tcW w:w="2800" w:type="dxa"/>
           </w:tcPr>
           <w:p>
             <w:pPr>
@@ -7325,19 +7058,20 @@
                 <w:rFonts w:hint="eastAsia"/>
                 <w:b w:val="0"/>
               </w:rPr>
-              <w:t>航空航天等效设施</w:t>
-            </w:r>
-          </w:p>
-        </w:tc>
-        <w:tc>
-          <w:tcPr>
-            <w:tcBorders>
-              <w:top w:val="nil"/>
-              <w:left w:val="nil"/>
-              <w:bottom w:val="nil"/>
-              <w:right w:val="nil"/>
-            </w:tcBorders>
-            <w:shd w:val="clear" w:color="auto" w:fill="FFFFFF"/>
+              <w:t xml:space="preserve">航空航天等效设施</w:t>
+            </w:r>
+          </w:p>
+        </w:tc>
+        <w:tc>
+          <w:tcPr>
+            <w:tcBorders>
+              <w:top w:val="nil"/>
+              <w:left w:val="nil"/>
+              <w:bottom w:val="nil"/>
+              <w:right w:val="nil"/>
+            </w:tcBorders>
+            <w:shd w:val="clear" w:color="auto" w:fill="FFFFFF"/>
+            <w:tcW w:w="1800" w:type="dxa"/>
           </w:tcPr>
           <w:p>
             <w:pPr>
@@ -7352,19 +7086,20 @@
                 <w:rFonts w:hint="eastAsia"/>
                 <w:b w:val="0"/>
               </w:rPr>
-              <w:t>发射控制中心</w:t>
-            </w:r>
-          </w:p>
-        </w:tc>
-        <w:tc>
-          <w:tcPr>
-            <w:tcBorders>
-              <w:top w:val="nil"/>
-              <w:left w:val="nil"/>
-              <w:bottom w:val="nil"/>
-              <w:right w:val="nil"/>
-            </w:tcBorders>
-            <w:shd w:val="clear" w:color="auto" w:fill="FFFFFF"/>
+              <w:t xml:space="preserve">中</w:t>
+            </w:r>
+          </w:p>
+        </w:tc>
+        <w:tc>
+          <w:tcPr>
+            <w:tcBorders>
+              <w:top w:val="nil"/>
+              <w:left w:val="nil"/>
+              <w:bottom w:val="nil"/>
+              <w:right w:val="nil"/>
+            </w:tcBorders>
+            <w:shd w:val="clear" w:color="auto" w:fill="FFFFFF"/>
+            <w:tcW w:w="5000" w:type="dxa"/>
           </w:tcPr>
           <w:p>
             <w:pPr>
@@ -7379,139 +7114,7 @@
                 <w:rFonts w:hint="eastAsia"/>
                 <w:b w:val="0"/>
               </w:rPr>
-              <w:t>中</w:t>
-            </w:r>
-          </w:p>
-        </w:tc>
-        <w:tc>
-          <w:tcPr>
-            <w:tcW w:w="1282" w:type="dxa"/>
-            <w:tcBorders>
-              <w:top w:val="nil"/>
-              <w:left w:val="nil"/>
-              <w:bottom w:val="nil"/>
-              <w:right w:val="nil"/>
-            </w:tcBorders>
-            <w:shd w:val="clear" w:color="auto" w:fill="FFFFFF"/>
-          </w:tcPr>
-          <w:p>
-            <w:pPr>
-              <w:pStyle w:val="54"/>
-              <w:bidi w:val="0"/>
-              <w:rPr>
-                <w:b w:val="0"/>
-              </w:rPr>
-            </w:pPr>
-            <w:r>
-              <w:rPr>
-                <w:b w:val="0"/>
-              </w:rPr>
-              <w:t>75–98</w:t>
-            </w:r>
-          </w:p>
-        </w:tc>
-        <w:tc>
-          <w:tcPr>
-            <w:tcW w:w="1282" w:type="dxa"/>
-            <w:tcBorders>
-              <w:top w:val="nil"/>
-              <w:left w:val="nil"/>
-              <w:bottom w:val="nil"/>
-              <w:right w:val="nil"/>
-            </w:tcBorders>
-            <w:shd w:val="clear" w:color="auto" w:fill="FFFFFF"/>
-          </w:tcPr>
-          <w:p>
-            <w:pPr>
-              <w:pStyle w:val="54"/>
-              <w:bidi w:val="0"/>
-              <w:rPr>
-                <w:b w:val="0"/>
-              </w:rPr>
-            </w:pPr>
-            <w:r>
-              <w:rPr>
-                <w:b w:val="0"/>
-              </w:rPr>
-              <w:t>28–37</w:t>
-            </w:r>
-          </w:p>
-        </w:tc>
-        <w:tc>
-          <w:tcPr>
-            <w:tcBorders>
-              <w:top w:val="nil"/>
-              <w:left w:val="nil"/>
-              <w:bottom w:val="nil"/>
-              <w:right w:val="nil"/>
-            </w:tcBorders>
-            <w:shd w:val="clear" w:color="auto" w:fill="FFFFFF"/>
-          </w:tcPr>
-          <w:p>
-            <w:pPr>
-              <w:pStyle w:val="54"/>
-              <w:bidi w:val="0"/>
-              <w:rPr>
-                <w:b w:val="0"/>
-              </w:rPr>
-            </w:pPr>
-            <w:r>
-              <w:rPr>
-                <w:b w:val="0"/>
-              </w:rPr>
-              <w:t>10–11</w:t>
-            </w:r>
-          </w:p>
-        </w:tc>
-        <w:tc>
-          <w:tcPr>
-            <w:tcBorders>
-              <w:top w:val="nil"/>
-              <w:left w:val="nil"/>
-              <w:bottom w:val="nil"/>
-              <w:right w:val="nil"/>
-            </w:tcBorders>
-            <w:shd w:val="clear" w:color="auto" w:fill="FFFFFF"/>
-          </w:tcPr>
-          <w:p>
-            <w:pPr>
-              <w:pStyle w:val="54"/>
-              <w:bidi w:val="0"/>
-              <w:rPr>
-                <w:b w:val="0"/>
-              </w:rPr>
-            </w:pPr>
-            <w:r>
-              <w:rPr>
-                <w:b w:val="0"/>
-              </w:rPr>
-              <w:t>85×32.5×10</w:t>
-            </w:r>
-          </w:p>
-        </w:tc>
-        <w:tc>
-          <w:tcPr>
-            <w:tcBorders>
-              <w:top w:val="nil"/>
-              <w:left w:val="nil"/>
-              <w:bottom w:val="nil"/>
-              <w:right w:val="nil"/>
-            </w:tcBorders>
-            <w:shd w:val="clear" w:color="auto" w:fill="FFFFFF"/>
-          </w:tcPr>
-          <w:p>
-            <w:pPr>
-              <w:pStyle w:val="54"/>
-              <w:bidi w:val="0"/>
-              <w:rPr>
-                <w:b w:val="0"/>
-              </w:rPr>
-            </w:pPr>
-            <w:r>
-              <w:rPr>
-                <w:b w:val="0"/>
-              </w:rPr>
-              <w:t>2</w:t>
+              <w:t xml:space="preserve">36,690–60,763</w:t>
             </w:r>
           </w:p>
         </w:tc>
@@ -7526,6 +7129,7 @@
               <w:right w:val="nil"/>
             </w:tcBorders>
             <w:shd w:val="clear" w:color="auto" w:fill="FFFFFF"/>
+            <w:tcW w:w="2800" w:type="dxa"/>
           </w:tcPr>
           <w:p>
             <w:pPr>
@@ -7540,19 +7144,20 @@
                 <w:rFonts w:hint="eastAsia"/>
                 <w:b w:val="0"/>
               </w:rPr>
-              <w:t>航空航天等效设施</w:t>
-            </w:r>
-          </w:p>
-        </w:tc>
-        <w:tc>
-          <w:tcPr>
-            <w:tcBorders>
-              <w:top w:val="nil"/>
-              <w:left w:val="nil"/>
-              <w:bottom w:val="nil"/>
-              <w:right w:val="nil"/>
-            </w:tcBorders>
-            <w:shd w:val="clear" w:color="auto" w:fill="FFFFFF"/>
+              <w:t xml:space="preserve">航空航天等效设施</w:t>
+            </w:r>
+          </w:p>
+        </w:tc>
+        <w:tc>
+          <w:tcPr>
+            <w:tcBorders>
+              <w:top w:val="nil"/>
+              <w:left w:val="nil"/>
+              <w:bottom w:val="nil"/>
+              <w:right w:val="nil"/>
+            </w:tcBorders>
+            <w:shd w:val="clear" w:color="auto" w:fill="FFFFFF"/>
+            <w:tcW w:w="1800" w:type="dxa"/>
           </w:tcPr>
           <w:p>
             <w:pPr>
@@ -7567,19 +7172,20 @@
                 <w:rFonts w:hint="eastAsia"/>
                 <w:b w:val="0"/>
               </w:rPr>
-              <w:t>发射控制中心</w:t>
-            </w:r>
-          </w:p>
-        </w:tc>
-        <w:tc>
-          <w:tcPr>
-            <w:tcBorders>
-              <w:top w:val="nil"/>
-              <w:left w:val="nil"/>
-              <w:bottom w:val="nil"/>
-              <w:right w:val="nil"/>
-            </w:tcBorders>
-            <w:shd w:val="clear" w:color="auto" w:fill="FFFFFF"/>
+              <w:t xml:space="preserve">大</w:t>
+            </w:r>
+          </w:p>
+        </w:tc>
+        <w:tc>
+          <w:tcPr>
+            <w:tcBorders>
+              <w:top w:val="nil"/>
+              <w:left w:val="nil"/>
+              <w:bottom w:val="nil"/>
+              <w:right w:val="nil"/>
+            </w:tcBorders>
+            <w:shd w:val="clear" w:color="auto" w:fill="FFFFFF"/>
+            <w:tcW w:w="5000" w:type="dxa"/>
           </w:tcPr>
           <w:p>
             <w:pPr>
@@ -7594,163 +7200,7 @@
                 <w:rFonts w:hint="eastAsia"/>
                 <w:b w:val="0"/>
               </w:rPr>
-              <w:t>大</w:t>
-            </w:r>
-          </w:p>
-        </w:tc>
-        <w:tc>
-          <w:tcPr>
-            <w:tcW w:w="1282" w:type="dxa"/>
-            <w:tcBorders>
-              <w:top w:val="nil"/>
-              <w:left w:val="nil"/>
-              <w:bottom w:val="nil"/>
-              <w:right w:val="nil"/>
-            </w:tcBorders>
-            <w:shd w:val="clear" w:color="auto" w:fill="FFFFFF"/>
-          </w:tcPr>
-          <w:p>
-            <w:pPr>
-              <w:pStyle w:val="54"/>
-              <w:bidi w:val="0"/>
-              <w:rPr>
-                <w:b w:val="0"/>
-              </w:rPr>
-            </w:pPr>
-            <w:r>
-              <w:rPr>
-                <w:rFonts w:hint="eastAsia"/>
-                <w:b w:val="0"/>
-                <w:lang w:val="en-US" w:eastAsia="zh-CN"/>
-              </w:rPr>
-              <w:t>&gt;</w:t>
-            </w:r>
-            <w:r>
-              <w:rPr>
-                <w:b w:val="0"/>
-              </w:rPr>
-              <w:t>98</w:t>
-            </w:r>
-          </w:p>
-        </w:tc>
-        <w:tc>
-          <w:tcPr>
-            <w:tcW w:w="1282" w:type="dxa"/>
-            <w:tcBorders>
-              <w:top w:val="nil"/>
-              <w:left w:val="nil"/>
-              <w:bottom w:val="nil"/>
-              <w:right w:val="nil"/>
-            </w:tcBorders>
-            <w:shd w:val="clear" w:color="auto" w:fill="FFFFFF"/>
-          </w:tcPr>
-          <w:p>
-            <w:pPr>
-              <w:pStyle w:val="54"/>
-              <w:bidi w:val="0"/>
-              <w:rPr>
-                <w:b w:val="0"/>
-              </w:rPr>
-            </w:pPr>
-            <w:r>
-              <w:rPr>
-                <w:rFonts w:hint="eastAsia"/>
-                <w:b w:val="0"/>
-                <w:lang w:val="en-US" w:eastAsia="zh-CN"/>
-              </w:rPr>
-              <w:t>&gt;</w:t>
-            </w:r>
-            <w:r>
-              <w:rPr>
-                <w:b w:val="0"/>
-              </w:rPr>
-              <w:t>37</w:t>
-            </w:r>
-          </w:p>
-        </w:tc>
-        <w:tc>
-          <w:tcPr>
-            <w:tcBorders>
-              <w:top w:val="nil"/>
-              <w:left w:val="nil"/>
-              <w:bottom w:val="nil"/>
-              <w:right w:val="nil"/>
-            </w:tcBorders>
-            <w:shd w:val="clear" w:color="auto" w:fill="FFFFFF"/>
-          </w:tcPr>
-          <w:p>
-            <w:pPr>
-              <w:pStyle w:val="54"/>
-              <w:bidi w:val="0"/>
-              <w:rPr>
-                <w:b w:val="0"/>
-              </w:rPr>
-            </w:pPr>
-            <w:r>
-              <w:rPr>
-                <w:rFonts w:hint="eastAsia"/>
-                <w:b w:val="0"/>
-                <w:lang w:val="en-US" w:eastAsia="zh-CN"/>
-              </w:rPr>
-              <w:t>&gt;</w:t>
-            </w:r>
-            <w:r>
-              <w:rPr>
-                <w:b w:val="0"/>
-              </w:rPr>
-              <w:t>11</w:t>
-            </w:r>
-          </w:p>
-        </w:tc>
-        <w:tc>
-          <w:tcPr>
-            <w:tcBorders>
-              <w:top w:val="nil"/>
-              <w:left w:val="nil"/>
-              <w:bottom w:val="nil"/>
-              <w:right w:val="nil"/>
-            </w:tcBorders>
-            <w:shd w:val="clear" w:color="auto" w:fill="FFFFFF"/>
-          </w:tcPr>
-          <w:p>
-            <w:pPr>
-              <w:pStyle w:val="54"/>
-              <w:bidi w:val="0"/>
-              <w:rPr>
-                <w:b w:val="0"/>
-              </w:rPr>
-            </w:pPr>
-            <w:r>
-              <w:rPr>
-                <w:b w:val="0"/>
-              </w:rPr>
-              <w:t>110×42×12</w:t>
-            </w:r>
-          </w:p>
-        </w:tc>
-        <w:tc>
-          <w:tcPr>
-            <w:tcBorders>
-              <w:top w:val="nil"/>
-              <w:left w:val="nil"/>
-              <w:bottom w:val="nil"/>
-              <w:right w:val="nil"/>
-            </w:tcBorders>
-            <w:shd w:val="clear" w:color="auto" w:fill="FFFFFF"/>
-          </w:tcPr>
-          <w:p>
-            <w:pPr>
-              <w:pStyle w:val="54"/>
-              <w:bidi w:val="0"/>
-              <w:rPr>
-                <w:b w:val="0"/>
-              </w:rPr>
-            </w:pPr>
-            <w:r>
-              <w:rPr>
-                <w:b w:val="0"/>
-              </w:rPr>
-              <w:t>3</w:t>
+              <w:t xml:space="preserve">&gt;60,763</w:t>
             </w:r>
           </w:p>
         </w:tc>
@@ -7773,6 +7223,7 @@
               <w:right w:val="nil"/>
             </w:tcBorders>
             <w:shd w:val="clear" w:color="auto" w:fill="FFFFFF"/>
+            <w:tcW w:w="2800" w:type="dxa"/>
           </w:tcPr>
           <w:p>
             <w:pPr>
@@ -7787,19 +7238,20 @@
                 <w:rFonts w:hint="eastAsia"/>
                 <w:b w:val="0"/>
               </w:rPr>
-              <w:t>航空航天等效设施</w:t>
-            </w:r>
-          </w:p>
-        </w:tc>
-        <w:tc>
-          <w:tcPr>
-            <w:tcBorders>
-              <w:top w:val="nil"/>
-              <w:left w:val="nil"/>
-              <w:bottom w:val="nil"/>
-              <w:right w:val="nil"/>
-            </w:tcBorders>
-            <w:shd w:val="clear" w:color="auto" w:fill="FFFFFF"/>
+              <w:t xml:space="preserve">机场机库等效设施</w:t>
+            </w:r>
+          </w:p>
+        </w:tc>
+        <w:tc>
+          <w:tcPr>
+            <w:tcBorders>
+              <w:top w:val="nil"/>
+              <w:left w:val="nil"/>
+              <w:bottom w:val="nil"/>
+              <w:right w:val="nil"/>
+            </w:tcBorders>
+            <w:shd w:val="clear" w:color="auto" w:fill="FFFFFF"/>
+            <w:tcW w:w="1800" w:type="dxa"/>
           </w:tcPr>
           <w:p>
             <w:pPr>
@@ -7814,19 +7266,20 @@
                 <w:rFonts w:hint="eastAsia"/>
                 <w:b w:val="0"/>
               </w:rPr>
-              <w:t>总装车间</w:t>
-            </w:r>
-          </w:p>
-        </w:tc>
-        <w:tc>
-          <w:tcPr>
-            <w:tcBorders>
-              <w:top w:val="nil"/>
-              <w:left w:val="nil"/>
-              <w:bottom w:val="nil"/>
-              <w:right w:val="nil"/>
-            </w:tcBorders>
-            <w:shd w:val="clear" w:color="auto" w:fill="FFFFFF"/>
+              <w:t xml:space="preserve">小</w:t>
+            </w:r>
+          </w:p>
+        </w:tc>
+        <w:tc>
+          <w:tcPr>
+            <w:tcBorders>
+              <w:top w:val="nil"/>
+              <w:left w:val="nil"/>
+              <w:bottom w:val="nil"/>
+              <w:right w:val="nil"/>
+            </w:tcBorders>
+            <w:shd w:val="clear" w:color="auto" w:fill="FFFFFF"/>
+            <w:tcW w:w="5000" w:type="dxa"/>
           </w:tcPr>
           <w:p>
             <w:pPr>
@@ -7841,163 +7294,7 @@
                 <w:rFonts w:hint="eastAsia"/>
                 <w:b w:val="0"/>
               </w:rPr>
-              <w:t>小</w:t>
-            </w:r>
-          </w:p>
-        </w:tc>
-        <w:tc>
-          <w:tcPr>
-            <w:tcW w:w="1282" w:type="dxa"/>
-            <w:tcBorders>
-              <w:top w:val="nil"/>
-              <w:left w:val="nil"/>
-              <w:bottom w:val="nil"/>
-              <w:right w:val="nil"/>
-            </w:tcBorders>
-            <w:shd w:val="clear" w:color="auto" w:fill="FFFFFF"/>
-          </w:tcPr>
-          <w:p>
-            <w:pPr>
-              <w:pStyle w:val="54"/>
-              <w:bidi w:val="0"/>
-              <w:rPr>
-                <w:b w:val="0"/>
-              </w:rPr>
-            </w:pPr>
-            <w:r>
-              <w:rPr>
-                <w:rFonts w:hint="eastAsia"/>
-                <w:b w:val="0"/>
-                <w:lang w:val="en-US" w:eastAsia="zh-CN"/>
-              </w:rPr>
-              <w:t>&lt;</w:t>
-            </w:r>
-            <w:r>
-              <w:rPr>
-                <w:b w:val="0"/>
-              </w:rPr>
-              <w:t>158</w:t>
-            </w:r>
-          </w:p>
-        </w:tc>
-        <w:tc>
-          <w:tcPr>
-            <w:tcW w:w="1282" w:type="dxa"/>
-            <w:tcBorders>
-              <w:top w:val="nil"/>
-              <w:left w:val="nil"/>
-              <w:bottom w:val="nil"/>
-              <w:right w:val="nil"/>
-            </w:tcBorders>
-            <w:shd w:val="clear" w:color="auto" w:fill="FFFFFF"/>
-          </w:tcPr>
-          <w:p>
-            <w:pPr>
-              <w:pStyle w:val="54"/>
-              <w:bidi w:val="0"/>
-              <w:rPr>
-                <w:b w:val="0"/>
-              </w:rPr>
-            </w:pPr>
-            <w:r>
-              <w:rPr>
-                <w:rFonts w:hint="eastAsia"/>
-                <w:b w:val="0"/>
-                <w:lang w:val="en-US" w:eastAsia="zh-CN"/>
-              </w:rPr>
-              <w:t>&lt;</w:t>
-            </w:r>
-            <w:r>
-              <w:rPr>
-                <w:b w:val="0"/>
-              </w:rPr>
-              <w:t>115</w:t>
-            </w:r>
-          </w:p>
-        </w:tc>
-        <w:tc>
-          <w:tcPr>
-            <w:tcBorders>
-              <w:top w:val="nil"/>
-              <w:left w:val="nil"/>
-              <w:bottom w:val="nil"/>
-              <w:right w:val="nil"/>
-            </w:tcBorders>
-            <w:shd w:val="clear" w:color="auto" w:fill="FFFFFF"/>
-          </w:tcPr>
-          <w:p>
-            <w:pPr>
-              <w:pStyle w:val="54"/>
-              <w:bidi w:val="0"/>
-              <w:rPr>
-                <w:b w:val="0"/>
-              </w:rPr>
-            </w:pPr>
-            <w:r>
-              <w:rPr>
-                <w:rFonts w:hint="eastAsia"/>
-                <w:b w:val="0"/>
-                <w:lang w:val="en-US" w:eastAsia="zh-CN"/>
-              </w:rPr>
-              <w:t>&lt;</w:t>
-            </w:r>
-            <w:r>
-              <w:rPr>
-                <w:b w:val="0"/>
-              </w:rPr>
-              <w:t>30</w:t>
-            </w:r>
-          </w:p>
-        </w:tc>
-        <w:tc>
-          <w:tcPr>
-            <w:tcBorders>
-              <w:top w:val="nil"/>
-              <w:left w:val="nil"/>
-              <w:bottom w:val="nil"/>
-              <w:right w:val="nil"/>
-            </w:tcBorders>
-            <w:shd w:val="clear" w:color="auto" w:fill="FFFFFF"/>
-          </w:tcPr>
-          <w:p>
-            <w:pPr>
-              <w:pStyle w:val="54"/>
-              <w:bidi w:val="0"/>
-              <w:rPr>
-                <w:b w:val="0"/>
-              </w:rPr>
-            </w:pPr>
-            <w:r>
-              <w:rPr>
-                <w:b w:val="0"/>
-              </w:rPr>
-              <w:t>140×100×28</w:t>
-            </w:r>
-          </w:p>
-        </w:tc>
-        <w:tc>
-          <w:tcPr>
-            <w:tcBorders>
-              <w:top w:val="nil"/>
-              <w:left w:val="nil"/>
-              <w:bottom w:val="nil"/>
-              <w:right w:val="nil"/>
-            </w:tcBorders>
-            <w:shd w:val="clear" w:color="auto" w:fill="FFFFFF"/>
-          </w:tcPr>
-          <w:p>
-            <w:pPr>
-              <w:pStyle w:val="54"/>
-              <w:bidi w:val="0"/>
-              <w:rPr>
-                <w:b w:val="0"/>
-              </w:rPr>
-            </w:pPr>
-            <w:r>
-              <w:rPr>
-                <w:b w:val="0"/>
-              </w:rPr>
-              <w:t>1</w:t>
+              <w:t xml:space="preserve">≤6,000</w:t>
             </w:r>
           </w:p>
         </w:tc>
@@ -8020,6 +7317,7 @@
               <w:right w:val="nil"/>
             </w:tcBorders>
             <w:shd w:val="clear" w:color="auto" w:fill="FFFFFF"/>
+            <w:tcW w:w="2800" w:type="dxa"/>
           </w:tcPr>
           <w:p>
             <w:pPr>
@@ -8034,19 +7332,20 @@
                 <w:rFonts w:hint="eastAsia"/>
                 <w:b w:val="0"/>
               </w:rPr>
-              <w:t>航空航天等效设施</w:t>
-            </w:r>
-          </w:p>
-        </w:tc>
-        <w:tc>
-          <w:tcPr>
-            <w:tcBorders>
-              <w:top w:val="nil"/>
-              <w:left w:val="nil"/>
-              <w:bottom w:val="nil"/>
-              <w:right w:val="nil"/>
-            </w:tcBorders>
-            <w:shd w:val="clear" w:color="auto" w:fill="FFFFFF"/>
+              <w:t xml:space="preserve">机场机库等效设施</w:t>
+            </w:r>
+          </w:p>
+        </w:tc>
+        <w:tc>
+          <w:tcPr>
+            <w:tcBorders>
+              <w:top w:val="nil"/>
+              <w:left w:val="nil"/>
+              <w:bottom w:val="nil"/>
+              <w:right w:val="nil"/>
+            </w:tcBorders>
+            <w:shd w:val="clear" w:color="auto" w:fill="FFFFFF"/>
+            <w:tcW w:w="1800" w:type="dxa"/>
           </w:tcPr>
           <w:p>
             <w:pPr>
@@ -8061,19 +7360,20 @@
                 <w:rFonts w:hint="eastAsia"/>
                 <w:b w:val="0"/>
               </w:rPr>
-              <w:t>总装车间</w:t>
-            </w:r>
-          </w:p>
-        </w:tc>
-        <w:tc>
-          <w:tcPr>
-            <w:tcBorders>
-              <w:top w:val="nil"/>
-              <w:left w:val="nil"/>
-              <w:bottom w:val="nil"/>
-              <w:right w:val="nil"/>
-            </w:tcBorders>
-            <w:shd w:val="clear" w:color="auto" w:fill="FFFFFF"/>
+              <w:t xml:space="preserve">中</w:t>
+            </w:r>
+          </w:p>
+        </w:tc>
+        <w:tc>
+          <w:tcPr>
+            <w:tcBorders>
+              <w:top w:val="nil"/>
+              <w:left w:val="nil"/>
+              <w:bottom w:val="nil"/>
+              <w:right w:val="nil"/>
+            </w:tcBorders>
+            <w:shd w:val="clear" w:color="auto" w:fill="FFFFFF"/>
+            <w:tcW w:w="5000" w:type="dxa"/>
           </w:tcPr>
           <w:p>
             <w:pPr>
@@ -8088,139 +7388,7 @@
                 <w:rFonts w:hint="eastAsia"/>
                 <w:b w:val="0"/>
               </w:rPr>
-              <w:t>中</w:t>
-            </w:r>
-          </w:p>
-        </w:tc>
-        <w:tc>
-          <w:tcPr>
-            <w:tcW w:w="1282" w:type="dxa"/>
-            <w:tcBorders>
-              <w:top w:val="nil"/>
-              <w:left w:val="nil"/>
-              <w:bottom w:val="nil"/>
-              <w:right w:val="nil"/>
-            </w:tcBorders>
-            <w:shd w:val="clear" w:color="auto" w:fill="FFFFFF"/>
-          </w:tcPr>
-          <w:p>
-            <w:pPr>
-              <w:pStyle w:val="54"/>
-              <w:bidi w:val="0"/>
-              <w:rPr>
-                <w:b w:val="0"/>
-              </w:rPr>
-            </w:pPr>
-            <w:r>
-              <w:rPr>
-                <w:b w:val="0"/>
-              </w:rPr>
-              <w:t>158–195</w:t>
-            </w:r>
-          </w:p>
-        </w:tc>
-        <w:tc>
-          <w:tcPr>
-            <w:tcW w:w="1282" w:type="dxa"/>
-            <w:tcBorders>
-              <w:top w:val="nil"/>
-              <w:left w:val="nil"/>
-              <w:bottom w:val="nil"/>
-              <w:right w:val="nil"/>
-            </w:tcBorders>
-            <w:shd w:val="clear" w:color="auto" w:fill="FFFFFF"/>
-          </w:tcPr>
-          <w:p>
-            <w:pPr>
-              <w:pStyle w:val="54"/>
-              <w:bidi w:val="0"/>
-              <w:rPr>
-                <w:b w:val="0"/>
-              </w:rPr>
-            </w:pPr>
-            <w:r>
-              <w:rPr>
-                <w:b w:val="0"/>
-              </w:rPr>
-              <w:t>115–145</w:t>
-            </w:r>
-          </w:p>
-        </w:tc>
-        <w:tc>
-          <w:tcPr>
-            <w:tcBorders>
-              <w:top w:val="nil"/>
-              <w:left w:val="nil"/>
-              <w:bottom w:val="nil"/>
-              <w:right w:val="nil"/>
-            </w:tcBorders>
-            <w:shd w:val="clear" w:color="auto" w:fill="FFFFFF"/>
-          </w:tcPr>
-          <w:p>
-            <w:pPr>
-              <w:pStyle w:val="54"/>
-              <w:bidi w:val="0"/>
-              <w:rPr>
-                <w:b w:val="0"/>
-              </w:rPr>
-            </w:pPr>
-            <w:r>
-              <w:rPr>
-                <w:b w:val="0"/>
-              </w:rPr>
-              <w:t>30–34</w:t>
-            </w:r>
-          </w:p>
-        </w:tc>
-        <w:tc>
-          <w:tcPr>
-            <w:tcBorders>
-              <w:top w:val="nil"/>
-              <w:left w:val="nil"/>
-              <w:bottom w:val="nil"/>
-              <w:right w:val="nil"/>
-            </w:tcBorders>
-            <w:shd w:val="clear" w:color="auto" w:fill="FFFFFF"/>
-          </w:tcPr>
-          <w:p>
-            <w:pPr>
-              <w:pStyle w:val="54"/>
-              <w:bidi w:val="0"/>
-              <w:rPr>
-                <w:b w:val="0"/>
-              </w:rPr>
-            </w:pPr>
-            <w:r>
-              <w:rPr>
-                <w:b w:val="0"/>
-              </w:rPr>
-              <w:t>175×130×32</w:t>
-            </w:r>
-          </w:p>
-        </w:tc>
-        <w:tc>
-          <w:tcPr>
-            <w:tcBorders>
-              <w:top w:val="nil"/>
-              <w:left w:val="nil"/>
-              <w:bottom w:val="nil"/>
-              <w:right w:val="nil"/>
-            </w:tcBorders>
-            <w:shd w:val="clear" w:color="auto" w:fill="FFFFFF"/>
-          </w:tcPr>
-          <w:p>
-            <w:pPr>
-              <w:pStyle w:val="54"/>
-              <w:bidi w:val="0"/>
-              <w:rPr>
-                <w:b w:val="0"/>
-              </w:rPr>
-            </w:pPr>
-            <w:r>
-              <w:rPr>
-                <w:b w:val="0"/>
-              </w:rPr>
-              <w:t>1</w:t>
+              <w:t xml:space="preserve">6,000–24,000</w:t>
             </w:r>
           </w:p>
         </w:tc>
@@ -8243,6 +7411,7 @@
               <w:right w:val="nil"/>
             </w:tcBorders>
             <w:shd w:val="clear" w:color="auto" w:fill="FFFFFF"/>
+            <w:tcW w:w="2800" w:type="dxa"/>
           </w:tcPr>
           <w:p>
             <w:pPr>
@@ -8257,19 +7426,20 @@
                 <w:rFonts w:hint="eastAsia"/>
                 <w:b w:val="0"/>
               </w:rPr>
-              <w:t>航空航天等效设施</w:t>
-            </w:r>
-          </w:p>
-        </w:tc>
-        <w:tc>
-          <w:tcPr>
-            <w:tcBorders>
-              <w:top w:val="nil"/>
-              <w:left w:val="nil"/>
-              <w:bottom w:val="nil"/>
-              <w:right w:val="nil"/>
-            </w:tcBorders>
-            <w:shd w:val="clear" w:color="auto" w:fill="FFFFFF"/>
+              <w:t xml:space="preserve">机场机库等效设施</w:t>
+            </w:r>
+          </w:p>
+        </w:tc>
+        <w:tc>
+          <w:tcPr>
+            <w:tcBorders>
+              <w:top w:val="nil"/>
+              <w:left w:val="nil"/>
+              <w:bottom w:val="nil"/>
+              <w:right w:val="nil"/>
+            </w:tcBorders>
+            <w:shd w:val="clear" w:color="auto" w:fill="FFFFFF"/>
+            <w:tcW w:w="1800" w:type="dxa"/>
           </w:tcPr>
           <w:p>
             <w:pPr>
@@ -8284,19 +7454,20 @@
                 <w:rFonts w:hint="eastAsia"/>
                 <w:b w:val="0"/>
               </w:rPr>
-              <w:t>总装车间</w:t>
-            </w:r>
-          </w:p>
-        </w:tc>
-        <w:tc>
-          <w:tcPr>
-            <w:tcBorders>
-              <w:top w:val="nil"/>
-              <w:left w:val="nil"/>
-              <w:bottom w:val="nil"/>
-              <w:right w:val="nil"/>
-            </w:tcBorders>
-            <w:shd w:val="clear" w:color="auto" w:fill="FFFFFF"/>
+              <w:t xml:space="preserve">大</w:t>
+            </w:r>
+          </w:p>
+        </w:tc>
+        <w:tc>
+          <w:tcPr>
+            <w:tcBorders>
+              <w:top w:val="nil"/>
+              <w:left w:val="nil"/>
+              <w:bottom w:val="nil"/>
+              <w:right w:val="nil"/>
+            </w:tcBorders>
+            <w:shd w:val="clear" w:color="auto" w:fill="FFFFFF"/>
+            <w:tcW w:w="5000" w:type="dxa"/>
           </w:tcPr>
           <w:p>
             <w:pPr>
@@ -8311,3017 +7482,7 @@
                 <w:rFonts w:hint="eastAsia"/>
                 <w:b w:val="0"/>
               </w:rPr>
-              <w:t>大</w:t>
-            </w:r>
-          </w:p>
-        </w:tc>
-        <w:tc>
-          <w:tcPr>
-            <w:tcW w:w="1282" w:type="dxa"/>
-            <w:tcBorders>
-              <w:top w:val="nil"/>
-              <w:left w:val="nil"/>
-              <w:bottom w:val="nil"/>
-              <w:right w:val="nil"/>
-            </w:tcBorders>
-            <w:shd w:val="clear" w:color="auto" w:fill="FFFFFF"/>
-          </w:tcPr>
-          <w:p>
-            <w:pPr>
-              <w:pStyle w:val="54"/>
-              <w:bidi w:val="0"/>
-              <w:rPr>
-                <w:b w:val="0"/>
-              </w:rPr>
-            </w:pPr>
-            <w:r>
-              <w:rPr>
-                <w:rFonts w:hint="eastAsia"/>
-                <w:b w:val="0"/>
-                <w:lang w:val="en-US" w:eastAsia="zh-CN"/>
-              </w:rPr>
-              <w:t>&gt;</w:t>
-            </w:r>
-            <w:r>
-              <w:rPr>
-                <w:b w:val="0"/>
-              </w:rPr>
-              <w:t>195</w:t>
-            </w:r>
-          </w:p>
-        </w:tc>
-        <w:tc>
-          <w:tcPr>
-            <w:tcW w:w="1282" w:type="dxa"/>
-            <w:tcBorders>
-              <w:top w:val="nil"/>
-              <w:left w:val="nil"/>
-              <w:bottom w:val="nil"/>
-              <w:right w:val="nil"/>
-            </w:tcBorders>
-            <w:shd w:val="clear" w:color="auto" w:fill="FFFFFF"/>
-          </w:tcPr>
-          <w:p>
-            <w:pPr>
-              <w:pStyle w:val="54"/>
-              <w:bidi w:val="0"/>
-              <w:rPr>
-                <w:b w:val="0"/>
-              </w:rPr>
-            </w:pPr>
-            <w:r>
-              <w:rPr>
-                <w:rFonts w:hint="eastAsia"/>
-                <w:b w:val="0"/>
-                <w:lang w:val="en-US" w:eastAsia="zh-CN"/>
-              </w:rPr>
-              <w:t>&gt;</w:t>
-            </w:r>
-            <w:r>
-              <w:rPr>
-                <w:b w:val="0"/>
-              </w:rPr>
-              <w:t>145</w:t>
-            </w:r>
-          </w:p>
-        </w:tc>
-        <w:tc>
-          <w:tcPr>
-            <w:tcBorders>
-              <w:top w:val="nil"/>
-              <w:left w:val="nil"/>
-              <w:bottom w:val="nil"/>
-              <w:right w:val="nil"/>
-            </w:tcBorders>
-            <w:shd w:val="clear" w:color="auto" w:fill="FFFFFF"/>
-          </w:tcPr>
-          <w:p>
-            <w:pPr>
-              <w:pStyle w:val="54"/>
-              <w:bidi w:val="0"/>
-              <w:rPr>
-                <w:rFonts w:hint="eastAsia" w:eastAsia="宋体"/>
-                <w:b w:val="0"/>
-                <w:lang w:eastAsia="zh-CN"/>
-              </w:rPr>
-            </w:pPr>
-            <w:r>
-              <w:rPr>
-                <w:rFonts w:hint="eastAsia"/>
-                <w:b w:val="0"/>
-                <w:lang w:val="en-US" w:eastAsia="zh-CN"/>
-              </w:rPr>
-              <w:t>&gt;</w:t>
-            </w:r>
-            <w:r>
-              <w:rPr>
-                <w:b w:val="0"/>
-              </w:rPr>
-              <w:t>3</w:t>
-            </w:r>
-            <w:r>
-              <w:rPr>
-                <w:rFonts w:hint="eastAsia"/>
-                <w:b w:val="0"/>
-                <w:lang w:val="en-US" w:eastAsia="zh-CN"/>
-              </w:rPr>
-              <w:t>4</w:t>
-            </w:r>
-          </w:p>
-        </w:tc>
-        <w:tc>
-          <w:tcPr>
-            <w:tcBorders>
-              <w:top w:val="nil"/>
-              <w:left w:val="nil"/>
-              <w:bottom w:val="nil"/>
-              <w:right w:val="nil"/>
-            </w:tcBorders>
-            <w:shd w:val="clear" w:color="auto" w:fill="FFFFFF"/>
-          </w:tcPr>
-          <w:p>
-            <w:pPr>
-              <w:pStyle w:val="54"/>
-              <w:bidi w:val="0"/>
-              <w:rPr>
-                <w:b w:val="0"/>
-              </w:rPr>
-            </w:pPr>
-            <w:r>
-              <w:rPr>
-                <w:b w:val="0"/>
-              </w:rPr>
-              <w:t>215×160×35</w:t>
-            </w:r>
-          </w:p>
-        </w:tc>
-        <w:tc>
-          <w:tcPr>
-            <w:tcBorders>
-              <w:top w:val="nil"/>
-              <w:left w:val="nil"/>
-              <w:bottom w:val="nil"/>
-              <w:right w:val="nil"/>
-            </w:tcBorders>
-            <w:shd w:val="clear" w:color="auto" w:fill="FFFFFF"/>
-          </w:tcPr>
-          <w:p>
-            <w:pPr>
-              <w:pStyle w:val="54"/>
-              <w:bidi w:val="0"/>
-              <w:rPr>
-                <w:b w:val="0"/>
-              </w:rPr>
-            </w:pPr>
-            <w:r>
-              <w:rPr>
-                <w:b w:val="0"/>
-              </w:rPr>
-              <w:t>1</w:t>
-            </w:r>
-          </w:p>
-        </w:tc>
-      </w:tr>
-      <w:tr>
-        <w:tc>
-          <w:tcPr>
-            <w:tcBorders>
-              <w:top w:val="nil"/>
-              <w:left w:val="nil"/>
-              <w:bottom w:val="nil"/>
-              <w:right w:val="nil"/>
-            </w:tcBorders>
-            <w:shd w:val="clear" w:color="auto" w:fill="FFFFFF"/>
-          </w:tcPr>
-          <w:p>
-            <w:pPr>
-              <w:pStyle w:val="54"/>
-              <w:bidi w:val="0"/>
-              <w:rPr>
-                <w:b w:val="0"/>
-              </w:rPr>
-            </w:pPr>
-            <w:r>
-              <w:rPr>
-                <w:rFonts w:hint="eastAsia"/>
-                <w:b w:val="0"/>
-              </w:rPr>
-              <w:t>航空航天等效设施</w:t>
-            </w:r>
-          </w:p>
-        </w:tc>
-        <w:tc>
-          <w:tcPr>
-            <w:tcBorders>
-              <w:top w:val="nil"/>
-              <w:left w:val="nil"/>
-              <w:bottom w:val="nil"/>
-              <w:right w:val="nil"/>
-            </w:tcBorders>
-            <w:shd w:val="clear" w:color="auto" w:fill="FFFFFF"/>
-          </w:tcPr>
-          <w:p>
-            <w:pPr>
-              <w:pStyle w:val="54"/>
-              <w:bidi w:val="0"/>
-              <w:rPr>
-                <w:b w:val="0"/>
-              </w:rPr>
-            </w:pPr>
-            <w:r>
-              <w:rPr>
-                <w:rFonts w:hint="eastAsia"/>
-                <w:b w:val="0"/>
-              </w:rPr>
-              <w:t>部装车间</w:t>
-            </w:r>
-          </w:p>
-        </w:tc>
-        <w:tc>
-          <w:tcPr>
-            <w:tcBorders>
-              <w:top w:val="nil"/>
-              <w:left w:val="nil"/>
-              <w:bottom w:val="nil"/>
-              <w:right w:val="nil"/>
-            </w:tcBorders>
-            <w:shd w:val="clear" w:color="auto" w:fill="FFFFFF"/>
-          </w:tcPr>
-          <w:p>
-            <w:pPr>
-              <w:pStyle w:val="54"/>
-              <w:bidi w:val="0"/>
-              <w:rPr>
-                <w:b w:val="0"/>
-              </w:rPr>
-            </w:pPr>
-            <w:r>
-              <w:rPr>
-                <w:rFonts w:hint="eastAsia"/>
-                <w:b w:val="0"/>
-              </w:rPr>
-              <w:t>小</w:t>
-            </w:r>
-          </w:p>
-        </w:tc>
-        <w:tc>
-          <w:tcPr>
-            <w:tcW w:w="1282" w:type="dxa"/>
-            <w:tcBorders>
-              <w:top w:val="nil"/>
-              <w:left w:val="nil"/>
-              <w:bottom w:val="nil"/>
-              <w:right w:val="nil"/>
-            </w:tcBorders>
-            <w:shd w:val="clear" w:color="auto" w:fill="FFFFFF"/>
-          </w:tcPr>
-          <w:p>
-            <w:pPr>
-              <w:pStyle w:val="54"/>
-              <w:bidi w:val="0"/>
-              <w:rPr>
-                <w:b w:val="0"/>
-              </w:rPr>
-            </w:pPr>
-            <w:r>
-              <w:rPr>
-                <w:rFonts w:hint="eastAsia"/>
-                <w:b w:val="0"/>
-                <w:lang w:val="en-US" w:eastAsia="zh-CN"/>
-              </w:rPr>
-              <w:t>&lt;</w:t>
-            </w:r>
-            <w:r>
-              <w:rPr>
-                <w:b w:val="0"/>
-              </w:rPr>
-              <w:t>120</w:t>
-            </w:r>
-          </w:p>
-        </w:tc>
-        <w:tc>
-          <w:tcPr>
-            <w:tcW w:w="1282" w:type="dxa"/>
-            <w:tcBorders>
-              <w:top w:val="nil"/>
-              <w:left w:val="nil"/>
-              <w:bottom w:val="nil"/>
-              <w:right w:val="nil"/>
-            </w:tcBorders>
-            <w:shd w:val="clear" w:color="auto" w:fill="FFFFFF"/>
-          </w:tcPr>
-          <w:p>
-            <w:pPr>
-              <w:pStyle w:val="54"/>
-              <w:bidi w:val="0"/>
-              <w:rPr>
-                <w:b w:val="0"/>
-              </w:rPr>
-            </w:pPr>
-            <w:r>
-              <w:rPr>
-                <w:rFonts w:hint="eastAsia"/>
-                <w:b w:val="0"/>
-                <w:lang w:val="en-US" w:eastAsia="zh-CN"/>
-              </w:rPr>
-              <w:t>&lt;</w:t>
-            </w:r>
-            <w:r>
-              <w:rPr>
-                <w:b w:val="0"/>
-              </w:rPr>
-              <w:t>55</w:t>
-            </w:r>
-          </w:p>
-        </w:tc>
-        <w:tc>
-          <w:tcPr>
-            <w:tcBorders>
-              <w:top w:val="nil"/>
-              <w:left w:val="nil"/>
-              <w:bottom w:val="nil"/>
-              <w:right w:val="nil"/>
-            </w:tcBorders>
-            <w:shd w:val="clear" w:color="auto" w:fill="FFFFFF"/>
-          </w:tcPr>
-          <w:p>
-            <w:pPr>
-              <w:pStyle w:val="54"/>
-              <w:bidi w:val="0"/>
-              <w:rPr>
-                <w:b w:val="0"/>
-              </w:rPr>
-            </w:pPr>
-            <w:r>
-              <w:rPr>
-                <w:rFonts w:hint="eastAsia"/>
-                <w:b w:val="0"/>
-                <w:lang w:val="en-US" w:eastAsia="zh-CN"/>
-              </w:rPr>
-              <w:t>&lt;</w:t>
-            </w:r>
-            <w:r>
-              <w:rPr>
-                <w:b w:val="0"/>
-              </w:rPr>
-              <w:t>13</w:t>
-            </w:r>
-          </w:p>
-        </w:tc>
-        <w:tc>
-          <w:tcPr>
-            <w:tcBorders>
-              <w:top w:val="nil"/>
-              <w:left w:val="nil"/>
-              <w:bottom w:val="nil"/>
-              <w:right w:val="nil"/>
-            </w:tcBorders>
-            <w:shd w:val="clear" w:color="auto" w:fill="FFFFFF"/>
-          </w:tcPr>
-          <w:p>
-            <w:pPr>
-              <w:pStyle w:val="54"/>
-              <w:bidi w:val="0"/>
-              <w:rPr>
-                <w:b w:val="0"/>
-              </w:rPr>
-            </w:pPr>
-            <w:r>
-              <w:rPr>
-                <w:b w:val="0"/>
-              </w:rPr>
-              <w:t>105×45×10</w:t>
-            </w:r>
-          </w:p>
-        </w:tc>
-        <w:tc>
-          <w:tcPr>
-            <w:tcBorders>
-              <w:top w:val="nil"/>
-              <w:left w:val="nil"/>
-              <w:bottom w:val="nil"/>
-              <w:right w:val="nil"/>
-            </w:tcBorders>
-            <w:shd w:val="clear" w:color="auto" w:fill="FFFFFF"/>
-          </w:tcPr>
-          <w:p>
-            <w:pPr>
-              <w:pStyle w:val="54"/>
-              <w:bidi w:val="0"/>
-              <w:rPr>
-                <w:b w:val="0"/>
-              </w:rPr>
-            </w:pPr>
-            <w:r>
-              <w:rPr>
-                <w:b w:val="0"/>
-              </w:rPr>
-              <w:t>1</w:t>
-            </w:r>
-          </w:p>
-        </w:tc>
-      </w:tr>
-      <w:tr>
-        <w:tblPrEx>
-          <w:tblCellMar>
-            <w:top w:w="0" w:type="dxa"/>
-            <w:left w:w="108" w:type="dxa"/>
-            <w:bottom w:w="0" w:type="dxa"/>
-            <w:right w:w="108" w:type="dxa"/>
-          </w:tblCellMar>
-        </w:tblPrEx>
-        <w:tc>
-          <w:tcPr>
-            <w:tcBorders>
-              <w:top w:val="nil"/>
-              <w:left w:val="nil"/>
-              <w:bottom w:val="nil"/>
-              <w:right w:val="nil"/>
-            </w:tcBorders>
-            <w:shd w:val="clear" w:color="auto" w:fill="FFFFFF"/>
-          </w:tcPr>
-          <w:p>
-            <w:pPr>
-              <w:pStyle w:val="54"/>
-              <w:bidi w:val="0"/>
-              <w:rPr>
-                <w:b w:val="0"/>
-              </w:rPr>
-            </w:pPr>
-            <w:r>
-              <w:rPr>
-                <w:rFonts w:hint="eastAsia"/>
-                <w:b w:val="0"/>
-              </w:rPr>
-              <w:t>航空航天等效设施</w:t>
-            </w:r>
-          </w:p>
-        </w:tc>
-        <w:tc>
-          <w:tcPr>
-            <w:tcBorders>
-              <w:top w:val="nil"/>
-              <w:left w:val="nil"/>
-              <w:bottom w:val="nil"/>
-              <w:right w:val="nil"/>
-            </w:tcBorders>
-            <w:shd w:val="clear" w:color="auto" w:fill="FFFFFF"/>
-          </w:tcPr>
-          <w:p>
-            <w:pPr>
-              <w:pStyle w:val="54"/>
-              <w:bidi w:val="0"/>
-              <w:rPr>
-                <w:b w:val="0"/>
-              </w:rPr>
-            </w:pPr>
-            <w:r>
-              <w:rPr>
-                <w:rFonts w:hint="eastAsia"/>
-                <w:b w:val="0"/>
-              </w:rPr>
-              <w:t>部装车间</w:t>
-            </w:r>
-          </w:p>
-        </w:tc>
-        <w:tc>
-          <w:tcPr>
-            <w:tcBorders>
-              <w:top w:val="nil"/>
-              <w:left w:val="nil"/>
-              <w:bottom w:val="nil"/>
-              <w:right w:val="nil"/>
-            </w:tcBorders>
-            <w:shd w:val="clear" w:color="auto" w:fill="FFFFFF"/>
-          </w:tcPr>
-          <w:p>
-            <w:pPr>
-              <w:pStyle w:val="54"/>
-              <w:bidi w:val="0"/>
-              <w:rPr>
-                <w:b w:val="0"/>
-              </w:rPr>
-            </w:pPr>
-            <w:r>
-              <w:rPr>
-                <w:rFonts w:hint="eastAsia"/>
-                <w:b w:val="0"/>
-              </w:rPr>
-              <w:t>中</w:t>
-            </w:r>
-          </w:p>
-        </w:tc>
-        <w:tc>
-          <w:tcPr>
-            <w:tcW w:w="1282" w:type="dxa"/>
-            <w:tcBorders>
-              <w:top w:val="nil"/>
-              <w:left w:val="nil"/>
-              <w:bottom w:val="nil"/>
-              <w:right w:val="nil"/>
-            </w:tcBorders>
-            <w:shd w:val="clear" w:color="auto" w:fill="FFFFFF"/>
-          </w:tcPr>
-          <w:p>
-            <w:pPr>
-              <w:pStyle w:val="54"/>
-              <w:bidi w:val="0"/>
-              <w:rPr>
-                <w:b w:val="0"/>
-              </w:rPr>
-            </w:pPr>
-            <w:r>
-              <w:rPr>
-                <w:b w:val="0"/>
-              </w:rPr>
-              <w:t>120–155</w:t>
-            </w:r>
-          </w:p>
-        </w:tc>
-        <w:tc>
-          <w:tcPr>
-            <w:tcW w:w="1282" w:type="dxa"/>
-            <w:tcBorders>
-              <w:top w:val="nil"/>
-              <w:left w:val="nil"/>
-              <w:bottom w:val="nil"/>
-              <w:right w:val="nil"/>
-            </w:tcBorders>
-            <w:shd w:val="clear" w:color="auto" w:fill="FFFFFF"/>
-          </w:tcPr>
-          <w:p>
-            <w:pPr>
-              <w:pStyle w:val="54"/>
-              <w:bidi w:val="0"/>
-              <w:rPr>
-                <w:b w:val="0"/>
-              </w:rPr>
-            </w:pPr>
-            <w:r>
-              <w:rPr>
-                <w:b w:val="0"/>
-              </w:rPr>
-              <w:t>55–78</w:t>
-            </w:r>
-          </w:p>
-        </w:tc>
-        <w:tc>
-          <w:tcPr>
-            <w:tcBorders>
-              <w:top w:val="nil"/>
-              <w:left w:val="nil"/>
-              <w:bottom w:val="nil"/>
-              <w:right w:val="nil"/>
-            </w:tcBorders>
-            <w:shd w:val="clear" w:color="auto" w:fill="FFFFFF"/>
-          </w:tcPr>
-          <w:p>
-            <w:pPr>
-              <w:pStyle w:val="54"/>
-              <w:bidi w:val="0"/>
-              <w:rPr>
-                <w:b w:val="0"/>
-              </w:rPr>
-            </w:pPr>
-            <w:r>
-              <w:rPr>
-                <w:b w:val="0"/>
-              </w:rPr>
-              <w:t>13–20</w:t>
-            </w:r>
-          </w:p>
-        </w:tc>
-        <w:tc>
-          <w:tcPr>
-            <w:tcBorders>
-              <w:top w:val="nil"/>
-              <w:left w:val="nil"/>
-              <w:bottom w:val="nil"/>
-              <w:right w:val="nil"/>
-            </w:tcBorders>
-            <w:shd w:val="clear" w:color="auto" w:fill="FFFFFF"/>
-          </w:tcPr>
-          <w:p>
-            <w:pPr>
-              <w:pStyle w:val="54"/>
-              <w:bidi w:val="0"/>
-              <w:rPr>
-                <w:b w:val="0"/>
-              </w:rPr>
-            </w:pPr>
-            <w:r>
-              <w:rPr>
-                <w:b w:val="0"/>
-              </w:rPr>
-              <w:t>137.5×65×16</w:t>
-            </w:r>
-          </w:p>
-        </w:tc>
-        <w:tc>
-          <w:tcPr>
-            <w:tcBorders>
-              <w:top w:val="nil"/>
-              <w:left w:val="nil"/>
-              <w:bottom w:val="nil"/>
-              <w:right w:val="nil"/>
-            </w:tcBorders>
-            <w:shd w:val="clear" w:color="auto" w:fill="FFFFFF"/>
-          </w:tcPr>
-          <w:p>
-            <w:pPr>
-              <w:pStyle w:val="54"/>
-              <w:bidi w:val="0"/>
-              <w:rPr>
-                <w:b w:val="0"/>
-              </w:rPr>
-            </w:pPr>
-            <w:r>
-              <w:rPr>
-                <w:b w:val="0"/>
-              </w:rPr>
-              <w:t>1</w:t>
-            </w:r>
-          </w:p>
-        </w:tc>
-      </w:tr>
-      <w:tr>
-        <w:tblPrEx>
-          <w:tblCellMar>
-            <w:top w:w="0" w:type="dxa"/>
-            <w:left w:w="108" w:type="dxa"/>
-            <w:bottom w:w="0" w:type="dxa"/>
-            <w:right w:w="108" w:type="dxa"/>
-          </w:tblCellMar>
-        </w:tblPrEx>
-        <w:tc>
-          <w:tcPr>
-            <w:tcBorders>
-              <w:top w:val="nil"/>
-              <w:left w:val="nil"/>
-              <w:bottom w:val="nil"/>
-              <w:right w:val="nil"/>
-            </w:tcBorders>
-            <w:shd w:val="clear" w:color="auto" w:fill="FFFFFF"/>
-          </w:tcPr>
-          <w:p>
-            <w:pPr>
-              <w:pStyle w:val="54"/>
-              <w:bidi w:val="0"/>
-              <w:rPr>
-                <w:b w:val="0"/>
-              </w:rPr>
-            </w:pPr>
-            <w:r>
-              <w:rPr>
-                <w:rFonts w:hint="eastAsia"/>
-                <w:b w:val="0"/>
-              </w:rPr>
-              <w:t>航空航天等效设施</w:t>
-            </w:r>
-          </w:p>
-        </w:tc>
-        <w:tc>
-          <w:tcPr>
-            <w:tcBorders>
-              <w:top w:val="nil"/>
-              <w:left w:val="nil"/>
-              <w:bottom w:val="nil"/>
-              <w:right w:val="nil"/>
-            </w:tcBorders>
-            <w:shd w:val="clear" w:color="auto" w:fill="FFFFFF"/>
-          </w:tcPr>
-          <w:p>
-            <w:pPr>
-              <w:pStyle w:val="54"/>
-              <w:bidi w:val="0"/>
-              <w:rPr>
-                <w:b w:val="0"/>
-              </w:rPr>
-            </w:pPr>
-            <w:r>
-              <w:rPr>
-                <w:rFonts w:hint="eastAsia"/>
-                <w:b w:val="0"/>
-              </w:rPr>
-              <w:t>部装车间</w:t>
-            </w:r>
-          </w:p>
-        </w:tc>
-        <w:tc>
-          <w:tcPr>
-            <w:tcBorders>
-              <w:top w:val="nil"/>
-              <w:left w:val="nil"/>
-              <w:bottom w:val="nil"/>
-              <w:right w:val="nil"/>
-            </w:tcBorders>
-            <w:shd w:val="clear" w:color="auto" w:fill="FFFFFF"/>
-          </w:tcPr>
-          <w:p>
-            <w:pPr>
-              <w:pStyle w:val="54"/>
-              <w:bidi w:val="0"/>
-              <w:rPr>
-                <w:b w:val="0"/>
-              </w:rPr>
-            </w:pPr>
-            <w:r>
-              <w:rPr>
-                <w:rFonts w:hint="eastAsia"/>
-                <w:b w:val="0"/>
-              </w:rPr>
-              <w:t>大</w:t>
-            </w:r>
-          </w:p>
-        </w:tc>
-        <w:tc>
-          <w:tcPr>
-            <w:tcW w:w="1282" w:type="dxa"/>
-            <w:tcBorders>
-              <w:top w:val="nil"/>
-              <w:left w:val="nil"/>
-              <w:bottom w:val="nil"/>
-              <w:right w:val="nil"/>
-            </w:tcBorders>
-            <w:shd w:val="clear" w:color="auto" w:fill="FFFFFF"/>
-          </w:tcPr>
-          <w:p>
-            <w:pPr>
-              <w:pStyle w:val="54"/>
-              <w:bidi w:val="0"/>
-              <w:rPr>
-                <w:b w:val="0"/>
-              </w:rPr>
-            </w:pPr>
-            <w:r>
-              <w:rPr>
-                <w:rFonts w:hint="eastAsia"/>
-                <w:b w:val="0"/>
-                <w:lang w:val="en-US" w:eastAsia="zh-CN"/>
-              </w:rPr>
-              <w:t>&gt;</w:t>
-            </w:r>
-            <w:r>
-              <w:rPr>
-                <w:b w:val="0"/>
-              </w:rPr>
-              <w:t>155</w:t>
-            </w:r>
-          </w:p>
-        </w:tc>
-        <w:tc>
-          <w:tcPr>
-            <w:tcW w:w="1282" w:type="dxa"/>
-            <w:tcBorders>
-              <w:top w:val="nil"/>
-              <w:left w:val="nil"/>
-              <w:bottom w:val="nil"/>
-              <w:right w:val="nil"/>
-            </w:tcBorders>
-            <w:shd w:val="clear" w:color="auto" w:fill="FFFFFF"/>
-          </w:tcPr>
-          <w:p>
-            <w:pPr>
-              <w:pStyle w:val="54"/>
-              <w:bidi w:val="0"/>
-              <w:rPr>
-                <w:b w:val="0"/>
-              </w:rPr>
-            </w:pPr>
-            <w:r>
-              <w:rPr>
-                <w:rFonts w:hint="eastAsia"/>
-                <w:b w:val="0"/>
-                <w:lang w:val="en-US" w:eastAsia="zh-CN"/>
-              </w:rPr>
-              <w:t>&gt;</w:t>
-            </w:r>
-            <w:r>
-              <w:rPr>
-                <w:b w:val="0"/>
-              </w:rPr>
-              <w:t>78</w:t>
-            </w:r>
-          </w:p>
-        </w:tc>
-        <w:tc>
-          <w:tcPr>
-            <w:tcBorders>
-              <w:top w:val="nil"/>
-              <w:left w:val="nil"/>
-              <w:bottom w:val="nil"/>
-              <w:right w:val="nil"/>
-            </w:tcBorders>
-            <w:shd w:val="clear" w:color="auto" w:fill="FFFFFF"/>
-          </w:tcPr>
-          <w:p>
-            <w:pPr>
-              <w:pStyle w:val="54"/>
-              <w:bidi w:val="0"/>
-              <w:rPr>
-                <w:b w:val="0"/>
-              </w:rPr>
-            </w:pPr>
-            <w:r>
-              <w:rPr>
-                <w:rFonts w:hint="eastAsia"/>
-                <w:b w:val="0"/>
-                <w:lang w:val="en-US" w:eastAsia="zh-CN"/>
-              </w:rPr>
-              <w:t>&gt;</w:t>
-            </w:r>
-            <w:r>
-              <w:rPr>
-                <w:b w:val="0"/>
-              </w:rPr>
-              <w:t>20</w:t>
-            </w:r>
-          </w:p>
-        </w:tc>
-        <w:tc>
-          <w:tcPr>
-            <w:tcBorders>
-              <w:top w:val="nil"/>
-              <w:left w:val="nil"/>
-              <w:bottom w:val="nil"/>
-              <w:right w:val="nil"/>
-            </w:tcBorders>
-            <w:shd w:val="clear" w:color="auto" w:fill="FFFFFF"/>
-          </w:tcPr>
-          <w:p>
-            <w:pPr>
-              <w:pStyle w:val="54"/>
-              <w:bidi w:val="0"/>
-              <w:rPr>
-                <w:b w:val="0"/>
-              </w:rPr>
-            </w:pPr>
-            <w:r>
-              <w:rPr>
-                <w:b w:val="0"/>
-              </w:rPr>
-              <w:t>170×90×24</w:t>
-            </w:r>
-          </w:p>
-        </w:tc>
-        <w:tc>
-          <w:tcPr>
-            <w:tcBorders>
-              <w:top w:val="nil"/>
-              <w:left w:val="nil"/>
-              <w:bottom w:val="nil"/>
-              <w:right w:val="nil"/>
-            </w:tcBorders>
-            <w:shd w:val="clear" w:color="auto" w:fill="FFFFFF"/>
-          </w:tcPr>
-          <w:p>
-            <w:pPr>
-              <w:pStyle w:val="54"/>
-              <w:bidi w:val="0"/>
-              <w:rPr>
-                <w:b w:val="0"/>
-              </w:rPr>
-            </w:pPr>
-            <w:r>
-              <w:rPr>
-                <w:b w:val="0"/>
-              </w:rPr>
-              <w:t>2</w:t>
-            </w:r>
-          </w:p>
-        </w:tc>
-      </w:tr>
-      <w:tr>
-        <w:tblPrEx>
-          <w:tblCellMar>
-            <w:top w:w="0" w:type="dxa"/>
-            <w:left w:w="108" w:type="dxa"/>
-            <w:bottom w:w="0" w:type="dxa"/>
-            <w:right w:w="108" w:type="dxa"/>
-          </w:tblCellMar>
-        </w:tblPrEx>
-        <w:tc>
-          <w:tcPr>
-            <w:tcBorders>
-              <w:top w:val="nil"/>
-              <w:left w:val="nil"/>
-              <w:bottom w:val="nil"/>
-              <w:right w:val="nil"/>
-            </w:tcBorders>
-            <w:shd w:val="clear" w:color="auto" w:fill="FFFFFF"/>
-          </w:tcPr>
-          <w:p>
-            <w:pPr>
-              <w:pStyle w:val="54"/>
-              <w:bidi w:val="0"/>
-              <w:rPr>
-                <w:b w:val="0"/>
-              </w:rPr>
-            </w:pPr>
-            <w:r>
-              <w:rPr>
-                <w:rFonts w:hint="eastAsia"/>
-                <w:b w:val="0"/>
-              </w:rPr>
-              <w:t>航空航天等效设施</w:t>
-            </w:r>
-          </w:p>
-        </w:tc>
-        <w:tc>
-          <w:tcPr>
-            <w:tcBorders>
-              <w:top w:val="nil"/>
-              <w:left w:val="nil"/>
-              <w:bottom w:val="nil"/>
-              <w:right w:val="nil"/>
-            </w:tcBorders>
-            <w:shd w:val="clear" w:color="auto" w:fill="FFFFFF"/>
-          </w:tcPr>
-          <w:p>
-            <w:pPr>
-              <w:pStyle w:val="54"/>
-              <w:bidi w:val="0"/>
-              <w:rPr>
-                <w:b w:val="0"/>
-              </w:rPr>
-            </w:pPr>
-            <w:r>
-              <w:rPr>
-                <w:rFonts w:hint="eastAsia"/>
-                <w:b w:val="0"/>
-              </w:rPr>
-              <w:t>加工厂房</w:t>
-            </w:r>
-          </w:p>
-        </w:tc>
-        <w:tc>
-          <w:tcPr>
-            <w:tcBorders>
-              <w:top w:val="nil"/>
-              <w:left w:val="nil"/>
-              <w:bottom w:val="nil"/>
-              <w:right w:val="nil"/>
-            </w:tcBorders>
-            <w:shd w:val="clear" w:color="auto" w:fill="FFFFFF"/>
-          </w:tcPr>
-          <w:p>
-            <w:pPr>
-              <w:pStyle w:val="54"/>
-              <w:bidi w:val="0"/>
-              <w:rPr>
-                <w:b w:val="0"/>
-              </w:rPr>
-            </w:pPr>
-            <w:r>
-              <w:rPr>
-                <w:rFonts w:hint="eastAsia"/>
-                <w:b w:val="0"/>
-              </w:rPr>
-              <w:t>小</w:t>
-            </w:r>
-          </w:p>
-        </w:tc>
-        <w:tc>
-          <w:tcPr>
-            <w:tcW w:w="1282" w:type="dxa"/>
-            <w:tcBorders>
-              <w:top w:val="nil"/>
-              <w:left w:val="nil"/>
-              <w:bottom w:val="nil"/>
-              <w:right w:val="nil"/>
-            </w:tcBorders>
-            <w:shd w:val="clear" w:color="auto" w:fill="FFFFFF"/>
-          </w:tcPr>
-          <w:p>
-            <w:pPr>
-              <w:pStyle w:val="54"/>
-              <w:bidi w:val="0"/>
-              <w:rPr>
-                <w:b w:val="0"/>
-              </w:rPr>
-            </w:pPr>
-            <w:r>
-              <w:rPr>
-                <w:rFonts w:hint="eastAsia"/>
-                <w:b w:val="0"/>
-                <w:lang w:val="en-US" w:eastAsia="zh-CN"/>
-              </w:rPr>
-              <w:t>&lt;</w:t>
-            </w:r>
-            <w:r>
-              <w:rPr>
-                <w:b w:val="0"/>
-              </w:rPr>
-              <w:t>85</w:t>
-            </w:r>
-          </w:p>
-        </w:tc>
-        <w:tc>
-          <w:tcPr>
-            <w:tcW w:w="1282" w:type="dxa"/>
-            <w:tcBorders>
-              <w:top w:val="nil"/>
-              <w:left w:val="nil"/>
-              <w:bottom w:val="nil"/>
-              <w:right w:val="nil"/>
-            </w:tcBorders>
-            <w:shd w:val="clear" w:color="auto" w:fill="FFFFFF"/>
-          </w:tcPr>
-          <w:p>
-            <w:pPr>
-              <w:pStyle w:val="54"/>
-              <w:bidi w:val="0"/>
-              <w:rPr>
-                <w:b w:val="0"/>
-              </w:rPr>
-            </w:pPr>
-            <w:r>
-              <w:rPr>
-                <w:rFonts w:hint="eastAsia"/>
-                <w:b w:val="0"/>
-                <w:lang w:val="en-US" w:eastAsia="zh-CN"/>
-              </w:rPr>
-              <w:t>&lt;</w:t>
-            </w:r>
-            <w:r>
-              <w:rPr>
-                <w:b w:val="0"/>
-              </w:rPr>
-              <w:t>48</w:t>
-            </w:r>
-          </w:p>
-        </w:tc>
-        <w:tc>
-          <w:tcPr>
-            <w:tcBorders>
-              <w:top w:val="nil"/>
-              <w:left w:val="nil"/>
-              <w:bottom w:val="nil"/>
-              <w:right w:val="nil"/>
-            </w:tcBorders>
-            <w:shd w:val="clear" w:color="auto" w:fill="FFFFFF"/>
-          </w:tcPr>
-          <w:p>
-            <w:pPr>
-              <w:pStyle w:val="54"/>
-              <w:bidi w:val="0"/>
-              <w:rPr>
-                <w:b w:val="0"/>
-              </w:rPr>
-            </w:pPr>
-            <w:r>
-              <w:rPr>
-                <w:rFonts w:hint="eastAsia"/>
-                <w:b w:val="0"/>
-                <w:lang w:val="en-US" w:eastAsia="zh-CN"/>
-              </w:rPr>
-              <w:t>&lt;</w:t>
-            </w:r>
-            <w:r>
-              <w:rPr>
-                <w:b w:val="0"/>
-              </w:rPr>
-              <w:t>11</w:t>
-            </w:r>
-          </w:p>
-        </w:tc>
-        <w:tc>
-          <w:tcPr>
-            <w:tcBorders>
-              <w:top w:val="nil"/>
-              <w:left w:val="nil"/>
-              <w:bottom w:val="nil"/>
-              <w:right w:val="nil"/>
-            </w:tcBorders>
-            <w:shd w:val="clear" w:color="auto" w:fill="FFFFFF"/>
-          </w:tcPr>
-          <w:p>
-            <w:pPr>
-              <w:pStyle w:val="54"/>
-              <w:bidi w:val="0"/>
-              <w:rPr>
-                <w:b w:val="0"/>
-              </w:rPr>
-            </w:pPr>
-            <w:r>
-              <w:rPr>
-                <w:b w:val="0"/>
-              </w:rPr>
-              <w:t>75×40×8</w:t>
-            </w:r>
-          </w:p>
-        </w:tc>
-        <w:tc>
-          <w:tcPr>
-            <w:tcBorders>
-              <w:top w:val="nil"/>
-              <w:left w:val="nil"/>
-              <w:bottom w:val="nil"/>
-              <w:right w:val="nil"/>
-            </w:tcBorders>
-            <w:shd w:val="clear" w:color="auto" w:fill="FFFFFF"/>
-          </w:tcPr>
-          <w:p>
-            <w:pPr>
-              <w:pStyle w:val="54"/>
-              <w:bidi w:val="0"/>
-              <w:rPr>
-                <w:b w:val="0"/>
-              </w:rPr>
-            </w:pPr>
-            <w:r>
-              <w:rPr>
-                <w:b w:val="0"/>
-              </w:rPr>
-              <w:t>1</w:t>
-            </w:r>
-          </w:p>
-        </w:tc>
-      </w:tr>
-      <w:tr>
-        <w:tc>
-          <w:tcPr>
-            <w:tcBorders>
-              <w:top w:val="nil"/>
-              <w:left w:val="nil"/>
-              <w:bottom w:val="nil"/>
-              <w:right w:val="nil"/>
-            </w:tcBorders>
-            <w:shd w:val="clear" w:color="auto" w:fill="FFFFFF"/>
-          </w:tcPr>
-          <w:p>
-            <w:pPr>
-              <w:pStyle w:val="54"/>
-              <w:bidi w:val="0"/>
-              <w:rPr>
-                <w:b w:val="0"/>
-              </w:rPr>
-            </w:pPr>
-            <w:r>
-              <w:rPr>
-                <w:rFonts w:hint="eastAsia"/>
-                <w:b w:val="0"/>
-              </w:rPr>
-              <w:t>航空航天等效设施</w:t>
-            </w:r>
-          </w:p>
-        </w:tc>
-        <w:tc>
-          <w:tcPr>
-            <w:tcBorders>
-              <w:top w:val="nil"/>
-              <w:left w:val="nil"/>
-              <w:bottom w:val="nil"/>
-              <w:right w:val="nil"/>
-            </w:tcBorders>
-            <w:shd w:val="clear" w:color="auto" w:fill="FFFFFF"/>
-          </w:tcPr>
-          <w:p>
-            <w:pPr>
-              <w:pStyle w:val="54"/>
-              <w:bidi w:val="0"/>
-              <w:rPr>
-                <w:b w:val="0"/>
-              </w:rPr>
-            </w:pPr>
-            <w:r>
-              <w:rPr>
-                <w:rFonts w:hint="eastAsia"/>
-                <w:b w:val="0"/>
-              </w:rPr>
-              <w:t>加工厂房</w:t>
-            </w:r>
-          </w:p>
-        </w:tc>
-        <w:tc>
-          <w:tcPr>
-            <w:tcBorders>
-              <w:top w:val="nil"/>
-              <w:left w:val="nil"/>
-              <w:bottom w:val="nil"/>
-              <w:right w:val="nil"/>
-            </w:tcBorders>
-            <w:shd w:val="clear" w:color="auto" w:fill="FFFFFF"/>
-          </w:tcPr>
-          <w:p>
-            <w:pPr>
-              <w:pStyle w:val="54"/>
-              <w:bidi w:val="0"/>
-              <w:rPr>
-                <w:b w:val="0"/>
-              </w:rPr>
-            </w:pPr>
-            <w:r>
-              <w:rPr>
-                <w:rFonts w:hint="eastAsia"/>
-                <w:b w:val="0"/>
-              </w:rPr>
-              <w:t>中</w:t>
-            </w:r>
-          </w:p>
-        </w:tc>
-        <w:tc>
-          <w:tcPr>
-            <w:tcW w:w="1282" w:type="dxa"/>
-            <w:tcBorders>
-              <w:top w:val="nil"/>
-              <w:left w:val="nil"/>
-              <w:bottom w:val="nil"/>
-              <w:right w:val="nil"/>
-            </w:tcBorders>
-            <w:shd w:val="clear" w:color="auto" w:fill="FFFFFF"/>
-          </w:tcPr>
-          <w:p>
-            <w:pPr>
-              <w:pStyle w:val="54"/>
-              <w:bidi w:val="0"/>
-              <w:rPr>
-                <w:b w:val="0"/>
-              </w:rPr>
-            </w:pPr>
-            <w:r>
-              <w:rPr>
-                <w:b w:val="0"/>
-              </w:rPr>
-              <w:t>85–108</w:t>
-            </w:r>
-          </w:p>
-        </w:tc>
-        <w:tc>
-          <w:tcPr>
-            <w:tcW w:w="1282" w:type="dxa"/>
-            <w:tcBorders>
-              <w:top w:val="nil"/>
-              <w:left w:val="nil"/>
-              <w:bottom w:val="nil"/>
-              <w:right w:val="nil"/>
-            </w:tcBorders>
-            <w:shd w:val="clear" w:color="auto" w:fill="FFFFFF"/>
-          </w:tcPr>
-          <w:p>
-            <w:pPr>
-              <w:pStyle w:val="54"/>
-              <w:bidi w:val="0"/>
-              <w:rPr>
-                <w:b w:val="0"/>
-              </w:rPr>
-            </w:pPr>
-            <w:r>
-              <w:rPr>
-                <w:b w:val="0"/>
-              </w:rPr>
-              <w:t>48–65</w:t>
-            </w:r>
-          </w:p>
-        </w:tc>
-        <w:tc>
-          <w:tcPr>
-            <w:tcBorders>
-              <w:top w:val="nil"/>
-              <w:left w:val="nil"/>
-              <w:bottom w:val="nil"/>
-              <w:right w:val="nil"/>
-            </w:tcBorders>
-            <w:shd w:val="clear" w:color="auto" w:fill="FFFFFF"/>
-          </w:tcPr>
-          <w:p>
-            <w:pPr>
-              <w:pStyle w:val="54"/>
-              <w:bidi w:val="0"/>
-              <w:rPr>
-                <w:b w:val="0"/>
-              </w:rPr>
-            </w:pPr>
-            <w:r>
-              <w:rPr>
-                <w:b w:val="0"/>
-              </w:rPr>
-              <w:t>11–15</w:t>
-            </w:r>
-          </w:p>
-        </w:tc>
-        <w:tc>
-          <w:tcPr>
-            <w:tcBorders>
-              <w:top w:val="nil"/>
-              <w:left w:val="nil"/>
-              <w:bottom w:val="nil"/>
-              <w:right w:val="nil"/>
-            </w:tcBorders>
-            <w:shd w:val="clear" w:color="auto" w:fill="FFFFFF"/>
-          </w:tcPr>
-          <w:p>
-            <w:pPr>
-              <w:pStyle w:val="54"/>
-              <w:bidi w:val="0"/>
-              <w:rPr>
-                <w:b w:val="0"/>
-              </w:rPr>
-            </w:pPr>
-            <w:r>
-              <w:rPr>
-                <w:b w:val="0"/>
-              </w:rPr>
-              <w:t>95×55×13</w:t>
-            </w:r>
-          </w:p>
-        </w:tc>
-        <w:tc>
-          <w:tcPr>
-            <w:tcBorders>
-              <w:top w:val="nil"/>
-              <w:left w:val="nil"/>
-              <w:bottom w:val="nil"/>
-              <w:right w:val="nil"/>
-            </w:tcBorders>
-            <w:shd w:val="clear" w:color="auto" w:fill="FFFFFF"/>
-          </w:tcPr>
-          <w:p>
-            <w:pPr>
-              <w:pStyle w:val="54"/>
-              <w:bidi w:val="0"/>
-              <w:rPr>
-                <w:b w:val="0"/>
-              </w:rPr>
-            </w:pPr>
-            <w:r>
-              <w:rPr>
-                <w:b w:val="0"/>
-              </w:rPr>
-              <w:t>1</w:t>
-            </w:r>
-          </w:p>
-        </w:tc>
-      </w:tr>
-      <w:tr>
-        <w:tblPrEx>
-          <w:tblCellMar>
-            <w:top w:w="0" w:type="dxa"/>
-            <w:left w:w="108" w:type="dxa"/>
-            <w:bottom w:w="0" w:type="dxa"/>
-            <w:right w:w="108" w:type="dxa"/>
-          </w:tblCellMar>
-        </w:tblPrEx>
-        <w:tc>
-          <w:tcPr>
-            <w:tcBorders>
-              <w:top w:val="nil"/>
-              <w:left w:val="nil"/>
-              <w:bottom w:val="nil"/>
-              <w:right w:val="nil"/>
-            </w:tcBorders>
-            <w:shd w:val="clear" w:color="auto" w:fill="FFFFFF"/>
-          </w:tcPr>
-          <w:p>
-            <w:pPr>
-              <w:pStyle w:val="54"/>
-              <w:bidi w:val="0"/>
-              <w:rPr>
-                <w:b w:val="0"/>
-              </w:rPr>
-            </w:pPr>
-            <w:r>
-              <w:rPr>
-                <w:rFonts w:hint="eastAsia"/>
-                <w:b w:val="0"/>
-              </w:rPr>
-              <w:t>航空航天等效设施</w:t>
-            </w:r>
-          </w:p>
-        </w:tc>
-        <w:tc>
-          <w:tcPr>
-            <w:tcBorders>
-              <w:top w:val="nil"/>
-              <w:left w:val="nil"/>
-              <w:bottom w:val="nil"/>
-              <w:right w:val="nil"/>
-            </w:tcBorders>
-            <w:shd w:val="clear" w:color="auto" w:fill="FFFFFF"/>
-          </w:tcPr>
-          <w:p>
-            <w:pPr>
-              <w:pStyle w:val="54"/>
-              <w:bidi w:val="0"/>
-              <w:rPr>
-                <w:b w:val="0"/>
-              </w:rPr>
-            </w:pPr>
-            <w:r>
-              <w:rPr>
-                <w:rFonts w:hint="eastAsia"/>
-                <w:b w:val="0"/>
-              </w:rPr>
-              <w:t>加工厂房</w:t>
-            </w:r>
-          </w:p>
-        </w:tc>
-        <w:tc>
-          <w:tcPr>
-            <w:tcBorders>
-              <w:top w:val="nil"/>
-              <w:left w:val="nil"/>
-              <w:bottom w:val="nil"/>
-              <w:right w:val="nil"/>
-            </w:tcBorders>
-            <w:shd w:val="clear" w:color="auto" w:fill="FFFFFF"/>
-          </w:tcPr>
-          <w:p>
-            <w:pPr>
-              <w:pStyle w:val="54"/>
-              <w:bidi w:val="0"/>
-              <w:rPr>
-                <w:b w:val="0"/>
-              </w:rPr>
-            </w:pPr>
-            <w:r>
-              <w:rPr>
-                <w:rFonts w:hint="eastAsia"/>
-                <w:b w:val="0"/>
-              </w:rPr>
-              <w:t>大</w:t>
-            </w:r>
-          </w:p>
-        </w:tc>
-        <w:tc>
-          <w:tcPr>
-            <w:tcW w:w="1282" w:type="dxa"/>
-            <w:tcBorders>
-              <w:top w:val="nil"/>
-              <w:left w:val="nil"/>
-              <w:bottom w:val="nil"/>
-              <w:right w:val="nil"/>
-            </w:tcBorders>
-            <w:shd w:val="clear" w:color="auto" w:fill="FFFFFF"/>
-          </w:tcPr>
-          <w:p>
-            <w:pPr>
-              <w:pStyle w:val="54"/>
-              <w:bidi w:val="0"/>
-              <w:rPr>
-                <w:b w:val="0"/>
-              </w:rPr>
-            </w:pPr>
-            <w:r>
-              <w:rPr>
-                <w:rFonts w:hint="eastAsia"/>
-                <w:b w:val="0"/>
-                <w:lang w:val="en-US" w:eastAsia="zh-CN"/>
-              </w:rPr>
-              <w:t>&gt;</w:t>
-            </w:r>
-            <w:r>
-              <w:rPr>
-                <w:b w:val="0"/>
-              </w:rPr>
-              <w:t>108</w:t>
-            </w:r>
-          </w:p>
-        </w:tc>
-        <w:tc>
-          <w:tcPr>
-            <w:tcW w:w="1282" w:type="dxa"/>
-            <w:tcBorders>
-              <w:top w:val="nil"/>
-              <w:left w:val="nil"/>
-              <w:bottom w:val="nil"/>
-              <w:right w:val="nil"/>
-            </w:tcBorders>
-            <w:shd w:val="clear" w:color="auto" w:fill="FFFFFF"/>
-          </w:tcPr>
-          <w:p>
-            <w:pPr>
-              <w:pStyle w:val="54"/>
-              <w:bidi w:val="0"/>
-              <w:rPr>
-                <w:b w:val="0"/>
-              </w:rPr>
-            </w:pPr>
-            <w:r>
-              <w:rPr>
-                <w:rFonts w:hint="eastAsia"/>
-                <w:b w:val="0"/>
-                <w:lang w:val="en-US" w:eastAsia="zh-CN"/>
-              </w:rPr>
-              <w:t>&gt;</w:t>
-            </w:r>
-            <w:r>
-              <w:rPr>
-                <w:b w:val="0"/>
-              </w:rPr>
-              <w:t>65</w:t>
-            </w:r>
-          </w:p>
-        </w:tc>
-        <w:tc>
-          <w:tcPr>
-            <w:tcBorders>
-              <w:top w:val="nil"/>
-              <w:left w:val="nil"/>
-              <w:bottom w:val="nil"/>
-              <w:right w:val="nil"/>
-            </w:tcBorders>
-            <w:shd w:val="clear" w:color="auto" w:fill="FFFFFF"/>
-          </w:tcPr>
-          <w:p>
-            <w:pPr>
-              <w:pStyle w:val="54"/>
-              <w:bidi w:val="0"/>
-              <w:rPr>
-                <w:b w:val="0"/>
-              </w:rPr>
-            </w:pPr>
-            <w:r>
-              <w:rPr>
-                <w:rFonts w:hint="eastAsia"/>
-                <w:b w:val="0"/>
-                <w:lang w:val="en-US" w:eastAsia="zh-CN"/>
-              </w:rPr>
-              <w:t>&gt;</w:t>
-            </w:r>
-            <w:r>
-              <w:rPr>
-                <w:b w:val="0"/>
-              </w:rPr>
-              <w:t>15</w:t>
-            </w:r>
-          </w:p>
-        </w:tc>
-        <w:tc>
-          <w:tcPr>
-            <w:tcBorders>
-              <w:top w:val="nil"/>
-              <w:left w:val="nil"/>
-              <w:bottom w:val="nil"/>
-              <w:right w:val="nil"/>
-            </w:tcBorders>
-            <w:shd w:val="clear" w:color="auto" w:fill="FFFFFF"/>
-          </w:tcPr>
-          <w:p>
-            <w:pPr>
-              <w:pStyle w:val="54"/>
-              <w:bidi w:val="0"/>
-              <w:rPr>
-                <w:b w:val="0"/>
-              </w:rPr>
-            </w:pPr>
-            <w:r>
-              <w:rPr>
-                <w:b w:val="0"/>
-              </w:rPr>
-              <w:t>120×75×18</w:t>
-            </w:r>
-          </w:p>
-        </w:tc>
-        <w:tc>
-          <w:tcPr>
-            <w:tcBorders>
-              <w:top w:val="nil"/>
-              <w:left w:val="nil"/>
-              <w:bottom w:val="nil"/>
-              <w:right w:val="nil"/>
-            </w:tcBorders>
-            <w:shd w:val="clear" w:color="auto" w:fill="FFFFFF"/>
-          </w:tcPr>
-          <w:p>
-            <w:pPr>
-              <w:pStyle w:val="54"/>
-              <w:bidi w:val="0"/>
-              <w:rPr>
-                <w:b w:val="0"/>
-              </w:rPr>
-            </w:pPr>
-            <w:r>
-              <w:rPr>
-                <w:b w:val="0"/>
-              </w:rPr>
-              <w:t>1</w:t>
-            </w:r>
-          </w:p>
-        </w:tc>
-      </w:tr>
-      <w:tr>
-        <w:tblPrEx>
-          <w:tblCellMar>
-            <w:top w:w="0" w:type="dxa"/>
-            <w:left w:w="108" w:type="dxa"/>
-            <w:bottom w:w="0" w:type="dxa"/>
-            <w:right w:w="108" w:type="dxa"/>
-          </w:tblCellMar>
-        </w:tblPrEx>
-        <w:tc>
-          <w:tcPr>
-            <w:tcBorders>
-              <w:top w:val="nil"/>
-              <w:left w:val="nil"/>
-              <w:bottom w:val="nil"/>
-              <w:right w:val="nil"/>
-            </w:tcBorders>
-            <w:shd w:val="clear" w:color="auto" w:fill="FFFFFF"/>
-          </w:tcPr>
-          <w:p>
-            <w:pPr>
-              <w:pStyle w:val="54"/>
-              <w:bidi w:val="0"/>
-              <w:rPr>
-                <w:b w:val="0"/>
-              </w:rPr>
-            </w:pPr>
-            <w:r>
-              <w:rPr>
-                <w:rFonts w:hint="eastAsia"/>
-                <w:b w:val="0"/>
-              </w:rPr>
-              <w:t>航空航天等效设施</w:t>
-            </w:r>
-          </w:p>
-        </w:tc>
-        <w:tc>
-          <w:tcPr>
-            <w:tcBorders>
-              <w:top w:val="nil"/>
-              <w:left w:val="nil"/>
-              <w:bottom w:val="nil"/>
-              <w:right w:val="nil"/>
-            </w:tcBorders>
-            <w:shd w:val="clear" w:color="auto" w:fill="FFFFFF"/>
-          </w:tcPr>
-          <w:p>
-            <w:pPr>
-              <w:pStyle w:val="54"/>
-              <w:bidi w:val="0"/>
-              <w:rPr>
-                <w:b w:val="0"/>
-              </w:rPr>
-            </w:pPr>
-            <w:r>
-              <w:rPr>
-                <w:rFonts w:hint="eastAsia"/>
-                <w:b w:val="0"/>
-              </w:rPr>
-              <w:t>发射场</w:t>
-            </w:r>
-          </w:p>
-        </w:tc>
-        <w:tc>
-          <w:tcPr>
-            <w:tcBorders>
-              <w:top w:val="nil"/>
-              <w:left w:val="nil"/>
-              <w:bottom w:val="nil"/>
-              <w:right w:val="nil"/>
-            </w:tcBorders>
-            <w:shd w:val="clear" w:color="auto" w:fill="FFFFFF"/>
-          </w:tcPr>
-          <w:p>
-            <w:pPr>
-              <w:pStyle w:val="54"/>
-              <w:bidi w:val="0"/>
-              <w:rPr>
-                <w:b w:val="0"/>
-              </w:rPr>
-            </w:pPr>
-            <w:r>
-              <w:rPr>
-                <w:rFonts w:hint="eastAsia"/>
-                <w:b w:val="0"/>
-              </w:rPr>
-              <w:t>小</w:t>
-            </w:r>
-          </w:p>
-        </w:tc>
-        <w:tc>
-          <w:tcPr>
-            <w:tcW w:w="1282" w:type="dxa"/>
-            <w:tcBorders>
-              <w:top w:val="nil"/>
-              <w:left w:val="nil"/>
-              <w:bottom w:val="nil"/>
-              <w:right w:val="nil"/>
-            </w:tcBorders>
-            <w:shd w:val="clear" w:color="auto" w:fill="FFFFFF"/>
-          </w:tcPr>
-          <w:p>
-            <w:pPr>
-              <w:pStyle w:val="54"/>
-              <w:bidi w:val="0"/>
-              <w:rPr>
-                <w:b w:val="0"/>
-              </w:rPr>
-            </w:pPr>
-            <w:r>
-              <w:rPr>
-                <w:rFonts w:hint="eastAsia"/>
-                <w:b w:val="0"/>
-                <w:lang w:val="en-US" w:eastAsia="zh-CN"/>
-              </w:rPr>
-              <w:t>&lt;</w:t>
-            </w:r>
-            <w:r>
-              <w:rPr>
-                <w:b w:val="0"/>
-              </w:rPr>
-              <w:t>82</w:t>
-            </w:r>
-          </w:p>
-        </w:tc>
-        <w:tc>
-          <w:tcPr>
-            <w:tcW w:w="1282" w:type="dxa"/>
-            <w:tcBorders>
-              <w:top w:val="nil"/>
-              <w:left w:val="nil"/>
-              <w:bottom w:val="nil"/>
-              <w:right w:val="nil"/>
-            </w:tcBorders>
-            <w:shd w:val="clear" w:color="auto" w:fill="FFFFFF"/>
-          </w:tcPr>
-          <w:p>
-            <w:pPr>
-              <w:pStyle w:val="54"/>
-              <w:bidi w:val="0"/>
-              <w:rPr>
-                <w:b w:val="0"/>
-              </w:rPr>
-            </w:pPr>
-            <w:r>
-              <w:rPr>
-                <w:rFonts w:hint="eastAsia"/>
-                <w:b w:val="0"/>
-                <w:lang w:val="en-US" w:eastAsia="zh-CN"/>
-              </w:rPr>
-              <w:t>&lt;</w:t>
-            </w:r>
-            <w:r>
-              <w:rPr>
-                <w:b w:val="0"/>
-              </w:rPr>
-              <w:t>70</w:t>
-            </w:r>
-          </w:p>
-        </w:tc>
-        <w:tc>
-          <w:tcPr>
-            <w:tcBorders>
-              <w:top w:val="nil"/>
-              <w:left w:val="nil"/>
-              <w:bottom w:val="nil"/>
-              <w:right w:val="nil"/>
-            </w:tcBorders>
-            <w:shd w:val="clear" w:color="auto" w:fill="FFFFFF"/>
-          </w:tcPr>
-          <w:p>
-            <w:pPr>
-              <w:pStyle w:val="54"/>
-              <w:bidi w:val="0"/>
-              <w:rPr>
-                <w:b w:val="0"/>
-              </w:rPr>
-            </w:pPr>
-            <w:r>
-              <w:rPr>
-                <w:rFonts w:hint="eastAsia"/>
-                <w:b w:val="0"/>
-                <w:lang w:val="en-US" w:eastAsia="zh-CN"/>
-              </w:rPr>
-              <w:t>&lt;</w:t>
-            </w:r>
-            <w:r>
-              <w:rPr>
-                <w:b w:val="0"/>
-              </w:rPr>
-              <w:t>20</w:t>
-            </w:r>
-          </w:p>
-        </w:tc>
-        <w:tc>
-          <w:tcPr>
-            <w:tcBorders>
-              <w:top w:val="nil"/>
-              <w:left w:val="nil"/>
-              <w:bottom w:val="nil"/>
-              <w:right w:val="nil"/>
-            </w:tcBorders>
-            <w:shd w:val="clear" w:color="auto" w:fill="FFFFFF"/>
-          </w:tcPr>
-          <w:p>
-            <w:pPr>
-              <w:pStyle w:val="54"/>
-              <w:bidi w:val="0"/>
-              <w:rPr>
-                <w:b w:val="0"/>
-              </w:rPr>
-            </w:pPr>
-            <w:r>
-              <w:rPr>
-                <w:b w:val="0"/>
-              </w:rPr>
-              <w:t>70×60×14</w:t>
-            </w:r>
-          </w:p>
-        </w:tc>
-        <w:tc>
-          <w:tcPr>
-            <w:tcBorders>
-              <w:top w:val="nil"/>
-              <w:left w:val="nil"/>
-              <w:bottom w:val="nil"/>
-              <w:right w:val="nil"/>
-            </w:tcBorders>
-            <w:shd w:val="clear" w:color="auto" w:fill="FFFFFF"/>
-          </w:tcPr>
-          <w:p>
-            <w:pPr>
-              <w:pStyle w:val="54"/>
-              <w:bidi w:val="0"/>
-              <w:rPr>
-                <w:b w:val="0"/>
-              </w:rPr>
-            </w:pPr>
-            <w:r>
-              <w:rPr>
-                <w:b w:val="0"/>
-              </w:rPr>
-              <w:t>1</w:t>
-            </w:r>
-          </w:p>
-        </w:tc>
-      </w:tr>
-      <w:tr>
-        <w:tblPrEx>
-          <w:tblCellMar>
-            <w:top w:w="0" w:type="dxa"/>
-            <w:left w:w="108" w:type="dxa"/>
-            <w:bottom w:w="0" w:type="dxa"/>
-            <w:right w:w="108" w:type="dxa"/>
-          </w:tblCellMar>
-        </w:tblPrEx>
-        <w:tc>
-          <w:tcPr>
-            <w:tcBorders>
-              <w:top w:val="nil"/>
-              <w:left w:val="nil"/>
-              <w:bottom w:val="nil"/>
-              <w:right w:val="nil"/>
-            </w:tcBorders>
-            <w:shd w:val="clear" w:color="auto" w:fill="FFFFFF"/>
-          </w:tcPr>
-          <w:p>
-            <w:pPr>
-              <w:pStyle w:val="54"/>
-              <w:bidi w:val="0"/>
-              <w:rPr>
-                <w:b w:val="0"/>
-              </w:rPr>
-            </w:pPr>
-            <w:r>
-              <w:rPr>
-                <w:rFonts w:hint="eastAsia"/>
-                <w:b w:val="0"/>
-              </w:rPr>
-              <w:t>航空航天等效设施</w:t>
-            </w:r>
-          </w:p>
-        </w:tc>
-        <w:tc>
-          <w:tcPr>
-            <w:tcBorders>
-              <w:top w:val="nil"/>
-              <w:left w:val="nil"/>
-              <w:bottom w:val="nil"/>
-              <w:right w:val="nil"/>
-            </w:tcBorders>
-            <w:shd w:val="clear" w:color="auto" w:fill="FFFFFF"/>
-          </w:tcPr>
-          <w:p>
-            <w:pPr>
-              <w:pStyle w:val="54"/>
-              <w:bidi w:val="0"/>
-              <w:rPr>
-                <w:b w:val="0"/>
-              </w:rPr>
-            </w:pPr>
-            <w:r>
-              <w:rPr>
-                <w:rFonts w:hint="eastAsia"/>
-                <w:b w:val="0"/>
-              </w:rPr>
-              <w:t>发射场</w:t>
-            </w:r>
-          </w:p>
-        </w:tc>
-        <w:tc>
-          <w:tcPr>
-            <w:tcBorders>
-              <w:top w:val="nil"/>
-              <w:left w:val="nil"/>
-              <w:bottom w:val="nil"/>
-              <w:right w:val="nil"/>
-            </w:tcBorders>
-            <w:shd w:val="clear" w:color="auto" w:fill="FFFFFF"/>
-          </w:tcPr>
-          <w:p>
-            <w:pPr>
-              <w:pStyle w:val="54"/>
-              <w:bidi w:val="0"/>
-              <w:rPr>
-                <w:b w:val="0"/>
-              </w:rPr>
-            </w:pPr>
-            <w:r>
-              <w:rPr>
-                <w:rFonts w:hint="eastAsia"/>
-                <w:b w:val="0"/>
-              </w:rPr>
-              <w:t>中</w:t>
-            </w:r>
-          </w:p>
-        </w:tc>
-        <w:tc>
-          <w:tcPr>
-            <w:tcW w:w="1282" w:type="dxa"/>
-            <w:tcBorders>
-              <w:top w:val="nil"/>
-              <w:left w:val="nil"/>
-              <w:bottom w:val="nil"/>
-              <w:right w:val="nil"/>
-            </w:tcBorders>
-            <w:shd w:val="clear" w:color="auto" w:fill="FFFFFF"/>
-          </w:tcPr>
-          <w:p>
-            <w:pPr>
-              <w:pStyle w:val="54"/>
-              <w:bidi w:val="0"/>
-              <w:rPr>
-                <w:b w:val="0"/>
-              </w:rPr>
-            </w:pPr>
-            <w:r>
-              <w:rPr>
-                <w:b w:val="0"/>
-              </w:rPr>
-              <w:t>82–107</w:t>
-            </w:r>
-          </w:p>
-        </w:tc>
-        <w:tc>
-          <w:tcPr>
-            <w:tcW w:w="1282" w:type="dxa"/>
-            <w:tcBorders>
-              <w:top w:val="nil"/>
-              <w:left w:val="nil"/>
-              <w:bottom w:val="nil"/>
-              <w:right w:val="nil"/>
-            </w:tcBorders>
-            <w:shd w:val="clear" w:color="auto" w:fill="FFFFFF"/>
-          </w:tcPr>
-          <w:p>
-            <w:pPr>
-              <w:pStyle w:val="54"/>
-              <w:bidi w:val="0"/>
-              <w:rPr>
-                <w:b w:val="0"/>
-              </w:rPr>
-            </w:pPr>
-            <w:r>
-              <w:rPr>
-                <w:b w:val="0"/>
-              </w:rPr>
-              <w:t>70–89</w:t>
-            </w:r>
-          </w:p>
-        </w:tc>
-        <w:tc>
-          <w:tcPr>
-            <w:tcBorders>
-              <w:top w:val="nil"/>
-              <w:left w:val="nil"/>
-              <w:bottom w:val="nil"/>
-              <w:right w:val="nil"/>
-            </w:tcBorders>
-            <w:shd w:val="clear" w:color="auto" w:fill="FFFFFF"/>
-          </w:tcPr>
-          <w:p>
-            <w:pPr>
-              <w:pStyle w:val="54"/>
-              <w:bidi w:val="0"/>
-              <w:rPr>
-                <w:b w:val="0"/>
-              </w:rPr>
-            </w:pPr>
-            <w:r>
-              <w:rPr>
-                <w:b w:val="0"/>
-              </w:rPr>
-              <w:t>20–30</w:t>
-            </w:r>
-          </w:p>
-        </w:tc>
-        <w:tc>
-          <w:tcPr>
-            <w:tcBorders>
-              <w:top w:val="nil"/>
-              <w:left w:val="nil"/>
-              <w:bottom w:val="nil"/>
-              <w:right w:val="nil"/>
-            </w:tcBorders>
-            <w:shd w:val="clear" w:color="auto" w:fill="FFFFFF"/>
-          </w:tcPr>
-          <w:p>
-            <w:pPr>
-              <w:pStyle w:val="54"/>
-              <w:bidi w:val="0"/>
-              <w:rPr>
-                <w:b w:val="0"/>
-              </w:rPr>
-            </w:pPr>
-            <w:r>
-              <w:rPr>
-                <w:b w:val="0"/>
-              </w:rPr>
-              <w:t>94.5×79.5×25</w:t>
-            </w:r>
-          </w:p>
-        </w:tc>
-        <w:tc>
-          <w:tcPr>
-            <w:tcBorders>
-              <w:top w:val="nil"/>
-              <w:left w:val="nil"/>
-              <w:bottom w:val="nil"/>
-              <w:right w:val="nil"/>
-            </w:tcBorders>
-            <w:shd w:val="clear" w:color="auto" w:fill="FFFFFF"/>
-          </w:tcPr>
-          <w:p>
-            <w:pPr>
-              <w:pStyle w:val="54"/>
-              <w:bidi w:val="0"/>
-              <w:rPr>
-                <w:b w:val="0"/>
-              </w:rPr>
-            </w:pPr>
-            <w:r>
-              <w:rPr>
-                <w:b w:val="0"/>
-              </w:rPr>
-              <w:t>1</w:t>
-            </w:r>
-          </w:p>
-        </w:tc>
-      </w:tr>
-      <w:tr>
-        <w:tc>
-          <w:tcPr>
-            <w:tcBorders>
-              <w:top w:val="nil"/>
-              <w:left w:val="nil"/>
-              <w:bottom w:val="nil"/>
-              <w:right w:val="nil"/>
-            </w:tcBorders>
-            <w:shd w:val="clear" w:color="auto" w:fill="FFFFFF"/>
-          </w:tcPr>
-          <w:p>
-            <w:pPr>
-              <w:pStyle w:val="54"/>
-              <w:bidi w:val="0"/>
-              <w:rPr>
-                <w:b w:val="0"/>
-              </w:rPr>
-            </w:pPr>
-            <w:r>
-              <w:rPr>
-                <w:rFonts w:hint="eastAsia"/>
-                <w:b w:val="0"/>
-              </w:rPr>
-              <w:t>航空航天等效设施</w:t>
-            </w:r>
-          </w:p>
-        </w:tc>
-        <w:tc>
-          <w:tcPr>
-            <w:tcBorders>
-              <w:top w:val="nil"/>
-              <w:left w:val="nil"/>
-              <w:bottom w:val="nil"/>
-              <w:right w:val="nil"/>
-            </w:tcBorders>
-            <w:shd w:val="clear" w:color="auto" w:fill="FFFFFF"/>
-          </w:tcPr>
-          <w:p>
-            <w:pPr>
-              <w:pStyle w:val="54"/>
-              <w:bidi w:val="0"/>
-              <w:rPr>
-                <w:b w:val="0"/>
-              </w:rPr>
-            </w:pPr>
-            <w:r>
-              <w:rPr>
-                <w:rFonts w:hint="eastAsia"/>
-                <w:b w:val="0"/>
-              </w:rPr>
-              <w:t>发射场</w:t>
-            </w:r>
-          </w:p>
-        </w:tc>
-        <w:tc>
-          <w:tcPr>
-            <w:tcBorders>
-              <w:top w:val="nil"/>
-              <w:left w:val="nil"/>
-              <w:bottom w:val="nil"/>
-              <w:right w:val="nil"/>
-            </w:tcBorders>
-            <w:shd w:val="clear" w:color="auto" w:fill="FFFFFF"/>
-          </w:tcPr>
-          <w:p>
-            <w:pPr>
-              <w:pStyle w:val="54"/>
-              <w:bidi w:val="0"/>
-              <w:rPr>
-                <w:b w:val="0"/>
-              </w:rPr>
-            </w:pPr>
-            <w:r>
-              <w:rPr>
-                <w:rFonts w:hint="eastAsia"/>
-                <w:b w:val="0"/>
-              </w:rPr>
-              <w:t>大</w:t>
-            </w:r>
-          </w:p>
-        </w:tc>
-        <w:tc>
-          <w:tcPr>
-            <w:tcW w:w="1282" w:type="dxa"/>
-            <w:tcBorders>
-              <w:top w:val="nil"/>
-              <w:left w:val="nil"/>
-              <w:bottom w:val="nil"/>
-              <w:right w:val="nil"/>
-            </w:tcBorders>
-            <w:shd w:val="clear" w:color="auto" w:fill="FFFFFF"/>
-          </w:tcPr>
-          <w:p>
-            <w:pPr>
-              <w:pStyle w:val="54"/>
-              <w:bidi w:val="0"/>
-              <w:rPr>
-                <w:b w:val="0"/>
-              </w:rPr>
-            </w:pPr>
-            <w:r>
-              <w:rPr>
-                <w:rFonts w:hint="eastAsia"/>
-                <w:b w:val="0"/>
-                <w:lang w:val="en-US" w:eastAsia="zh-CN"/>
-              </w:rPr>
-              <w:t>&lt;</w:t>
-            </w:r>
-            <w:r>
-              <w:rPr>
-                <w:b w:val="0"/>
-              </w:rPr>
-              <w:t>107</w:t>
-            </w:r>
-          </w:p>
-        </w:tc>
-        <w:tc>
-          <w:tcPr>
-            <w:tcW w:w="1282" w:type="dxa"/>
-            <w:tcBorders>
-              <w:top w:val="nil"/>
-              <w:left w:val="nil"/>
-              <w:bottom w:val="nil"/>
-              <w:right w:val="nil"/>
-            </w:tcBorders>
-            <w:shd w:val="clear" w:color="auto" w:fill="FFFFFF"/>
-          </w:tcPr>
-          <w:p>
-            <w:pPr>
-              <w:pStyle w:val="54"/>
-              <w:bidi w:val="0"/>
-              <w:rPr>
-                <w:b w:val="0"/>
-              </w:rPr>
-            </w:pPr>
-            <w:r>
-              <w:rPr>
-                <w:rFonts w:hint="eastAsia"/>
-                <w:b w:val="0"/>
-                <w:lang w:val="en-US" w:eastAsia="zh-CN"/>
-              </w:rPr>
-              <w:t>&lt;</w:t>
-            </w:r>
-            <w:r>
-              <w:rPr>
-                <w:b w:val="0"/>
-              </w:rPr>
-              <w:t>89</w:t>
-            </w:r>
-          </w:p>
-        </w:tc>
-        <w:tc>
-          <w:tcPr>
-            <w:tcBorders>
-              <w:top w:val="nil"/>
-              <w:left w:val="nil"/>
-              <w:bottom w:val="nil"/>
-              <w:right w:val="nil"/>
-            </w:tcBorders>
-            <w:shd w:val="clear" w:color="auto" w:fill="FFFFFF"/>
-          </w:tcPr>
-          <w:p>
-            <w:pPr>
-              <w:pStyle w:val="54"/>
-              <w:bidi w:val="0"/>
-              <w:rPr>
-                <w:b w:val="0"/>
-              </w:rPr>
-            </w:pPr>
-            <w:r>
-              <w:rPr>
-                <w:rFonts w:hint="eastAsia"/>
-                <w:b w:val="0"/>
-                <w:lang w:val="en-US" w:eastAsia="zh-CN"/>
-              </w:rPr>
-              <w:t>&lt;</w:t>
-            </w:r>
-            <w:r>
-              <w:rPr>
-                <w:b w:val="0"/>
-              </w:rPr>
-              <w:t>30</w:t>
-            </w:r>
-          </w:p>
-        </w:tc>
-        <w:tc>
-          <w:tcPr>
-            <w:tcBorders>
-              <w:top w:val="nil"/>
-              <w:left w:val="nil"/>
-              <w:bottom w:val="nil"/>
-              <w:right w:val="nil"/>
-            </w:tcBorders>
-            <w:shd w:val="clear" w:color="auto" w:fill="FFFFFF"/>
-          </w:tcPr>
-          <w:p>
-            <w:pPr>
-              <w:pStyle w:val="54"/>
-              <w:bidi w:val="0"/>
-              <w:rPr>
-                <w:b w:val="0"/>
-              </w:rPr>
-            </w:pPr>
-            <w:r>
-              <w:rPr>
-                <w:b w:val="0"/>
-              </w:rPr>
-              <w:t>119×99×35</w:t>
-            </w:r>
-          </w:p>
-        </w:tc>
-        <w:tc>
-          <w:tcPr>
-            <w:tcBorders>
-              <w:top w:val="nil"/>
-              <w:left w:val="nil"/>
-              <w:bottom w:val="nil"/>
-              <w:right w:val="nil"/>
-            </w:tcBorders>
-            <w:shd w:val="clear" w:color="auto" w:fill="FFFFFF"/>
-          </w:tcPr>
-          <w:p>
-            <w:pPr>
-              <w:pStyle w:val="54"/>
-              <w:bidi w:val="0"/>
-              <w:rPr>
-                <w:b w:val="0"/>
-              </w:rPr>
-            </w:pPr>
-            <w:r>
-              <w:rPr>
-                <w:b w:val="0"/>
-              </w:rPr>
-              <w:t>1</w:t>
-            </w:r>
-          </w:p>
-        </w:tc>
-      </w:tr>
-      <w:tr>
-        <w:tblPrEx>
-          <w:tblCellMar>
-            <w:top w:w="0" w:type="dxa"/>
-            <w:left w:w="108" w:type="dxa"/>
-            <w:bottom w:w="0" w:type="dxa"/>
-            <w:right w:w="108" w:type="dxa"/>
-          </w:tblCellMar>
-        </w:tblPrEx>
-        <w:tc>
-          <w:tcPr>
-            <w:tcBorders>
-              <w:top w:val="nil"/>
-              <w:left w:val="nil"/>
-              <w:bottom w:val="nil"/>
-              <w:right w:val="nil"/>
-            </w:tcBorders>
-            <w:shd w:val="clear" w:color="auto" w:fill="FFFFFF"/>
-          </w:tcPr>
-          <w:p>
-            <w:pPr>
-              <w:pStyle w:val="54"/>
-              <w:bidi w:val="0"/>
-              <w:rPr>
-                <w:b w:val="0"/>
-              </w:rPr>
-            </w:pPr>
-            <w:r>
-              <w:rPr>
-                <w:rFonts w:hint="eastAsia"/>
-                <w:b w:val="0"/>
-              </w:rPr>
-              <w:t>机场机库等效设施</w:t>
-            </w:r>
-          </w:p>
-        </w:tc>
-        <w:tc>
-          <w:tcPr>
-            <w:tcBorders>
-              <w:top w:val="nil"/>
-              <w:left w:val="nil"/>
-              <w:bottom w:val="nil"/>
-              <w:right w:val="nil"/>
-            </w:tcBorders>
-            <w:shd w:val="clear" w:color="auto" w:fill="FFFFFF"/>
-          </w:tcPr>
-          <w:p>
-            <w:pPr>
-              <w:pStyle w:val="54"/>
-              <w:bidi w:val="0"/>
-              <w:rPr>
-                <w:b w:val="0"/>
-              </w:rPr>
-            </w:pPr>
-            <w:r>
-              <w:rPr>
-                <w:rFonts w:hint="eastAsia"/>
-                <w:b w:val="0"/>
-              </w:rPr>
-              <w:t>机库</w:t>
-            </w:r>
-          </w:p>
-        </w:tc>
-        <w:tc>
-          <w:tcPr>
-            <w:tcBorders>
-              <w:top w:val="nil"/>
-              <w:left w:val="nil"/>
-              <w:bottom w:val="nil"/>
-              <w:right w:val="nil"/>
-            </w:tcBorders>
-            <w:shd w:val="clear" w:color="auto" w:fill="FFFFFF"/>
-          </w:tcPr>
-          <w:p>
-            <w:pPr>
-              <w:pStyle w:val="54"/>
-              <w:bidi w:val="0"/>
-              <w:rPr>
-                <w:b w:val="0"/>
-              </w:rPr>
-            </w:pPr>
-            <w:r>
-              <w:rPr>
-                <w:rFonts w:hint="eastAsia"/>
-                <w:b w:val="0"/>
-              </w:rPr>
-              <w:t>小</w:t>
-            </w:r>
-          </w:p>
-        </w:tc>
-        <w:tc>
-          <w:tcPr>
-            <w:tcW w:w="1282" w:type="dxa"/>
-            <w:tcBorders>
-              <w:top w:val="nil"/>
-              <w:left w:val="nil"/>
-              <w:bottom w:val="nil"/>
-              <w:right w:val="nil"/>
-            </w:tcBorders>
-            <w:shd w:val="clear" w:color="auto" w:fill="FFFFFF"/>
-          </w:tcPr>
-          <w:p>
-            <w:pPr>
-              <w:pStyle w:val="54"/>
-              <w:bidi w:val="0"/>
-              <w:rPr>
-                <w:b w:val="0"/>
-              </w:rPr>
-            </w:pPr>
-            <w:r>
-              <w:rPr>
-                <w:rFonts w:hint="eastAsia"/>
-                <w:b w:val="0"/>
-                <w:lang w:val="en-US" w:eastAsia="zh-CN"/>
-              </w:rPr>
-              <w:t>&lt;</w:t>
-            </w:r>
-            <w:r>
-              <w:rPr>
-                <w:b w:val="0"/>
-              </w:rPr>
-              <w:t>100</w:t>
-            </w:r>
-          </w:p>
-        </w:tc>
-        <w:tc>
-          <w:tcPr>
-            <w:tcW w:w="1282" w:type="dxa"/>
-            <w:tcBorders>
-              <w:top w:val="nil"/>
-              <w:left w:val="nil"/>
-              <w:bottom w:val="nil"/>
-              <w:right w:val="nil"/>
-            </w:tcBorders>
-            <w:shd w:val="clear" w:color="auto" w:fill="FFFFFF"/>
-          </w:tcPr>
-          <w:p>
-            <w:pPr>
-              <w:pStyle w:val="54"/>
-              <w:bidi w:val="0"/>
-              <w:rPr>
-                <w:b w:val="0"/>
-              </w:rPr>
-            </w:pPr>
-            <w:r>
-              <w:rPr>
-                <w:rFonts w:hint="eastAsia"/>
-                <w:b w:val="0"/>
-                <w:lang w:val="en-US" w:eastAsia="zh-CN"/>
-              </w:rPr>
-              <w:t>&lt;</w:t>
-            </w:r>
-            <w:r>
-              <w:rPr>
-                <w:b w:val="0"/>
-              </w:rPr>
-              <w:t>60</w:t>
-            </w:r>
-          </w:p>
-        </w:tc>
-        <w:tc>
-          <w:tcPr>
-            <w:tcBorders>
-              <w:top w:val="nil"/>
-              <w:left w:val="nil"/>
-              <w:bottom w:val="nil"/>
-              <w:right w:val="nil"/>
-            </w:tcBorders>
-            <w:shd w:val="clear" w:color="auto" w:fill="FFFFFF"/>
-          </w:tcPr>
-          <w:p>
-            <w:pPr>
-              <w:pStyle w:val="54"/>
-              <w:bidi w:val="0"/>
-              <w:rPr>
-                <w:b w:val="0"/>
-              </w:rPr>
-            </w:pPr>
-            <w:r>
-              <w:rPr>
-                <w:rFonts w:hint="eastAsia"/>
-                <w:b w:val="0"/>
-                <w:lang w:val="en-US" w:eastAsia="zh-CN"/>
-              </w:rPr>
-              <w:t>&lt;</w:t>
-            </w:r>
-            <w:r>
-              <w:rPr>
-                <w:b w:val="0"/>
-              </w:rPr>
-              <w:t>20</w:t>
-            </w:r>
-          </w:p>
-        </w:tc>
-        <w:tc>
-          <w:tcPr>
-            <w:tcBorders>
-              <w:top w:val="nil"/>
-              <w:left w:val="nil"/>
-              <w:bottom w:val="nil"/>
-              <w:right w:val="nil"/>
-            </w:tcBorders>
-            <w:shd w:val="clear" w:color="auto" w:fill="FFFFFF"/>
-          </w:tcPr>
-          <w:p>
-            <w:pPr>
-              <w:pStyle w:val="54"/>
-              <w:bidi w:val="0"/>
-              <w:rPr>
-                <w:b w:val="0"/>
-              </w:rPr>
-            </w:pPr>
-            <w:r>
-              <w:rPr>
-                <w:b w:val="0"/>
-              </w:rPr>
-              <w:t>75×45×16</w:t>
-            </w:r>
-          </w:p>
-        </w:tc>
-        <w:tc>
-          <w:tcPr>
-            <w:tcBorders>
-              <w:top w:val="nil"/>
-              <w:left w:val="nil"/>
-              <w:bottom w:val="nil"/>
-              <w:right w:val="nil"/>
-            </w:tcBorders>
-            <w:shd w:val="clear" w:color="auto" w:fill="FFFFFF"/>
-          </w:tcPr>
-          <w:p>
-            <w:pPr>
-              <w:pStyle w:val="54"/>
-              <w:bidi w:val="0"/>
-              <w:rPr>
-                <w:b w:val="0"/>
-              </w:rPr>
-            </w:pPr>
-            <w:r>
-              <w:rPr>
-                <w:b w:val="0"/>
-              </w:rPr>
-              <w:t>1</w:t>
-            </w:r>
-          </w:p>
-        </w:tc>
-      </w:tr>
-      <w:tr>
-        <w:tblPrEx>
-          <w:tblCellMar>
-            <w:top w:w="0" w:type="dxa"/>
-            <w:left w:w="108" w:type="dxa"/>
-            <w:bottom w:w="0" w:type="dxa"/>
-            <w:right w:w="108" w:type="dxa"/>
-          </w:tblCellMar>
-        </w:tblPrEx>
-        <w:tc>
-          <w:tcPr>
-            <w:tcBorders>
-              <w:top w:val="nil"/>
-              <w:left w:val="nil"/>
-              <w:bottom w:val="nil"/>
-              <w:right w:val="nil"/>
-            </w:tcBorders>
-            <w:shd w:val="clear" w:color="auto" w:fill="FFFFFF"/>
-          </w:tcPr>
-          <w:p>
-            <w:pPr>
-              <w:pStyle w:val="54"/>
-              <w:bidi w:val="0"/>
-              <w:rPr>
-                <w:b w:val="0"/>
-              </w:rPr>
-            </w:pPr>
-            <w:r>
-              <w:rPr>
-                <w:rFonts w:hint="eastAsia"/>
-                <w:b w:val="0"/>
-              </w:rPr>
-              <w:t>机场机库等效设施</w:t>
-            </w:r>
-          </w:p>
-        </w:tc>
-        <w:tc>
-          <w:tcPr>
-            <w:tcBorders>
-              <w:top w:val="nil"/>
-              <w:left w:val="nil"/>
-              <w:bottom w:val="nil"/>
-              <w:right w:val="nil"/>
-            </w:tcBorders>
-            <w:shd w:val="clear" w:color="auto" w:fill="FFFFFF"/>
-          </w:tcPr>
-          <w:p>
-            <w:pPr>
-              <w:pStyle w:val="54"/>
-              <w:bidi w:val="0"/>
-              <w:rPr>
-                <w:b w:val="0"/>
-              </w:rPr>
-            </w:pPr>
-            <w:r>
-              <w:rPr>
-                <w:rFonts w:hint="eastAsia"/>
-                <w:b w:val="0"/>
-              </w:rPr>
-              <w:t>机库</w:t>
-            </w:r>
-          </w:p>
-        </w:tc>
-        <w:tc>
-          <w:tcPr>
-            <w:tcBorders>
-              <w:top w:val="nil"/>
-              <w:left w:val="nil"/>
-              <w:bottom w:val="nil"/>
-              <w:right w:val="nil"/>
-            </w:tcBorders>
-            <w:shd w:val="clear" w:color="auto" w:fill="FFFFFF"/>
-          </w:tcPr>
-          <w:p>
-            <w:pPr>
-              <w:pStyle w:val="54"/>
-              <w:bidi w:val="0"/>
-              <w:rPr>
-                <w:b w:val="0"/>
-              </w:rPr>
-            </w:pPr>
-            <w:r>
-              <w:rPr>
-                <w:rFonts w:hint="eastAsia"/>
-                <w:b w:val="0"/>
-              </w:rPr>
-              <w:t>中</w:t>
-            </w:r>
-          </w:p>
-        </w:tc>
-        <w:tc>
-          <w:tcPr>
-            <w:tcW w:w="1282" w:type="dxa"/>
-            <w:tcBorders>
-              <w:top w:val="nil"/>
-              <w:left w:val="nil"/>
-              <w:bottom w:val="nil"/>
-              <w:right w:val="nil"/>
-            </w:tcBorders>
-            <w:shd w:val="clear" w:color="auto" w:fill="FFFFFF"/>
-          </w:tcPr>
-          <w:p>
-            <w:pPr>
-              <w:pStyle w:val="54"/>
-              <w:bidi w:val="0"/>
-              <w:rPr>
-                <w:b w:val="0"/>
-              </w:rPr>
-            </w:pPr>
-            <w:r>
-              <w:rPr>
-                <w:b w:val="0"/>
-              </w:rPr>
-              <w:t>100–200</w:t>
-            </w:r>
-          </w:p>
-        </w:tc>
-        <w:tc>
-          <w:tcPr>
-            <w:tcW w:w="1282" w:type="dxa"/>
-            <w:tcBorders>
-              <w:top w:val="nil"/>
-              <w:left w:val="nil"/>
-              <w:bottom w:val="nil"/>
-              <w:right w:val="nil"/>
-            </w:tcBorders>
-            <w:shd w:val="clear" w:color="auto" w:fill="FFFFFF"/>
-          </w:tcPr>
-          <w:p>
-            <w:pPr>
-              <w:pStyle w:val="54"/>
-              <w:bidi w:val="0"/>
-              <w:rPr>
-                <w:b w:val="0"/>
-              </w:rPr>
-            </w:pPr>
-            <w:r>
-              <w:rPr>
-                <w:b w:val="0"/>
-              </w:rPr>
-              <w:t>60–120</w:t>
-            </w:r>
-          </w:p>
-        </w:tc>
-        <w:tc>
-          <w:tcPr>
-            <w:tcBorders>
-              <w:top w:val="nil"/>
-              <w:left w:val="nil"/>
-              <w:bottom w:val="nil"/>
-              <w:right w:val="nil"/>
-            </w:tcBorders>
-            <w:shd w:val="clear" w:color="auto" w:fill="FFFFFF"/>
-          </w:tcPr>
-          <w:p>
-            <w:pPr>
-              <w:pStyle w:val="54"/>
-              <w:bidi w:val="0"/>
-              <w:rPr>
-                <w:b w:val="0"/>
-              </w:rPr>
-            </w:pPr>
-            <w:r>
-              <w:rPr>
-                <w:b w:val="0"/>
-              </w:rPr>
-              <w:t>20–35</w:t>
-            </w:r>
-          </w:p>
-        </w:tc>
-        <w:tc>
-          <w:tcPr>
-            <w:tcBorders>
-              <w:top w:val="nil"/>
-              <w:left w:val="nil"/>
-              <w:bottom w:val="nil"/>
-              <w:right w:val="nil"/>
-            </w:tcBorders>
-            <w:shd w:val="clear" w:color="auto" w:fill="FFFFFF"/>
-          </w:tcPr>
-          <w:p>
-            <w:pPr>
-              <w:pStyle w:val="54"/>
-              <w:bidi w:val="0"/>
-              <w:rPr>
-                <w:b w:val="0"/>
-              </w:rPr>
-            </w:pPr>
-            <w:r>
-              <w:rPr>
-                <w:b w:val="0"/>
-              </w:rPr>
-              <w:t>150×90×26</w:t>
-            </w:r>
-          </w:p>
-        </w:tc>
-        <w:tc>
-          <w:tcPr>
-            <w:tcBorders>
-              <w:top w:val="nil"/>
-              <w:left w:val="nil"/>
-              <w:bottom w:val="nil"/>
-              <w:right w:val="nil"/>
-            </w:tcBorders>
-            <w:shd w:val="clear" w:color="auto" w:fill="FFFFFF"/>
-          </w:tcPr>
-          <w:p>
-            <w:pPr>
-              <w:pStyle w:val="54"/>
-              <w:bidi w:val="0"/>
-              <w:rPr>
-                <w:b w:val="0"/>
-              </w:rPr>
-            </w:pPr>
-            <w:r>
-              <w:rPr>
-                <w:b w:val="0"/>
-              </w:rPr>
-              <w:t>1</w:t>
-            </w:r>
-          </w:p>
-        </w:tc>
-      </w:tr>
-      <w:tr>
-        <w:tblPrEx>
-          <w:tblCellMar>
-            <w:top w:w="0" w:type="dxa"/>
-            <w:left w:w="108" w:type="dxa"/>
-            <w:bottom w:w="0" w:type="dxa"/>
-            <w:right w:w="108" w:type="dxa"/>
-          </w:tblCellMar>
-        </w:tblPrEx>
-        <w:tc>
-          <w:tcPr>
-            <w:tcBorders>
-              <w:top w:val="nil"/>
-              <w:left w:val="nil"/>
-              <w:bottom w:val="single" w:color="000000" w:sz="12" w:space="0"/>
-              <w:right w:val="nil"/>
-            </w:tcBorders>
-            <w:shd w:val="clear" w:color="auto" w:fill="FFFFFF"/>
-          </w:tcPr>
-          <w:p>
-            <w:pPr>
-              <w:pStyle w:val="54"/>
-              <w:bidi w:val="0"/>
-              <w:rPr>
-                <w:b w:val="0"/>
-              </w:rPr>
-            </w:pPr>
-            <w:r>
-              <w:rPr>
-                <w:rFonts w:hint="eastAsia"/>
-                <w:b w:val="0"/>
-              </w:rPr>
-              <w:t>机场机库等效设施</w:t>
-            </w:r>
-          </w:p>
-        </w:tc>
-        <w:tc>
-          <w:tcPr>
-            <w:tcBorders>
-              <w:top w:val="nil"/>
-              <w:left w:val="nil"/>
-              <w:bottom w:val="single" w:color="000000" w:sz="12" w:space="0"/>
-              <w:right w:val="nil"/>
-            </w:tcBorders>
-            <w:shd w:val="clear" w:color="auto" w:fill="FFFFFF"/>
-          </w:tcPr>
-          <w:p>
-            <w:pPr>
-              <w:pStyle w:val="54"/>
-              <w:bidi w:val="0"/>
-              <w:rPr>
-                <w:b w:val="0"/>
-              </w:rPr>
-            </w:pPr>
-            <w:r>
-              <w:rPr>
-                <w:rFonts w:hint="eastAsia"/>
-                <w:b w:val="0"/>
-              </w:rPr>
-              <w:t>机库</w:t>
-            </w:r>
-          </w:p>
-        </w:tc>
-        <w:tc>
-          <w:tcPr>
-            <w:tcBorders>
-              <w:top w:val="nil"/>
-              <w:left w:val="nil"/>
-              <w:bottom w:val="single" w:color="000000" w:sz="12" w:space="0"/>
-              <w:right w:val="nil"/>
-            </w:tcBorders>
-            <w:shd w:val="clear" w:color="auto" w:fill="FFFFFF"/>
-          </w:tcPr>
-          <w:p>
-            <w:pPr>
-              <w:pStyle w:val="54"/>
-              <w:bidi w:val="0"/>
-              <w:rPr>
-                <w:b w:val="0"/>
-              </w:rPr>
-            </w:pPr>
-            <w:r>
-              <w:rPr>
-                <w:rFonts w:hint="eastAsia"/>
-                <w:b w:val="0"/>
-              </w:rPr>
-              <w:t>大</w:t>
-            </w:r>
-          </w:p>
-        </w:tc>
-        <w:tc>
-          <w:tcPr>
-            <w:tcW w:w="1282" w:type="dxa"/>
-            <w:tcBorders>
-              <w:top w:val="nil"/>
-              <w:left w:val="nil"/>
-              <w:bottom w:val="single" w:color="000000" w:sz="12" w:space="0"/>
-              <w:right w:val="nil"/>
-            </w:tcBorders>
-            <w:shd w:val="clear" w:color="auto" w:fill="FFFFFF"/>
-          </w:tcPr>
-          <w:p>
-            <w:pPr>
-              <w:pStyle w:val="54"/>
-              <w:bidi w:val="0"/>
-              <w:rPr>
-                <w:b w:val="0"/>
-              </w:rPr>
-            </w:pPr>
-            <w:r>
-              <w:rPr>
-                <w:rFonts w:hint="eastAsia"/>
-                <w:b w:val="0"/>
-                <w:lang w:val="en-US" w:eastAsia="zh-CN"/>
-              </w:rPr>
-              <w:t>&gt;</w:t>
-            </w:r>
-            <w:r>
-              <w:rPr>
-                <w:b w:val="0"/>
-              </w:rPr>
-              <w:t>200</w:t>
-            </w:r>
-          </w:p>
-        </w:tc>
-        <w:tc>
-          <w:tcPr>
-            <w:tcW w:w="1282" w:type="dxa"/>
-            <w:tcBorders>
-              <w:top w:val="nil"/>
-              <w:left w:val="nil"/>
-              <w:bottom w:val="single" w:color="000000" w:sz="12" w:space="0"/>
-              <w:right w:val="nil"/>
-            </w:tcBorders>
-            <w:shd w:val="clear" w:color="auto" w:fill="FFFFFF"/>
-          </w:tcPr>
-          <w:p>
-            <w:pPr>
-              <w:pStyle w:val="54"/>
-              <w:bidi w:val="0"/>
-              <w:rPr>
-                <w:b w:val="0"/>
-              </w:rPr>
-            </w:pPr>
-            <w:r>
-              <w:rPr>
-                <w:rFonts w:hint="eastAsia"/>
-                <w:b w:val="0"/>
-                <w:lang w:val="en-US" w:eastAsia="zh-CN"/>
-              </w:rPr>
-              <w:t>&gt;</w:t>
-            </w:r>
-            <w:r>
-              <w:rPr>
-                <w:b w:val="0"/>
-              </w:rPr>
-              <w:t>120</w:t>
-            </w:r>
-          </w:p>
-        </w:tc>
-        <w:tc>
-          <w:tcPr>
-            <w:tcBorders>
-              <w:top w:val="nil"/>
-              <w:left w:val="nil"/>
-              <w:bottom w:val="single" w:color="000000" w:sz="12" w:space="0"/>
-              <w:right w:val="nil"/>
-            </w:tcBorders>
-            <w:shd w:val="clear" w:color="auto" w:fill="FFFFFF"/>
-          </w:tcPr>
-          <w:p>
-            <w:pPr>
-              <w:pStyle w:val="54"/>
-              <w:bidi w:val="0"/>
-              <w:rPr>
-                <w:b w:val="0"/>
-              </w:rPr>
-            </w:pPr>
-            <w:r>
-              <w:rPr>
-                <w:rFonts w:hint="eastAsia"/>
-                <w:b w:val="0"/>
-                <w:lang w:val="en-US" w:eastAsia="zh-CN"/>
-              </w:rPr>
-              <w:t>&gt;</w:t>
-            </w:r>
-            <w:r>
-              <w:rPr>
-                <w:b w:val="0"/>
-              </w:rPr>
-              <w:t>35</w:t>
-            </w:r>
-          </w:p>
-        </w:tc>
-        <w:tc>
-          <w:tcPr>
-            <w:tcBorders>
-              <w:top w:val="nil"/>
-              <w:left w:val="nil"/>
-              <w:bottom w:val="single" w:color="000000" w:sz="12" w:space="0"/>
-              <w:right w:val="nil"/>
-            </w:tcBorders>
-            <w:shd w:val="clear" w:color="auto" w:fill="FFFFFF"/>
-          </w:tcPr>
-          <w:p>
-            <w:pPr>
-              <w:pStyle w:val="54"/>
-              <w:bidi w:val="0"/>
-              <w:rPr>
-                <w:b w:val="0"/>
-              </w:rPr>
-            </w:pPr>
-            <w:r>
-              <w:rPr>
-                <w:b w:val="0"/>
-              </w:rPr>
-              <w:t>275×160×42</w:t>
-            </w:r>
-          </w:p>
-        </w:tc>
-        <w:tc>
-          <w:tcPr>
-            <w:tcBorders>
-              <w:top w:val="nil"/>
-              <w:left w:val="nil"/>
-              <w:bottom w:val="single" w:color="000000" w:sz="12" w:space="0"/>
-              <w:right w:val="nil"/>
-            </w:tcBorders>
-            <w:shd w:val="clear" w:color="auto" w:fill="FFFFFF"/>
-          </w:tcPr>
-          <w:p>
-            <w:pPr>
-              <w:pStyle w:val="54"/>
-              <w:bidi w:val="0"/>
-              <w:rPr>
-                <w:b w:val="0"/>
-              </w:rPr>
-            </w:pPr>
-            <w:r>
-              <w:rPr>
-                <w:b w:val="0"/>
-              </w:rPr>
-              <w:t>1</w:t>
+              <w:t xml:space="preserve">&gt;24,000</w:t>
             </w:r>
           </w:p>
         </w:tc>
@@ -11339,7 +7500,7 @@
           <w:rFonts w:hint="default" w:ascii="Times New Roman" w:hAnsi="Times New Roman" w:cs="Times New Roman"/>
           <w:lang w:val="en-US" w:eastAsia="zh-CN"/>
         </w:rPr>
-        <w:t>机场机库的规模分级依据典型民用与军用机库的建筑尺度统计确定。统计样本中机库长度中位数约为 135 m、四分位范围为 100–320 m，宽度中位数约为 90.5 m、主要集中在 80–100 m，高度中位数约为 26.5 m、四分位范围为 20–41.8 m。在此基础上，小型机库对应单机或轻型飞机机库，中型机库对应宽体客机或大型军机机库，大型机库对应多机位、总装或超大型大跨机库。机库门作为最关键的围护构件，其高度通常占建筑高度的 90%–95%，门宽一般占可开口立面宽度的 65%–75%，这一尺度耦合关系在等效模型中通过开口与门窗比例参数统一表达。模拟代表值即各规模档在 FDS 建模中实际采用的长宽高，相邻档位之间以代表值中点划分边界。</w:t>
+        <w:t xml:space="preserve">整体建筑面积范围由各建筑在该规模档内的长度与宽度范围换算得到，反映设施级面积对应的小、中、大区间；表中上、下限是相邻规模档的分界值，不表示任一规模档只能取该具体面积。</w:t>
       </w:r>
     </w:p>
     <w:p>
@@ -12792,7 +8953,7 @@
           <w:rFonts w:hint="default" w:ascii="Times New Roman" w:hAnsi="Times New Roman" w:cs="Times New Roman"/>
           <w:lang w:val="en-US" w:eastAsia="zh-CN"/>
         </w:rPr>
-        <w:t>模型输入按工程来源归并为热源工况特征与设施构型及目标特征两类。热源工况特征描述外部热辐射的作用条件，包括入射强度、作用时间、累积剂量和入射方向；设施构型及目标特征描述设施自身的几何尺度、围护与开口条件以及内部可燃物和敏感目标的分布情况。两者共同决定同一设施在不同热源工况下的毁伤响应。</w:t>
+        <w:t>模型输入按工程来源归并为热源工况特征与设施构型及目标特征两类。热源工况特征描述外部热辐射的作用条件，包括入射强度、作用时间、累积剂量和入射方向；设施构型及目标特征描述设施自身的几何尺度、围护与开口条件以及内部可燃物和敏感目标的分布情况。两者共同决定同一设施在不同热源工况下的损伤响应。</w:t>
       </w:r>
     </w:p>
     <w:p>
@@ -14241,7 +10402,7 @@
         <w:rPr>
           <w:rFonts w:hint="default" w:ascii="Times New Roman" w:hAnsi="Times New Roman" w:cs="Times New Roman"/>
         </w:rPr>
-        <w:t xml:space="preserve"> 随工况变化的主要驱动；设施构型及目标特征则刻画了设施自身的受热响应条件，包括空间体量对热量的稀释作用、围护与开口对热量进入路径的调节，以及内部目标数量和迎火暴露程度对损伤形成的放大作用。两类特征在模型中共同参与树节点划分，缺一不可：仅凭热源强度无法解释同热通量下不同设施、不同方向的预测差异，仅凭设施构型也无法刻画同一设施在不同工况下的毁伤变化。两者结合，使模型能够在统一的特征空间内表达"外部能量输入—围护衰减—目标暴露—价值加权损伤"的完整响应链。</w:t>
+        <w:t xml:space="preserve"> 随工况变化的主要驱动；设施构型及目标特征则刻画了设施自身的受热响应条件，包括空间体量对热量的稀释作用、围护与开口对热量进入路径的调节，以及内部目标数量和迎火暴露程度对损伤形成的放大作用。两类特征在模型中共同参与树节点划分，缺一不可：仅凭热源强度无法解释同热通量下不同设施、不同方向的预测差异，仅凭设施构型也无法刻画同一设施在不同工况下的损伤变化。两者结合，使模型能够在统一的特征空间内表达"外部能量输入—围护衰减—目标暴露—价值加权损伤"的完整响应链。</w:t>
       </w:r>
     </w:p>
     <w:p>
@@ -14297,7 +10458,7 @@
         <w:rPr>
           <w:rFonts w:hint="default" w:ascii="Times New Roman" w:hAnsi="Times New Roman" w:cs="Times New Roman"/>
         </w:rPr>
-        <w:t>迎火侧特征根据方位角动态选取。当热源方向改变时，模型同步更新受热墙面面积、门窗与总开口比例以及迎火侧敏感目标比例。因此，同一热通量下不同方向的预测差异具有明确的工程参数来源：方位角决定哪一面墙成为迎火侧，俯仰角决定辐射作用于墙面、屋面还是内部目标的分布，持续时间则通过热剂量累积放大或缩小毁伤程度。对机场机库而言，机库门通常集中布置于一个立面，方位角的变化会使大门、侧墙或背墙轮流成为迎火侧，这种方向性差异在特征中通过迎火侧开口与门窗比例的动态投影被显式保留。</w:t>
+        <w:t>迎火侧特征根据方位角动态选取。当热源方向改变时，模型同步更新受热墙面面积、门窗与总开口比例以及迎火侧敏感目标比例。因此，同一热通量下不同方向的预测差异具有明确的工程参数来源：方位角决定哪一面墙成为迎火侧，俯仰角决定辐射作用于墙面、屋面还是内部目标的分布，持续时间则通过热剂量累积放大或缩小损伤程度。对机场机库而言，机库门通常集中布置于一个立面，方位角的变化会使大门、侧墙或背墙轮流成为迎火侧，这种方向性差异在特征中通过迎火侧开口与门窗比例的动态投影被显式保留。</w:t>
       </w:r>
     </w:p>
     <w:p>
@@ -14364,11 +10525,11 @@
             <wp:effectExtent l="0" t="0" r="6350" b="17780"/>
             <wp:docPr id="71" name="Picture" descr="图 1 航空航天与机场机库专项因素置换重要性"/>
             <wp:cNvGraphicFramePr>
-              <a:graphicFrameLocks xmlns:a="http://schemas.openxmlformats.org/drawingml/2006/main" noChangeAspect="1"/>
+              <a:graphicFrameLocks noChangeAspect="1"/>
             </wp:cNvGraphicFramePr>
-            <a:graphic xmlns:a="http://schemas.openxmlformats.org/drawingml/2006/main">
+            <a:graphic>
               <a:graphicData uri="http://schemas.openxmlformats.org/drawingml/2006/picture">
-                <pic:pic xmlns:pic="http://schemas.openxmlformats.org/drawingml/2006/picture">
+                <pic:pic>
                   <pic:nvPicPr>
                     <pic:cNvPr id="71" name="Picture" descr="图 1 航空航天与机场机库专项因素置换重要性"/>
                     <pic:cNvPicPr>
@@ -15437,7 +11598,7 @@
           <w:rFonts w:hint="default" w:ascii="Times New Roman" w:hAnsi="Times New Roman" w:cs="Times New Roman"/>
           <w:lang w:val="en-US" w:eastAsia="zh-CN"/>
         </w:rPr>
-        <w:t>置换结果显示，方位角与热通量是航空航天与机场机库等级判断最主要的驱动因素：方位角通过迎火侧墙面、机库门与开口比例的动态投影决定方向响应，热通量则直接控制毁伤水平。俯仰角正弦项和迎火侧总开口比例进一步刻画辐射作用于屋面、机库门及内部目标的路径差异。机场机库的大跨度开口和航空器目标分布、发射与处理设施的高价值设备布置，均通过这些共用特征进入统一等级解释。除上述共用特征外，个别设施（如沃斯堡空军4号飞机工厂、40号发射场机库）还补充了开口面积、通风口、无窗墙面等扩展特征，以刻画其特有的开口受热路径。</w:t>
+        <w:t>置换结果显示，方位角与热通量是航空航天与机场机库等级判断最主要的驱动因素：方位角通过迎火侧墙面、机库门与开口比例的动态投影决定方向响应，热通量则直接控制损伤水平。俯仰角正弦项和迎火侧总开口比例进一步刻画辐射作用于屋面、机库门及内部目标的路径差异。机场机库的大跨度开口和航空器目标分布、发射与处理设施的高价值设备布置，均通过这些共用特征进入统一等级解释。除上述共用特征外，个别设施（如沃斯堡空军4号飞机工厂、40号发射场机库）还补充了开口面积、通风口、无窗墙面等扩展特征，以刻画其特有的开口受热路径。</w:t>
       </w:r>
     </w:p>
     <w:p>
@@ -15575,25 +11736,25 @@
           <w:rFonts w:hint="default" w:ascii="Times New Roman" w:hAnsi="Times New Roman" w:cs="Times New Roman"/>
         </w:rPr>
       </w:pPr>
-      <m:oMathPara>
-        <m:oMath>
-          <m:r>
-            <m:rPr>
-              <m:nor/>
-            </m:rPr>
+      <ns8:oMathPara>
+        <ns8:oMath>
+          <ns8:r>
+            <ns8:rPr>
+              <ns8:nor/>
+            </ns8:rPr>
             <w:rPr>
               <w:rFonts w:hint="default" w:ascii="Times New Roman" w:hAnsi="Times New Roman" w:cs="Times New Roman"/>
               <w:i/>
               <w:sz w:val="24"/>
               <w:u w:val="none"/>
             </w:rPr>
-            <m:t>x</m:t>
-          </m:r>
-          <m:r>
-            <m:rPr>
-              <m:nor/>
-              <m:sty m:val="p"/>
-            </m:rPr>
+            <ns8:t>x</ns8:t>
+          </ns8:r>
+          <ns8:r>
+            <ns8:rPr>
+              <ns8:nor/>
+              <ns8:sty ns8:val="p"/>
+            </ns8:rPr>
             <w:rPr>
               <w:rFonts w:hint="default" w:ascii="Times New Roman" w:hAnsi="Times New Roman" w:cs="Times New Roman"/>
               <w:b w:val="0"/>
@@ -15601,66 +11762,66 @@
               <w:sz w:val="24"/>
               <w:u w:val="none"/>
             </w:rPr>
-            <m:t>=[</m:t>
-          </m:r>
-          <m:sSub>
-            <m:sSubPr>
-              <m:ctrlPr>
+            <ns8:t>=[</ns8:t>
+          </ns8:r>
+          <ns8:sSub>
+            <ns8:sSubPr>
+              <ns8:ctrlPr>
                 <w:rPr>
                   <w:rFonts w:hint="default" w:ascii="Cambria Math" w:hAnsi="Cambria Math" w:cs="Times New Roman"/>
                   <w:sz w:val="24"/>
                   <w:u w:val="none"/>
                 </w:rPr>
-              </m:ctrlPr>
-            </m:sSubPr>
-            <m:e>
-              <m:r>
-                <m:rPr>
-                  <m:nor/>
-                </m:rPr>
+              </ns8:ctrlPr>
+            </ns8:sSubPr>
+            <ns8:e>
+              <ns8:r>
+                <ns8:rPr>
+                  <ns8:nor/>
+                </ns8:rPr>
                 <w:rPr>
                   <w:rFonts w:hint="default" w:ascii="Times New Roman" w:hAnsi="Times New Roman" w:cs="Times New Roman"/>
                   <w:i/>
                   <w:sz w:val="24"/>
                   <w:u w:val="none"/>
                 </w:rPr>
-                <m:t>x</m:t>
-              </m:r>
-              <m:ctrlPr>
+                <ns8:t>x</ns8:t>
+              </ns8:r>
+              <ns8:ctrlPr>
                 <w:rPr>
                   <w:rFonts w:hint="default" w:ascii="Cambria Math" w:hAnsi="Cambria Math" w:cs="Times New Roman"/>
                   <w:sz w:val="24"/>
                   <w:u w:val="none"/>
                 </w:rPr>
-              </m:ctrlPr>
-            </m:e>
-            <m:sub>
-              <m:r>
-                <m:rPr>
-                  <m:nor/>
-                </m:rPr>
+              </ns8:ctrlPr>
+            </ns8:e>
+            <ns8:sub>
+              <ns8:r>
+                <ns8:rPr>
+                  <ns8:nor/>
+                </ns8:rPr>
                 <w:rPr>
                   <w:rFonts w:hint="default" w:ascii="Times New Roman" w:hAnsi="Times New Roman" w:cs="Times New Roman"/>
                   <w:i/>
                   <w:sz w:val="24"/>
                   <w:u w:val="none"/>
                 </w:rPr>
-                <m:t>H</m:t>
-              </m:r>
-              <m:ctrlPr>
+                <ns8:t>H</ns8:t>
+              </ns8:r>
+              <ns8:ctrlPr>
                 <w:rPr>
                   <w:rFonts w:hint="default" w:ascii="Cambria Math" w:hAnsi="Cambria Math" w:cs="Times New Roman"/>
                   <w:sz w:val="24"/>
                   <w:u w:val="none"/>
                 </w:rPr>
-              </m:ctrlPr>
-            </m:sub>
-          </m:sSub>
-          <m:r>
-            <m:rPr>
-              <m:nor/>
-              <m:sty m:val="p"/>
-            </m:rPr>
+              </ns8:ctrlPr>
+            </ns8:sub>
+          </ns8:sSub>
+          <ns8:r>
+            <ns8:rPr>
+              <ns8:nor/>
+              <ns8:sty ns8:val="p"/>
+            </ns8:rPr>
             <w:rPr>
               <w:rFonts w:hint="default" w:ascii="Times New Roman" w:hAnsi="Times New Roman" w:cs="Times New Roman"/>
               <w:b w:val="0"/>
@@ -15668,66 +11829,66 @@
               <w:sz w:val="24"/>
               <w:u w:val="none"/>
             </w:rPr>
-            <m:t>,</m:t>
-          </m:r>
-          <m:sSub>
-            <m:sSubPr>
-              <m:ctrlPr>
+            <ns8:t>,</ns8:t>
+          </ns8:r>
+          <ns8:sSub>
+            <ns8:sSubPr>
+              <ns8:ctrlPr>
                 <w:rPr>
                   <w:rFonts w:hint="default" w:ascii="Cambria Math" w:hAnsi="Cambria Math" w:cs="Times New Roman"/>
                   <w:sz w:val="24"/>
                   <w:u w:val="none"/>
                 </w:rPr>
-              </m:ctrlPr>
-            </m:sSubPr>
-            <m:e>
-              <m:r>
-                <m:rPr>
-                  <m:nor/>
-                </m:rPr>
+              </ns8:ctrlPr>
+            </ns8:sSubPr>
+            <ns8:e>
+              <ns8:r>
+                <ns8:rPr>
+                  <ns8:nor/>
+                </ns8:rPr>
                 <w:rPr>
                   <w:rFonts w:hint="default" w:ascii="Times New Roman" w:hAnsi="Times New Roman" w:cs="Times New Roman"/>
                   <w:i/>
                   <w:sz w:val="24"/>
                   <w:u w:val="none"/>
                 </w:rPr>
-                <m:t>x</m:t>
-              </m:r>
-              <m:ctrlPr>
+                <ns8:t>x</ns8:t>
+              </ns8:r>
+              <ns8:ctrlPr>
                 <w:rPr>
                   <w:rFonts w:hint="default" w:ascii="Cambria Math" w:hAnsi="Cambria Math" w:cs="Times New Roman"/>
                   <w:sz w:val="24"/>
                   <w:u w:val="none"/>
                 </w:rPr>
-              </m:ctrlPr>
-            </m:e>
-            <m:sub>
-              <m:r>
-                <m:rPr>
-                  <m:nor/>
-                </m:rPr>
+              </ns8:ctrlPr>
+            </ns8:e>
+            <ns8:sub>
+              <ns8:r>
+                <ns8:rPr>
+                  <ns8:nor/>
+                </ns8:rPr>
                 <w:rPr>
                   <w:rFonts w:hint="default" w:ascii="Times New Roman" w:hAnsi="Times New Roman" w:cs="Times New Roman"/>
                   <w:i/>
                   <w:sz w:val="24"/>
                   <w:u w:val="none"/>
                 </w:rPr>
-                <m:t>B</m:t>
-              </m:r>
-              <m:ctrlPr>
+                <ns8:t>B</ns8:t>
+              </ns8:r>
+              <ns8:ctrlPr>
                 <w:rPr>
                   <w:rFonts w:hint="default" w:ascii="Cambria Math" w:hAnsi="Cambria Math" w:cs="Times New Roman"/>
                   <w:sz w:val="24"/>
                   <w:u w:val="none"/>
                 </w:rPr>
-              </m:ctrlPr>
-            </m:sub>
-          </m:sSub>
-          <m:r>
-            <m:rPr>
-              <m:nor/>
-              <m:sty m:val="p"/>
-            </m:rPr>
+              </ns8:ctrlPr>
+            </ns8:sub>
+          </ns8:sSub>
+          <ns8:r>
+            <ns8:rPr>
+              <ns8:nor/>
+              <ns8:sty ns8:val="p"/>
+            </ns8:rPr>
             <w:rPr>
               <w:rFonts w:hint="default" w:ascii="Times New Roman" w:hAnsi="Times New Roman" w:cs="Times New Roman"/>
               <w:b w:val="0"/>
@@ -15735,66 +11896,66 @@
               <w:sz w:val="24"/>
               <w:u w:val="none"/>
             </w:rPr>
-            <m:t>,</m:t>
-          </m:r>
-          <m:sSub>
-            <m:sSubPr>
-              <m:ctrlPr>
+            <ns8:t>,</ns8:t>
+          </ns8:r>
+          <ns8:sSub>
+            <ns8:sSubPr>
+              <ns8:ctrlPr>
                 <w:rPr>
                   <w:rFonts w:hint="default" w:ascii="Cambria Math" w:hAnsi="Cambria Math" w:cs="Times New Roman"/>
                   <w:sz w:val="24"/>
                   <w:u w:val="none"/>
                 </w:rPr>
-              </m:ctrlPr>
-            </m:sSubPr>
-            <m:e>
-              <m:r>
-                <m:rPr>
-                  <m:nor/>
-                </m:rPr>
+              </ns8:ctrlPr>
+            </ns8:sSubPr>
+            <ns8:e>
+              <ns8:r>
+                <ns8:rPr>
+                  <ns8:nor/>
+                </ns8:rPr>
                 <w:rPr>
                   <w:rFonts w:hint="default" w:ascii="Times New Roman" w:hAnsi="Times New Roman" w:cs="Times New Roman"/>
                   <w:i/>
                   <w:sz w:val="24"/>
                   <w:u w:val="none"/>
                 </w:rPr>
-                <m:t>x</m:t>
-              </m:r>
-              <m:ctrlPr>
+                <ns8:t>x</ns8:t>
+              </ns8:r>
+              <ns8:ctrlPr>
                 <w:rPr>
                   <w:rFonts w:hint="default" w:ascii="Cambria Math" w:hAnsi="Cambria Math" w:cs="Times New Roman"/>
                   <w:sz w:val="24"/>
                   <w:u w:val="none"/>
                 </w:rPr>
-              </m:ctrlPr>
-            </m:e>
-            <m:sub>
-              <m:r>
-                <m:rPr>
-                  <m:nor/>
-                </m:rPr>
+              </ns8:ctrlPr>
+            </ns8:e>
+            <ns8:sub>
+              <ns8:r>
+                <ns8:rPr>
+                  <ns8:nor/>
+                </ns8:rPr>
                 <w:rPr>
                   <w:rFonts w:hint="default" w:ascii="Times New Roman" w:hAnsi="Times New Roman" w:cs="Times New Roman"/>
                   <w:i/>
                   <w:sz w:val="24"/>
                   <w:u w:val="none"/>
                 </w:rPr>
-                <m:t>C</m:t>
-              </m:r>
-              <m:ctrlPr>
+                <ns8:t>C</ns8:t>
+              </ns8:r>
+              <ns8:ctrlPr>
                 <w:rPr>
                   <w:rFonts w:hint="default" w:ascii="Cambria Math" w:hAnsi="Cambria Math" w:cs="Times New Roman"/>
                   <w:sz w:val="24"/>
                   <w:u w:val="none"/>
                 </w:rPr>
-              </m:ctrlPr>
-            </m:sub>
-          </m:sSub>
-          <m:r>
-            <m:rPr>
-              <m:nor/>
-              <m:sty m:val="p"/>
-            </m:rPr>
+              </ns8:ctrlPr>
+            </ns8:sub>
+          </ns8:sSub>
+          <ns8:r>
+            <ns8:rPr>
+              <ns8:nor/>
+              <ns8:sty ns8:val="p"/>
+            </ns8:rPr>
             <w:rPr>
               <w:rFonts w:hint="default" w:ascii="Times New Roman" w:hAnsi="Times New Roman" w:cs="Times New Roman"/>
               <w:b w:val="0"/>
@@ -15802,10 +11963,10 @@
               <w:sz w:val="24"/>
               <w:u w:val="none"/>
             </w:rPr>
-            <m:t>]</m:t>
-          </m:r>
-        </m:oMath>
-      </m:oMathPara>
+            <ns8:t>]</ns8:t>
+          </ns8:r>
+        </ns8:oMath>
+      </ns8:oMathPara>
     </w:p>
     <w:p>
       <w:pPr>
@@ -15819,288 +11980,288 @@
         </w:rPr>
         <w:t>其中，</w:t>
       </w:r>
-      <m:oMath>
-        <m:sSub>
-          <m:sSubPr>
-            <m:ctrlPr>
+      <ns8:oMath>
+        <ns8:sSub>
+          <ns8:sSubPr>
+            <ns8:ctrlPr>
               <w:rPr>
                 <w:rFonts w:hint="default" w:ascii="Cambria Math" w:hAnsi="Cambria Math" w:cs="Times New Roman"/>
                 <w:sz w:val="24"/>
                 <w:u w:val="none"/>
               </w:rPr>
-            </m:ctrlPr>
-          </m:sSubPr>
-          <m:e>
-            <m:r>
-              <m:rPr>
-                <m:nor/>
-              </m:rPr>
+            </ns8:ctrlPr>
+          </ns8:sSubPr>
+          <ns8:e>
+            <ns8:r>
+              <ns8:rPr>
+                <ns8:nor/>
+              </ns8:rPr>
               <w:rPr>
                 <w:rFonts w:hint="default" w:ascii="Times New Roman" w:hAnsi="Times New Roman" w:cs="Times New Roman"/>
                 <w:i/>
                 <w:sz w:val="24"/>
                 <w:u w:val="none"/>
               </w:rPr>
-              <m:t>x</m:t>
-            </m:r>
-            <m:ctrlPr>
+              <ns8:t>x</ns8:t>
+            </ns8:r>
+            <ns8:ctrlPr>
               <w:rPr>
                 <w:rFonts w:hint="default" w:ascii="Cambria Math" w:hAnsi="Cambria Math" w:cs="Times New Roman"/>
                 <w:sz w:val="24"/>
                 <w:u w:val="none"/>
               </w:rPr>
-            </m:ctrlPr>
-          </m:e>
-          <m:sub>
-            <m:r>
-              <m:rPr>
-                <m:nor/>
-              </m:rPr>
+            </ns8:ctrlPr>
+          </ns8:e>
+          <ns8:sub>
+            <ns8:r>
+              <ns8:rPr>
+                <ns8:nor/>
+              </ns8:rPr>
               <w:rPr>
                 <w:rFonts w:hint="default" w:ascii="Times New Roman" w:hAnsi="Times New Roman" w:cs="Times New Roman"/>
                 <w:i/>
                 <w:sz w:val="24"/>
                 <w:u w:val="none"/>
               </w:rPr>
-              <m:t>H</m:t>
-            </m:r>
-            <m:ctrlPr>
+              <ns8:t>H</ns8:t>
+            </ns8:r>
+            <ns8:ctrlPr>
               <w:rPr>
                 <w:rFonts w:hint="default" w:ascii="Cambria Math" w:hAnsi="Cambria Math" w:cs="Times New Roman"/>
                 <w:sz w:val="24"/>
                 <w:u w:val="none"/>
               </w:rPr>
-            </m:ctrlPr>
-          </m:sub>
-        </m:sSub>
-      </m:oMath>
+            </ns8:ctrlPr>
+          </ns8:sub>
+        </ns8:sSub>
+      </ns8:oMath>
       <w:r>
         <w:rPr>
           <w:rFonts w:hint="default" w:ascii="Times New Roman" w:hAnsi="Times New Roman" w:cs="Times New Roman"/>
         </w:rPr>
         <w:t xml:space="preserve"> 为热源特征，</w:t>
       </w:r>
-      <m:oMath>
-        <m:sSub>
-          <m:sSubPr>
-            <m:ctrlPr>
+      <ns8:oMath>
+        <ns8:sSub>
+          <ns8:sSubPr>
+            <ns8:ctrlPr>
               <w:rPr>
                 <w:rFonts w:hint="default" w:ascii="Cambria Math" w:hAnsi="Cambria Math" w:cs="Times New Roman"/>
                 <w:sz w:val="24"/>
                 <w:u w:val="none"/>
               </w:rPr>
-            </m:ctrlPr>
-          </m:sSubPr>
-          <m:e>
-            <m:r>
-              <m:rPr>
-                <m:nor/>
-              </m:rPr>
+            </ns8:ctrlPr>
+          </ns8:sSubPr>
+          <ns8:e>
+            <ns8:r>
+              <ns8:rPr>
+                <ns8:nor/>
+              </ns8:rPr>
               <w:rPr>
                 <w:rFonts w:hint="default" w:ascii="Times New Roman" w:hAnsi="Times New Roman" w:cs="Times New Roman"/>
                 <w:i/>
                 <w:sz w:val="24"/>
                 <w:u w:val="none"/>
               </w:rPr>
-              <m:t>x</m:t>
-            </m:r>
-            <m:ctrlPr>
+              <ns8:t>x</ns8:t>
+            </ns8:r>
+            <ns8:ctrlPr>
               <w:rPr>
                 <w:rFonts w:hint="default" w:ascii="Cambria Math" w:hAnsi="Cambria Math" w:cs="Times New Roman"/>
                 <w:sz w:val="24"/>
                 <w:u w:val="none"/>
               </w:rPr>
-            </m:ctrlPr>
-          </m:e>
-          <m:sub>
-            <m:r>
-              <m:rPr>
-                <m:nor/>
-              </m:rPr>
+            </ns8:ctrlPr>
+          </ns8:e>
+          <ns8:sub>
+            <ns8:r>
+              <ns8:rPr>
+                <ns8:nor/>
+              </ns8:rPr>
               <w:rPr>
                 <w:rFonts w:hint="default" w:ascii="Times New Roman" w:hAnsi="Times New Roman" w:cs="Times New Roman"/>
                 <w:i/>
                 <w:sz w:val="24"/>
                 <w:u w:val="none"/>
               </w:rPr>
-              <m:t>B</m:t>
-            </m:r>
-            <m:ctrlPr>
+              <ns8:t>B</ns8:t>
+            </ns8:r>
+            <ns8:ctrlPr>
               <w:rPr>
                 <w:rFonts w:hint="default" w:ascii="Cambria Math" w:hAnsi="Cambria Math" w:cs="Times New Roman"/>
                 <w:sz w:val="24"/>
                 <w:u w:val="none"/>
               </w:rPr>
-            </m:ctrlPr>
-          </m:sub>
-        </m:sSub>
-      </m:oMath>
+            </ns8:ctrlPr>
+          </ns8:sub>
+        </ns8:sSub>
+      </ns8:oMath>
       <w:r>
         <w:rPr>
           <w:rFonts w:hint="default" w:ascii="Times New Roman" w:hAnsi="Times New Roman" w:cs="Times New Roman"/>
         </w:rPr>
         <w:t xml:space="preserve"> 为建筑特征（包括设施类别），</w:t>
       </w:r>
-      <m:oMath>
-        <m:sSub>
-          <m:sSubPr>
-            <m:ctrlPr>
+      <ns8:oMath>
+        <ns8:sSub>
+          <ns8:sSubPr>
+            <ns8:ctrlPr>
               <w:rPr>
                 <w:rFonts w:hint="default" w:ascii="Cambria Math" w:hAnsi="Cambria Math" w:cs="Times New Roman"/>
                 <w:sz w:val="24"/>
                 <w:u w:val="none"/>
               </w:rPr>
-            </m:ctrlPr>
-          </m:sSubPr>
-          <m:e>
-            <m:r>
-              <m:rPr>
-                <m:nor/>
-              </m:rPr>
+            </ns8:ctrlPr>
+          </ns8:sSubPr>
+          <ns8:e>
+            <ns8:r>
+              <ns8:rPr>
+                <ns8:nor/>
+              </ns8:rPr>
               <w:rPr>
                 <w:rFonts w:hint="default" w:ascii="Times New Roman" w:hAnsi="Times New Roman" w:cs="Times New Roman"/>
                 <w:i/>
                 <w:sz w:val="24"/>
                 <w:u w:val="none"/>
               </w:rPr>
-              <m:t>x</m:t>
-            </m:r>
-            <m:ctrlPr>
+              <ns8:t>x</ns8:t>
+            </ns8:r>
+            <ns8:ctrlPr>
               <w:rPr>
                 <w:rFonts w:hint="default" w:ascii="Cambria Math" w:hAnsi="Cambria Math" w:cs="Times New Roman"/>
                 <w:sz w:val="24"/>
                 <w:u w:val="none"/>
               </w:rPr>
-            </m:ctrlPr>
-          </m:e>
-          <m:sub>
-            <m:r>
-              <m:rPr>
-                <m:nor/>
-              </m:rPr>
+            </ns8:ctrlPr>
+          </ns8:e>
+          <ns8:sub>
+            <ns8:r>
+              <ns8:rPr>
+                <ns8:nor/>
+              </ns8:rPr>
               <w:rPr>
                 <w:rFonts w:hint="default" w:ascii="Times New Roman" w:hAnsi="Times New Roman" w:cs="Times New Roman"/>
                 <w:i/>
                 <w:sz w:val="24"/>
                 <w:u w:val="none"/>
               </w:rPr>
-              <m:t>C</m:t>
-            </m:r>
-            <m:ctrlPr>
+              <ns8:t>C</ns8:t>
+            </ns8:r>
+            <ns8:ctrlPr>
               <w:rPr>
                 <w:rFonts w:hint="default" w:ascii="Cambria Math" w:hAnsi="Cambria Math" w:cs="Times New Roman"/>
                 <w:sz w:val="24"/>
                 <w:u w:val="none"/>
               </w:rPr>
-            </m:ctrlPr>
-          </m:sub>
-        </m:sSub>
-      </m:oMath>
+            </ns8:ctrlPr>
+          </ns8:sub>
+        </ns8:sSub>
+      </ns8:oMath>
       <w:r>
         <w:rPr>
           <w:rFonts w:hint="default" w:ascii="Times New Roman" w:hAnsi="Times New Roman" w:cs="Times New Roman"/>
         </w:rPr>
         <w:t xml:space="preserve"> 为可燃物与敏感目标特征。对于包含 </w:t>
       </w:r>
-      <m:oMath>
-        <m:r>
-          <m:rPr>
-            <m:nor/>
-          </m:rPr>
+      <ns8:oMath>
+        <ns8:r>
+          <ns8:rPr>
+            <ns8:nor/>
+          </ns8:rPr>
           <w:rPr>
             <w:rFonts w:hint="default" w:ascii="Times New Roman" w:hAnsi="Times New Roman" w:cs="Times New Roman"/>
             <w:i/>
             <w:sz w:val="24"/>
             <w:u w:val="none"/>
           </w:rPr>
-          <m:t>T</m:t>
-        </m:r>
-      </m:oMath>
+          <ns8:t>T</ns8:t>
+        </ns8:r>
+      </ns8:oMath>
       <w:r>
         <w:rPr>
           <w:rFonts w:hint="default" w:ascii="Times New Roman" w:hAnsi="Times New Roman" w:cs="Times New Roman"/>
         </w:rPr>
         <w:t xml:space="preserve"> 棵树的回归森林，第 </w:t>
       </w:r>
-      <m:oMath>
-        <m:r>
-          <m:rPr>
-            <m:nor/>
-          </m:rPr>
+      <ns8:oMath>
+        <ns8:r>
+          <ns8:rPr>
+            <ns8:nor/>
+          </ns8:rPr>
           <w:rPr>
             <w:rFonts w:hint="default" w:ascii="Times New Roman" w:hAnsi="Times New Roman" w:cs="Times New Roman"/>
             <w:i/>
             <w:sz w:val="24"/>
             <w:u w:val="none"/>
           </w:rPr>
-          <m:t>t</m:t>
-        </m:r>
-      </m:oMath>
+          <ns8:t>t</ns8:t>
+        </ns8:r>
+      </ns8:oMath>
       <w:r>
         <w:rPr>
           <w:rFonts w:hint="default" w:ascii="Times New Roman" w:hAnsi="Times New Roman" w:cs="Times New Roman"/>
         </w:rPr>
         <w:t xml:space="preserve"> 棵树的输出记为 </w:t>
       </w:r>
-      <m:oMath>
-        <m:sSub>
-          <m:sSubPr>
-            <m:ctrlPr>
+      <ns8:oMath>
+        <ns8:sSub>
+          <ns8:sSubPr>
+            <ns8:ctrlPr>
               <w:rPr>
                 <w:rFonts w:hint="default" w:ascii="Cambria Math" w:hAnsi="Cambria Math" w:cs="Times New Roman"/>
                 <w:sz w:val="24"/>
                 <w:u w:val="none"/>
               </w:rPr>
-            </m:ctrlPr>
-          </m:sSubPr>
-          <m:e>
-            <m:r>
-              <m:rPr>
-                <m:nor/>
-              </m:rPr>
+            </ns8:ctrlPr>
+          </ns8:sSubPr>
+          <ns8:e>
+            <ns8:r>
+              <ns8:rPr>
+                <ns8:nor/>
+              </ns8:rPr>
               <w:rPr>
                 <w:rFonts w:hint="default" w:ascii="Times New Roman" w:hAnsi="Times New Roman" w:cs="Times New Roman"/>
                 <w:i/>
                 <w:sz w:val="24"/>
                 <w:u w:val="none"/>
               </w:rPr>
-              <m:t>f</m:t>
-            </m:r>
-            <m:ctrlPr>
+              <ns8:t>f</ns8:t>
+            </ns8:r>
+            <ns8:ctrlPr>
               <w:rPr>
                 <w:rFonts w:hint="default" w:ascii="Cambria Math" w:hAnsi="Cambria Math" w:cs="Times New Roman"/>
                 <w:sz w:val="24"/>
                 <w:u w:val="none"/>
               </w:rPr>
-            </m:ctrlPr>
-          </m:e>
-          <m:sub>
-            <m:r>
-              <m:rPr>
-                <m:nor/>
-              </m:rPr>
+            </ns8:ctrlPr>
+          </ns8:e>
+          <ns8:sub>
+            <ns8:r>
+              <ns8:rPr>
+                <ns8:nor/>
+              </ns8:rPr>
               <w:rPr>
                 <w:rFonts w:hint="default" w:ascii="Times New Roman" w:hAnsi="Times New Roman" w:cs="Times New Roman"/>
                 <w:i/>
                 <w:sz w:val="24"/>
                 <w:u w:val="none"/>
               </w:rPr>
-              <m:t>t</m:t>
-            </m:r>
-            <m:ctrlPr>
+              <ns8:t>t</ns8:t>
+            </ns8:r>
+            <ns8:ctrlPr>
               <w:rPr>
                 <w:rFonts w:hint="default" w:ascii="Cambria Math" w:hAnsi="Cambria Math" w:cs="Times New Roman"/>
                 <w:sz w:val="24"/>
                 <w:u w:val="none"/>
               </w:rPr>
-            </m:ctrlPr>
-          </m:sub>
-        </m:sSub>
-        <m:r>
-          <m:rPr>
-            <m:nor/>
-            <m:sty m:val="p"/>
-          </m:rPr>
+            </ns8:ctrlPr>
+          </ns8:sub>
+        </ns8:sSub>
+        <ns8:r>
+          <ns8:rPr>
+            <ns8:nor/>
+            <ns8:sty ns8:val="p"/>
+          </ns8:rPr>
           <w:rPr>
             <w:rFonts w:hint="default" w:ascii="Times New Roman" w:hAnsi="Times New Roman" w:cs="Times New Roman"/>
             <w:b w:val="0"/>
@@ -16108,13 +12269,13 @@
             <w:sz w:val="24"/>
             <w:u w:val="none"/>
           </w:rPr>
-          <m:t>(</m:t>
-        </m:r>
-        <m:r>
-          <m:rPr>
-            <m:nor/>
-            <m:sty m:val="bi"/>
-          </m:rPr>
+          <ns8:t>(</ns8:t>
+        </ns8:r>
+        <ns8:r>
+          <ns8:rPr>
+            <ns8:nor/>
+            <ns8:sty ns8:val="bi"/>
+          </ns8:rPr>
           <w:rPr>
             <w:rFonts w:hint="default" w:ascii="Times New Roman" w:hAnsi="Times New Roman" w:cs="Times New Roman"/>
             <w:b/>
@@ -16122,13 +12283,13 @@
             <w:sz w:val="24"/>
             <w:u w:val="none"/>
           </w:rPr>
-          <m:t>x</m:t>
-        </m:r>
-        <m:r>
-          <m:rPr>
-            <m:nor/>
-            <m:sty m:val="p"/>
-          </m:rPr>
+          <ns8:t>x</ns8:t>
+        </ns8:r>
+        <ns8:r>
+          <ns8:rPr>
+            <ns8:nor/>
+            <ns8:sty ns8:val="p"/>
+          </ns8:rPr>
           <w:rPr>
             <w:rFonts w:hint="default" w:ascii="Times New Roman" w:hAnsi="Times New Roman" w:cs="Times New Roman"/>
             <w:b w:val="0"/>
@@ -16136,9 +12297,9 @@
             <w:sz w:val="24"/>
             <w:u w:val="none"/>
           </w:rPr>
-          <m:t>)</m:t>
-        </m:r>
-      </m:oMath>
+          <ns8:t>)</ns8:t>
+        </ns8:r>
+      </ns8:oMath>
       <w:r>
         <w:rPr>
           <w:rFonts w:hint="default" w:ascii="Times New Roman" w:hAnsi="Times New Roman" w:cs="Times New Roman"/>
@@ -16160,86 +12321,86 @@
           <w:lang w:val="en-US" w:bidi="ar-SA"/>
         </w:rPr>
       </w:pPr>
-      <m:oMathPara>
-        <m:oMath>
-          <m:sSubSup>
-            <m:sSubSupPr>
-              <m:ctrlPr>
+      <ns8:oMathPara>
+        <ns8:oMath>
+          <ns8:sSubSup>
+            <ns8:sSubSupPr>
+              <ns8:ctrlPr>
                 <w:rPr>
                   <w:rFonts w:hint="default" w:ascii="Cambria Math" w:hAnsi="Cambria Math" w:cs="Times New Roman"/>
                   <w:sz w:val="24"/>
                   <w:u w:val="none"/>
                 </w:rPr>
-              </m:ctrlPr>
-            </m:sSubSupPr>
-            <m:e>
-              <m:acc>
-                <m:accPr>
-                  <m:ctrlPr>
+              </ns8:ctrlPr>
+            </ns8:sSubSupPr>
+            <ns8:e>
+              <ns8:acc>
+                <ns8:accPr>
+                  <ns8:ctrlPr>
                     <w:rPr>
                       <w:rFonts w:hint="default" w:ascii="Cambria Math" w:hAnsi="Cambria Math" w:cs="Times New Roman"/>
                       <w:sz w:val="24"/>
                       <w:u w:val="none"/>
                     </w:rPr>
-                  </m:ctrlPr>
-                </m:accPr>
-                <m:e>
-                  <m:r>
-                    <m:rPr>
-                      <m:nor/>
-                    </m:rPr>
+                  </ns8:ctrlPr>
+                </ns8:accPr>
+                <ns8:e>
+                  <ns8:r>
+                    <ns8:rPr>
+                      <ns8:nor/>
+                    </ns8:rPr>
                     <w:rPr>
                       <w:rFonts w:hint="default" w:ascii="Times New Roman" w:hAnsi="Times New Roman" w:cs="Times New Roman"/>
                       <w:i/>
                       <w:sz w:val="24"/>
                       <w:u w:val="none"/>
                     </w:rPr>
-                    <m:t>D</m:t>
-                  </m:r>
-                  <m:ctrlPr>
+                    <ns8:t>D</ns8:t>
+                  </ns8:r>
+                  <ns8:ctrlPr>
                     <w:rPr>
                       <w:rFonts w:hint="default" w:ascii="Cambria Math" w:hAnsi="Cambria Math" w:cs="Times New Roman"/>
                       <w:sz w:val="24"/>
                       <w:u w:val="none"/>
                     </w:rPr>
-                  </m:ctrlPr>
-                </m:e>
-              </m:acc>
-              <m:ctrlPr>
+                  </ns8:ctrlPr>
+                </ns8:e>
+              </ns8:acc>
+              <ns8:ctrlPr>
                 <w:rPr>
                   <w:rFonts w:hint="default" w:ascii="Cambria Math" w:hAnsi="Cambria Math" w:cs="Times New Roman"/>
                   <w:sz w:val="24"/>
                   <w:u w:val="none"/>
                 </w:rPr>
-              </m:ctrlPr>
-            </m:e>
-            <m:sub>
-              <m:r>
-                <m:rPr>
-                  <m:nor/>
-                </m:rPr>
+              </ns8:ctrlPr>
+            </ns8:e>
+            <ns8:sub>
+              <ns8:r>
+                <ns8:rPr>
+                  <ns8:nor/>
+                </ns8:rPr>
                 <w:rPr>
                   <w:rFonts w:hint="default" w:ascii="Times New Roman" w:hAnsi="Times New Roman" w:cs="Times New Roman"/>
                   <w:i/>
                   <w:sz w:val="24"/>
                   <w:u w:val="none"/>
                 </w:rPr>
-                <m:t>k</m:t>
-              </m:r>
-              <m:ctrlPr>
+                <ns8:t>k</ns8:t>
+              </ns8:r>
+              <ns8:ctrlPr>
                 <w:rPr>
                   <w:rFonts w:hint="default" w:ascii="Cambria Math" w:hAnsi="Cambria Math" w:cs="Times New Roman"/>
                   <w:sz w:val="24"/>
                   <w:u w:val="none"/>
                 </w:rPr>
-              </m:ctrlPr>
-            </m:sub>
-            <m:sup>
-              <m:r>
-                <m:rPr>
-                  <m:nor/>
-                  <m:sty m:val="p"/>
-                </m:rPr>
+              </ns8:ctrlPr>
+            </ns8:sub>
+            <ns8:sup>
+              <ns8:r>
+                <ns8:rPr>
+                  <ns8:nor/>
+                  <ns8:sty ns8:val="p"/>
+                </ns8:rPr>
                 <w:rPr>
                   <w:rFonts w:hint="default" w:ascii="Times New Roman" w:hAnsi="Times New Roman" w:cs="Times New Roman"/>
                   <w:b w:val="0"/>
@@ -16247,25 +12408,25 @@
                   <w:sz w:val="24"/>
                   <w:u w:val="none"/>
                 </w:rPr>
-                <m:t>(</m:t>
-              </m:r>
-              <m:r>
-                <m:rPr>
-                  <m:nor/>
-                </m:rPr>
+                <ns8:t>(</ns8:t>
+              </ns8:r>
+              <ns8:r>
+                <ns8:rPr>
+                  <ns8:nor/>
+                </ns8:rPr>
                 <w:rPr>
                   <w:rFonts w:hint="default" w:ascii="Times New Roman" w:hAnsi="Times New Roman" w:cs="Times New Roman"/>
                   <w:i/>
                   <w:sz w:val="24"/>
                   <w:u w:val="none"/>
                 </w:rPr>
-                <m:t>R</m:t>
-              </m:r>
-              <m:r>
-                <m:rPr>
-                  <m:nor/>
-                  <m:sty m:val="p"/>
-                </m:rPr>
+                <ns8:t>R</ns8:t>
+              </ns8:r>
+              <ns8:r>
+                <ns8:rPr>
+                  <ns8:nor/>
+                  <ns8:sty ns8:val="p"/>
+                </ns8:rPr>
                 <w:rPr>
                   <w:rFonts w:hint="default" w:ascii="Times New Roman" w:hAnsi="Times New Roman" w:cs="Times New Roman"/>
                   <w:b w:val="0"/>
@@ -16273,22 +12434,22 @@
                   <w:sz w:val="24"/>
                   <w:u w:val="none"/>
                 </w:rPr>
-                <m:t>)</m:t>
-              </m:r>
-              <m:ctrlPr>
+                <ns8:t>)</ns8:t>
+              </ns8:r>
+              <ns8:ctrlPr>
                 <w:rPr>
                   <w:rFonts w:hint="default" w:ascii="Cambria Math" w:hAnsi="Cambria Math" w:cs="Times New Roman"/>
                   <w:sz w:val="24"/>
                   <w:u w:val="none"/>
                 </w:rPr>
-              </m:ctrlPr>
-            </m:sup>
-          </m:sSubSup>
-          <m:r>
-            <m:rPr>
-              <m:nor/>
-              <m:sty m:val="p"/>
-            </m:rPr>
+              </ns8:ctrlPr>
+            </ns8:sup>
+          </ns8:sSubSup>
+          <ns8:r>
+            <ns8:rPr>
+              <ns8:nor/>
+              <ns8:sty ns8:val="p"/>
+            </ns8:rPr>
             <w:rPr>
               <w:rFonts w:hint="default" w:ascii="Times New Roman" w:hAnsi="Times New Roman" w:cs="Times New Roman"/>
               <w:b w:val="0"/>
@@ -16296,25 +12457,25 @@
               <w:sz w:val="24"/>
               <w:u w:val="none"/>
             </w:rPr>
-            <m:t>=</m:t>
-          </m:r>
-          <m:f>
-            <m:fPr>
-              <m:ctrlPr>
+            <ns8:t>=</ns8:t>
+          </ns8:r>
+          <ns8:f>
+            <ns8:fPr>
+              <ns8:ctrlPr>
                 <w:rPr>
                   <w:rFonts w:hint="default" w:ascii="Cambria Math" w:hAnsi="Cambria Math" w:cs="Times New Roman"/>
                   <w:i/>
                   <w:sz w:val="24"/>
                   <w:u w:val="none"/>
                 </w:rPr>
-              </m:ctrlPr>
-            </m:fPr>
-            <m:num>
-              <m:r>
-                <m:rPr>
-                  <m:nor/>
-                  <m:sty m:val="p"/>
-                </m:rPr>
+              </ns8:ctrlPr>
+            </ns8:fPr>
+            <ns8:num>
+              <ns8:r>
+                <ns8:rPr>
+                  <ns8:nor/>
+                  <ns8:sty ns8:val="p"/>
+                </ns8:rPr>
                 <w:rPr>
                   <w:rFonts w:hint="default" w:ascii="Times New Roman" w:hAnsi="Times New Roman" w:cs="Times New Roman"/>
                   <w:b w:val="0"/>
@@ -16322,69 +12483,69 @@
                   <w:sz w:val="24"/>
                   <w:u w:val="none"/>
                 </w:rPr>
-                <m:t>1</m:t>
-              </m:r>
-              <m:ctrlPr>
+                <ns8:t>1</ns8:t>
+              </ns8:r>
+              <ns8:ctrlPr>
                 <w:rPr>
                   <w:rFonts w:hint="default" w:ascii="Cambria Math" w:hAnsi="Cambria Math" w:cs="Times New Roman"/>
                   <w:sz w:val="24"/>
                   <w:u w:val="none"/>
                 </w:rPr>
-              </m:ctrlPr>
-            </m:num>
-            <m:den>
-              <m:r>
-                <m:rPr>
-                  <m:nor/>
-                </m:rPr>
+              </ns8:ctrlPr>
+            </ns8:num>
+            <ns8:den>
+              <ns8:r>
+                <ns8:rPr>
+                  <ns8:nor/>
+                </ns8:rPr>
                 <w:rPr>
                   <w:rFonts w:hint="default" w:ascii="Times New Roman" w:hAnsi="Times New Roman" w:cs="Times New Roman"/>
                   <w:i/>
                   <w:sz w:val="24"/>
                   <w:u w:val="none"/>
                 </w:rPr>
-                <m:t>T</m:t>
-              </m:r>
-              <m:ctrlPr>
+                <ns8:t>T</ns8:t>
+              </ns8:r>
+              <ns8:ctrlPr>
                 <w:rPr>
                   <w:rFonts w:hint="default" w:ascii="Cambria Math" w:hAnsi="Cambria Math" w:cs="Times New Roman"/>
                   <w:sz w:val="24"/>
                   <w:u w:val="none"/>
                 </w:rPr>
-              </m:ctrlPr>
-            </m:den>
-          </m:f>
-          <m:nary>
-            <m:naryPr>
-              <m:chr m:val="∑"/>
-              <m:limLoc m:val="undOvr"/>
-              <m:ctrlPr>
+              </ns8:ctrlPr>
+            </ns8:den>
+          </ns8:f>
+          <ns8:nary>
+            <ns8:naryPr>
+              <ns8:chr ns8:val="∑"/>
+              <ns8:limLoc ns8:val="undOvr"/>
+              <ns8:ctrlPr>
                 <w:rPr>
                   <w:rFonts w:hint="default" w:ascii="Cambria Math" w:hAnsi="Cambria Math" w:cs="Times New Roman"/>
                   <w:i/>
                   <w:sz w:val="24"/>
                   <w:u w:val="none"/>
                 </w:rPr>
-              </m:ctrlPr>
-            </m:naryPr>
-            <m:sub>
-              <m:r>
-                <m:rPr>
-                  <m:nor/>
-                </m:rPr>
+              </ns8:ctrlPr>
+            </ns8:naryPr>
+            <ns8:sub>
+              <ns8:r>
+                <ns8:rPr>
+                  <ns8:nor/>
+                </ns8:rPr>
                 <w:rPr>
                   <w:rFonts w:hint="default" w:ascii="Times New Roman" w:hAnsi="Times New Roman" w:cs="Times New Roman"/>
                   <w:i/>
                   <w:sz w:val="24"/>
                   <w:u w:val="none"/>
                 </w:rPr>
-                <m:t>t</m:t>
-              </m:r>
-              <m:r>
-                <m:rPr>
-                  <m:nor/>
-                  <m:sty m:val="p"/>
-                </m:rPr>
+                <ns8:t>t</ns8:t>
+              </ns8:r>
+              <ns8:r>
+                <ns8:rPr>
+                  <ns8:nor/>
+                  <ns8:sty ns8:val="p"/>
+                </ns8:rPr>
                 <w:rPr>
                   <w:rFonts w:hint="default" w:ascii="Times New Roman" w:hAnsi="Times New Roman" w:cs="Times New Roman"/>
                   <w:b w:val="0"/>
@@ -16392,105 +12553,105 @@
                   <w:sz w:val="24"/>
                   <w:u w:val="none"/>
                 </w:rPr>
-                <m:t>=1</m:t>
-              </m:r>
-              <m:ctrlPr>
+                <ns8:t>=1</ns8:t>
+              </ns8:r>
+              <ns8:ctrlPr>
                 <w:rPr>
                   <w:rFonts w:hint="default" w:ascii="Cambria Math" w:hAnsi="Cambria Math" w:cs="Times New Roman"/>
                   <w:sz w:val="24"/>
                   <w:u w:val="none"/>
                 </w:rPr>
-              </m:ctrlPr>
-            </m:sub>
-            <m:sup>
-              <m:r>
-                <m:rPr>
-                  <m:nor/>
-                </m:rPr>
+              </ns8:ctrlPr>
+            </ns8:sub>
+            <ns8:sup>
+              <ns8:r>
+                <ns8:rPr>
+                  <ns8:nor/>
+                </ns8:rPr>
                 <w:rPr>
                   <w:rFonts w:hint="default" w:ascii="Times New Roman" w:hAnsi="Times New Roman" w:cs="Times New Roman"/>
                   <w:i/>
                   <w:sz w:val="24"/>
                   <w:u w:val="none"/>
                 </w:rPr>
-                <m:t>T</m:t>
-              </m:r>
-              <m:ctrlPr>
+                <ns8:t>T</ns8:t>
+              </ns8:r>
+              <ns8:ctrlPr>
                 <w:rPr>
                   <w:rFonts w:hint="default" w:ascii="Cambria Math" w:hAnsi="Cambria Math" w:cs="Times New Roman"/>
                   <w:sz w:val="24"/>
                   <w:u w:val="none"/>
                 </w:rPr>
-              </m:ctrlPr>
-            </m:sup>
-            <m:e>
-              <m:sSub>
-                <m:sSubPr>
-                  <m:ctrlPr>
+              </ns8:ctrlPr>
+            </ns8:sup>
+            <ns8:e>
+              <ns8:sSub>
+                <ns8:sSubPr>
+                  <ns8:ctrlPr>
                     <w:rPr>
                       <w:rFonts w:hint="default" w:ascii="Cambria Math" w:hAnsi="Cambria Math" w:cs="Times New Roman"/>
                       <w:sz w:val="24"/>
                       <w:u w:val="none"/>
                     </w:rPr>
-                  </m:ctrlPr>
-                </m:sSubPr>
-                <m:e>
-                  <m:r>
-                    <m:rPr>
-                      <m:nor/>
-                    </m:rPr>
+                  </ns8:ctrlPr>
+                </ns8:sSubPr>
+                <ns8:e>
+                  <ns8:r>
+                    <ns8:rPr>
+                      <ns8:nor/>
+                    </ns8:rPr>
                     <w:rPr>
                       <w:rFonts w:hint="default" w:ascii="Times New Roman" w:hAnsi="Times New Roman" w:cs="Times New Roman"/>
                       <w:i/>
                       <w:sz w:val="24"/>
                       <w:u w:val="none"/>
                     </w:rPr>
-                    <m:t>f</m:t>
-                  </m:r>
-                  <m:ctrlPr>
+                    <ns8:t>f</ns8:t>
+                  </ns8:r>
+                  <ns8:ctrlPr>
                     <w:rPr>
                       <w:rFonts w:hint="default" w:ascii="Cambria Math" w:hAnsi="Cambria Math" w:cs="Times New Roman"/>
                       <w:sz w:val="24"/>
                       <w:u w:val="none"/>
                     </w:rPr>
-                  </m:ctrlPr>
-                </m:e>
-                <m:sub>
-                  <m:r>
-                    <m:rPr>
-                      <m:nor/>
-                    </m:rPr>
+                  </ns8:ctrlPr>
+                </ns8:e>
+                <ns8:sub>
+                  <ns8:r>
+                    <ns8:rPr>
+                      <ns8:nor/>
+                    </ns8:rPr>
                     <w:rPr>
                       <w:rFonts w:hint="default" w:ascii="Times New Roman" w:hAnsi="Times New Roman" w:cs="Times New Roman"/>
                       <w:i/>
                       <w:sz w:val="24"/>
                       <w:u w:val="none"/>
                     </w:rPr>
-                    <m:t>t</m:t>
-                  </m:r>
-                  <m:ctrlPr>
+                    <ns8:t>t</ns8:t>
+                  </ns8:r>
+                  <ns8:ctrlPr>
                     <w:rPr>
                       <w:rFonts w:hint="default" w:ascii="Cambria Math" w:hAnsi="Cambria Math" w:cs="Times New Roman"/>
                       <w:sz w:val="24"/>
                       <w:u w:val="none"/>
                     </w:rPr>
-                  </m:ctrlPr>
-                </m:sub>
-              </m:sSub>
-              <m:ctrlPr>
+                  </ns8:ctrlPr>
+                </ns8:sub>
+              </ns8:sSub>
+              <ns8:ctrlPr>
                 <w:rPr>
                   <w:rFonts w:hint="default" w:ascii="Cambria Math" w:hAnsi="Cambria Math" w:cs="Times New Roman"/>
                   <w:sz w:val="24"/>
                   <w:u w:val="none"/>
                 </w:rPr>
-              </m:ctrlPr>
-            </m:e>
-          </m:nary>
-          <m:r>
-            <m:rPr>
-              <m:nor/>
-              <m:sty m:val="p"/>
-            </m:rPr>
+              </ns8:ctrlPr>
+            </ns8:e>
+          </ns8:nary>
+          <ns8:r>
+            <ns8:rPr>
+              <ns8:nor/>
+              <ns8:sty ns8:val="p"/>
+            </ns8:rPr>
             <w:rPr>
               <w:rFonts w:hint="default" w:ascii="Times New Roman" w:hAnsi="Times New Roman" w:cs="Times New Roman"/>
               <w:b w:val="0"/>
@@ -16498,13 +12659,13 @@
               <w:sz w:val="24"/>
               <w:u w:val="none"/>
             </w:rPr>
-            <m:t>(</m:t>
-          </m:r>
-          <m:r>
-            <m:rPr>
-              <m:nor/>
-              <m:sty m:val="bi"/>
-            </m:rPr>
+            <ns8:t>(</ns8:t>
+          </ns8:r>
+          <ns8:r>
+            <ns8:rPr>
+              <ns8:nor/>
+              <ns8:sty ns8:val="bi"/>
+            </ns8:rPr>
             <w:rPr>
               <w:rFonts w:hint="default" w:ascii="Times New Roman" w:hAnsi="Times New Roman" w:cs="Times New Roman"/>
               <w:b/>
@@ -16512,13 +12673,13 @@
               <w:sz w:val="24"/>
               <w:u w:val="none"/>
             </w:rPr>
-            <m:t>x</m:t>
-          </m:r>
-          <m:r>
-            <m:rPr>
-              <m:nor/>
-              <m:sty m:val="p"/>
-            </m:rPr>
+            <ns8:t>x</ns8:t>
+          </ns8:r>
+          <ns8:r>
+            <ns8:rPr>
+              <ns8:nor/>
+              <ns8:sty ns8:val="p"/>
+            </ns8:rPr>
             <w:rPr>
               <w:rFonts w:hint="default" w:ascii="Times New Roman" w:hAnsi="Times New Roman" w:cs="Times New Roman"/>
               <w:b w:val="0"/>
@@ -16526,10 +12687,10 @@
               <w:sz w:val="24"/>
               <w:u w:val="none"/>
             </w:rPr>
-            <m:t>)</m:t>
-          </m:r>
-        </m:oMath>
-      </m:oMathPara>
+            <ns8:t>)</ns8:t>
+          </ns8:r>
+        </ns8:oMath>
+      </ns8:oMathPara>
     </w:p>
     <w:p>
       <w:pPr>
@@ -16594,43 +12755,43 @@
         </w:rPr>
         <w:t xml:space="preserve">等级。第 </w:t>
       </w:r>
-      <m:oMath>
-        <m:r>
-          <m:rPr>
-            <m:nor/>
-          </m:rPr>
+      <ns8:oMath>
+        <ns8:r>
+          <ns8:rPr>
+            <ns8:nor/>
+          </ns8:rPr>
           <w:rPr>
             <w:rFonts w:hint="default" w:ascii="Times New Roman" w:hAnsi="Times New Roman" w:cs="Times New Roman"/>
             <w:i/>
             <w:sz w:val="24"/>
             <w:u w:val="none"/>
           </w:rPr>
-          <m:t>t</m:t>
-        </m:r>
-      </m:oMath>
+          <ns8:t>t</ns8:t>
+        </ns8:r>
+      </ns8:oMath>
       <w:r>
         <w:rPr>
           <w:rFonts w:hint="default" w:ascii="Times New Roman" w:hAnsi="Times New Roman" w:cs="Times New Roman"/>
         </w:rPr>
         <w:t xml:space="preserve"> 棵分类树的输出记为 </w:t>
       </w:r>
-      <m:oMath>
-        <m:sSub>
-          <m:sSubPr>
-            <m:ctrlPr>
+      <ns8:oMath>
+        <ns8:sSub>
+          <ns8:sSubPr>
+            <ns8:ctrlPr>
               <w:rPr>
                 <w:rFonts w:hint="default" w:ascii="Cambria Math" w:hAnsi="Cambria Math" w:cs="Times New Roman"/>
                 <w:sz w:val="24"/>
                 <w:u w:val="none"/>
               </w:rPr>
-            </m:ctrlPr>
-          </m:sSubPr>
-          <m:e>
-            <m:r>
-              <m:rPr>
-                <m:nor/>
-                <m:sty m:val="p"/>
-              </m:rPr>
+            </ns8:ctrlPr>
+          </ns8:sSubPr>
+          <ns8:e>
+            <ns8:r>
+              <ns8:rPr>
+                <ns8:nor/>
+                <ns8:sty ns8:val="p"/>
+              </ns8:rPr>
               <w:rPr>
                 <w:rFonts w:hint="default" w:ascii="Times New Roman" w:hAnsi="Times New Roman" w:cs="Times New Roman"/>
                 <w:b w:val="0"/>
@@ -16638,43 +12799,43 @@
                 <w:sz w:val="24"/>
                 <w:u w:val="none"/>
               </w:rPr>
-              <m:t>h</m:t>
-            </m:r>
-            <m:ctrlPr>
+              <ns8:t>h</ns8:t>
+            </ns8:r>
+            <ns8:ctrlPr>
               <w:rPr>
                 <w:rFonts w:hint="default" w:ascii="Cambria Math" w:hAnsi="Cambria Math" w:cs="Times New Roman"/>
                 <w:sz w:val="24"/>
                 <w:u w:val="none"/>
               </w:rPr>
-            </m:ctrlPr>
-          </m:e>
-          <m:sub>
-            <m:r>
-              <m:rPr>
-                <m:nor/>
-              </m:rPr>
+            </ns8:ctrlPr>
+          </ns8:e>
+          <ns8:sub>
+            <ns8:r>
+              <ns8:rPr>
+                <ns8:nor/>
+              </ns8:rPr>
               <w:rPr>
                 <w:rFonts w:hint="default" w:ascii="Times New Roman" w:hAnsi="Times New Roman" w:cs="Times New Roman"/>
                 <w:i/>
                 <w:sz w:val="24"/>
                 <w:u w:val="none"/>
               </w:rPr>
-              <m:t>t</m:t>
-            </m:r>
-            <m:ctrlPr>
+              <ns8:t>t</ns8:t>
+            </ns8:r>
+            <ns8:ctrlPr>
               <w:rPr>
                 <w:rFonts w:hint="default" w:ascii="Cambria Math" w:hAnsi="Cambria Math" w:cs="Times New Roman"/>
                 <w:sz w:val="24"/>
                 <w:u w:val="none"/>
               </w:rPr>
-            </m:ctrlPr>
-          </m:sub>
-        </m:sSub>
-        <m:r>
-          <m:rPr>
-            <m:nor/>
-            <m:sty m:val="p"/>
-          </m:rPr>
+            </ns8:ctrlPr>
+          </ns8:sub>
+        </ns8:sSub>
+        <ns8:r>
+          <ns8:rPr>
+            <ns8:nor/>
+            <ns8:sty ns8:val="p"/>
+          </ns8:rPr>
           <w:rPr>
             <w:rFonts w:hint="default" w:ascii="Times New Roman" w:hAnsi="Times New Roman" w:cs="Times New Roman"/>
             <w:b w:val="0"/>
@@ -16682,25 +12843,25 @@
             <w:sz w:val="24"/>
             <w:u w:val="none"/>
           </w:rPr>
-          <m:t>(</m:t>
-        </m:r>
-        <m:r>
-          <m:rPr>
-            <m:nor/>
-          </m:rPr>
+          <ns8:t>(</ns8:t>
+        </ns8:r>
+        <ns8:r>
+          <ns8:rPr>
+            <ns8:nor/>
+          </ns8:rPr>
           <w:rPr>
             <w:rFonts w:hint="default" w:ascii="Times New Roman" w:hAnsi="Times New Roman" w:cs="Times New Roman"/>
             <w:i/>
             <w:sz w:val="24"/>
             <w:u w:val="none"/>
           </w:rPr>
-          <m:t>x</m:t>
-        </m:r>
-        <m:r>
-          <m:rPr>
-            <m:nor/>
-            <m:sty m:val="p"/>
-          </m:rPr>
+          <ns8:t>x</ns8:t>
+        </ns8:r>
+        <ns8:r>
+          <ns8:rPr>
+            <ns8:nor/>
+            <ns8:sty ns8:val="p"/>
+          </ns8:rPr>
           <w:rPr>
             <w:rFonts w:hint="default" w:ascii="Times New Roman" w:hAnsi="Times New Roman" w:cs="Times New Roman"/>
             <w:b w:val="0"/>
@@ -16708,9 +12869,9 @@
             <w:sz w:val="24"/>
             <w:u w:val="none"/>
           </w:rPr>
-          <m:t>)</m:t>
-        </m:r>
-      </m:oMath>
+          <ns8:t>)</ns8:t>
+        </ns8:r>
+      </ns8:oMath>
       <w:r>
         <w:rPr>
           <w:rFonts w:hint="default" w:ascii="Times New Roman" w:hAnsi="Times New Roman" w:cs="Times New Roman"/>
@@ -16725,45 +12886,45 @@
           <w:rFonts w:hint="default" w:ascii="Times New Roman" w:hAnsi="Times New Roman" w:cs="Times New Roman"/>
         </w:rPr>
       </w:pPr>
-      <m:oMathPara>
-        <m:oMath>
-          <m:acc>
-            <m:accPr>
-              <m:ctrlPr>
+      <ns8:oMathPara>
+        <ns8:oMath>
+          <ns8:acc>
+            <ns8:accPr>
+              <ns8:ctrlPr>
                 <w:rPr>
                   <w:rFonts w:hint="default" w:ascii="Cambria Math" w:hAnsi="Cambria Math" w:cs="Times New Roman"/>
                   <w:sz w:val="24"/>
                   <w:u w:val="none"/>
                 </w:rPr>
-              </m:ctrlPr>
-            </m:accPr>
-            <m:e>
-              <m:r>
-                <m:rPr>
-                  <m:nor/>
-                </m:rPr>
+              </ns8:ctrlPr>
+            </ns8:accPr>
+            <ns8:e>
+              <ns8:r>
+                <ns8:rPr>
+                  <ns8:nor/>
+                </ns8:rPr>
                 <w:rPr>
                   <w:rFonts w:hint="default" w:ascii="Times New Roman" w:hAnsi="Times New Roman" w:cs="Times New Roman"/>
                   <w:i/>
                   <w:sz w:val="24"/>
                   <w:u w:val="none"/>
                 </w:rPr>
-                <m:t>g</m:t>
-              </m:r>
-              <m:ctrlPr>
+                <ns8:t>g</ns8:t>
+              </ns8:r>
+              <ns8:ctrlPr>
                 <w:rPr>
                   <w:rFonts w:hint="default" w:ascii="Cambria Math" w:hAnsi="Cambria Math" w:cs="Times New Roman"/>
                   <w:sz w:val="24"/>
                   <w:u w:val="none"/>
                 </w:rPr>
-              </m:ctrlPr>
-            </m:e>
-          </m:acc>
-          <m:r>
-            <m:rPr>
-              <m:nor/>
-              <m:sty m:val="p"/>
-            </m:rPr>
+              </ns8:ctrlPr>
+            </ns8:e>
+          </ns8:acc>
+          <ns8:r>
+            <ns8:rPr>
+              <ns8:nor/>
+              <ns8:sty ns8:val="p"/>
+            </ns8:rPr>
             <w:rPr>
               <w:rFonts w:hint="default" w:ascii="Times New Roman" w:hAnsi="Times New Roman" w:cs="Times New Roman"/>
               <w:b w:val="0"/>
@@ -16771,67 +12932,67 @@
               <w:sz w:val="24"/>
               <w:u w:val="none"/>
             </w:rPr>
-            <m:t>=</m:t>
-          </m:r>
-          <m:func>
-            <m:funcPr>
-              <m:ctrlPr>
+            <ns8:t>=</ns8:t>
+          </ns8:r>
+          <ns8:func>
+            <ns8:funcPr>
+              <ns8:ctrlPr>
                 <w:rPr>
                   <w:rFonts w:hint="default" w:ascii="Cambria Math" w:hAnsi="Cambria Math" w:cs="Times New Roman"/>
                   <w:sz w:val="24"/>
                   <w:u w:val="none"/>
                 </w:rPr>
-              </m:ctrlPr>
-            </m:funcPr>
-            <m:fName>
-              <m:r>
-                <m:rPr>
-                  <m:nor/>
-                </m:rPr>
+              </ns8:ctrlPr>
+            </ns8:funcPr>
+            <ns8:fName>
+              <ns8:r>
+                <ns8:rPr>
+                  <ns8:nor/>
+                </ns8:rPr>
                 <w:rPr>
                   <w:rFonts w:hint="default" w:ascii="Times New Roman" w:hAnsi="Times New Roman" w:cs="Times New Roman"/>
                   <w:i/>
                   <w:sz w:val="24"/>
                   <w:u w:val="none"/>
                 </w:rPr>
-                <m:t>arg</m:t>
-              </m:r>
-              <m:ctrlPr>
+                <ns8:t>arg</ns8:t>
+              </ns8:r>
+              <ns8:ctrlPr>
                 <w:rPr>
                   <w:rFonts w:hint="default" w:ascii="Cambria Math" w:hAnsi="Cambria Math" w:cs="Times New Roman"/>
                   <w:sz w:val="24"/>
                   <w:u w:val="none"/>
                 </w:rPr>
-              </m:ctrlPr>
-            </m:fName>
-            <m:e>
-              <m:func>
-                <m:funcPr>
-                  <m:ctrlPr>
+              </ns8:ctrlPr>
+            </ns8:fName>
+            <ns8:e>
+              <ns8:func>
+                <ns8:funcPr>
+                  <ns8:ctrlPr>
                     <w:rPr>
                       <w:rFonts w:hint="default" w:ascii="Cambria Math" w:hAnsi="Cambria Math" w:cs="Times New Roman"/>
                       <w:sz w:val="24"/>
                       <w:u w:val="none"/>
                     </w:rPr>
-                  </m:ctrlPr>
-                </m:funcPr>
-                <m:fName>
-                  <m:limLow>
-                    <m:limLowPr>
-                      <m:ctrlPr>
+                  </ns8:ctrlPr>
+                </ns8:funcPr>
+                <ns8:fName>
+                  <ns8:limLow>
+                    <ns8:limLowPr>
+                      <ns8:ctrlPr>
                         <w:rPr>
                           <w:rFonts w:hint="default" w:ascii="Cambria Math" w:hAnsi="Cambria Math" w:cs="Times New Roman"/>
                           <w:sz w:val="24"/>
                           <w:u w:val="none"/>
                         </w:rPr>
-                      </m:ctrlPr>
-                    </m:limLowPr>
-                    <m:e>
-                      <m:r>
-                        <m:rPr>
-                          <m:nor/>
-                          <m:sty m:val="p"/>
-                        </m:rPr>
+                      </ns8:ctrlPr>
+                    </ns8:limLowPr>
+                    <ns8:e>
+                      <ns8:r>
+                        <ns8:rPr>
+                          <ns8:nor/>
+                          <ns8:sty ns8:val="p"/>
+                        </ns8:rPr>
                         <w:rPr>
                           <w:rFonts w:hint="default" w:ascii="Times New Roman" w:hAnsi="Times New Roman" w:cs="Times New Roman"/>
                           <w:b w:val="0"/>
@@ -16839,34 +13000,34 @@
                           <w:sz w:val="24"/>
                           <w:u w:val="none"/>
                         </w:rPr>
-                        <m:t>max</m:t>
-                      </m:r>
-                      <m:ctrlPr>
+                        <ns8:t>max</ns8:t>
+                      </ns8:r>
+                      <ns8:ctrlPr>
                         <w:rPr>
                           <w:rFonts w:hint="default" w:ascii="Cambria Math" w:hAnsi="Cambria Math" w:cs="Times New Roman"/>
                           <w:sz w:val="24"/>
                           <w:u w:val="none"/>
                         </w:rPr>
-                      </m:ctrlPr>
-                    </m:e>
-                    <m:lim>
-                      <m:r>
-                        <m:rPr>
-                          <m:nor/>
-                        </m:rPr>
+                      </ns8:ctrlPr>
+                    </ns8:e>
+                    <ns8:lim>
+                      <ns8:r>
+                        <ns8:rPr>
+                          <ns8:nor/>
+                        </ns8:rPr>
                         <w:rPr>
                           <w:rFonts w:hint="default" w:ascii="Times New Roman" w:hAnsi="Times New Roman" w:cs="Times New Roman"/>
                           <w:i/>
                           <w:sz w:val="24"/>
                           <w:u w:val="none"/>
                         </w:rPr>
-                        <m:t>c</m:t>
-                      </m:r>
-                      <m:r>
-                        <m:rPr>
-                          <m:nor/>
-                          <m:sty m:val="p"/>
-                        </m:rPr>
+                        <ns8:t>c</ns8:t>
+                      </ns8:r>
+                      <ns8:r>
+                        <ns8:rPr>
+                          <ns8:nor/>
+                          <ns8:sty ns8:val="p"/>
+                        </ns8:rPr>
                         <w:rPr>
                           <w:rFonts w:hint="default" w:ascii="Times New Roman" w:hAnsi="Times New Roman" w:cs="Times New Roman"/>
                           <w:b w:val="0"/>
@@ -16874,57 +13035,57 @@
                           <w:sz w:val="24"/>
                           <w:u w:val="none"/>
                         </w:rPr>
-                        <m:t>∈{0,1,2,3}</m:t>
-                      </m:r>
-                      <m:ctrlPr>
+                        <ns8:t>∈{0,1,2,3}</ns8:t>
+                      </ns8:r>
+                      <ns8:ctrlPr>
                         <w:rPr>
                           <w:rFonts w:hint="default" w:ascii="Cambria Math" w:hAnsi="Cambria Math" w:cs="Times New Roman"/>
                           <w:sz w:val="24"/>
                           <w:u w:val="none"/>
                         </w:rPr>
-                      </m:ctrlPr>
-                    </m:lim>
-                  </m:limLow>
-                  <m:ctrlPr>
+                      </ns8:ctrlPr>
+                    </ns8:lim>
+                  </ns8:limLow>
+                  <ns8:ctrlPr>
                     <w:rPr>
                       <w:rFonts w:hint="default" w:ascii="Cambria Math" w:hAnsi="Cambria Math" w:cs="Times New Roman"/>
                       <w:sz w:val="24"/>
                       <w:u w:val="none"/>
                     </w:rPr>
-                  </m:ctrlPr>
-                </m:fName>
-                <m:e>
-                  <m:nary>
-                    <m:naryPr>
-                      <m:chr m:val="∑"/>
-                      <m:limLoc m:val="undOvr"/>
-                      <m:ctrlPr>
+                  </ns8:ctrlPr>
+                </ns8:fName>
+                <ns8:e>
+                  <ns8:nary>
+                    <ns8:naryPr>
+                      <ns8:chr ns8:val="∑"/>
+                      <ns8:limLoc ns8:val="undOvr"/>
+                      <ns8:ctrlPr>
                         <w:rPr>
                           <w:rFonts w:hint="default" w:ascii="Cambria Math" w:hAnsi="Cambria Math" w:cs="Times New Roman"/>
                           <w:i/>
                           <w:sz w:val="24"/>
                           <w:u w:val="none"/>
                         </w:rPr>
-                      </m:ctrlPr>
-                    </m:naryPr>
-                    <m:sub>
-                      <m:r>
-                        <m:rPr>
-                          <m:nor/>
-                        </m:rPr>
+                      </ns8:ctrlPr>
+                    </ns8:naryPr>
+                    <ns8:sub>
+                      <ns8:r>
+                        <ns8:rPr>
+                          <ns8:nor/>
+                        </ns8:rPr>
                         <w:rPr>
                           <w:rFonts w:hint="default" w:ascii="Times New Roman" w:hAnsi="Times New Roman" w:cs="Times New Roman"/>
                           <w:i/>
                           <w:sz w:val="24"/>
                           <w:u w:val="none"/>
                         </w:rPr>
-                        <m:t>t</m:t>
-                      </m:r>
-                      <m:r>
-                        <m:rPr>
-                          <m:nor/>
-                          <m:sty m:val="p"/>
-                        </m:rPr>
+                        <ns8:t>t</ns8:t>
+                      </ns8:r>
+                      <ns8:r>
+                        <ns8:rPr>
+                          <ns8:nor/>
+                          <ns8:sty ns8:val="p"/>
+                        </ns8:rPr>
                         <w:rPr>
                           <w:rFonts w:hint="default" w:ascii="Times New Roman" w:hAnsi="Times New Roman" w:cs="Times New Roman"/>
                           <w:b w:val="0"/>
@@ -16932,43 +13093,43 @@
                           <w:sz w:val="24"/>
                           <w:u w:val="none"/>
                         </w:rPr>
-                        <m:t>=1</m:t>
-                      </m:r>
-                      <m:ctrlPr>
+                        <ns8:t>=1</ns8:t>
+                      </ns8:r>
+                      <ns8:ctrlPr>
                         <w:rPr>
                           <w:rFonts w:hint="default" w:ascii="Cambria Math" w:hAnsi="Cambria Math" w:cs="Times New Roman"/>
                           <w:sz w:val="24"/>
                           <w:u w:val="none"/>
                         </w:rPr>
-                      </m:ctrlPr>
-                    </m:sub>
-                    <m:sup>
-                      <m:r>
-                        <m:rPr>
-                          <m:nor/>
-                        </m:rPr>
+                      </ns8:ctrlPr>
+                    </ns8:sub>
+                    <ns8:sup>
+                      <ns8:r>
+                        <ns8:rPr>
+                          <ns8:nor/>
+                        </ns8:rPr>
                         <w:rPr>
                           <w:rFonts w:hint="default" w:ascii="Times New Roman" w:hAnsi="Times New Roman" w:cs="Times New Roman"/>
                           <w:i/>
                           <w:sz w:val="24"/>
                           <w:u w:val="none"/>
                         </w:rPr>
-                        <m:t>T</m:t>
-                      </m:r>
-                      <m:ctrlPr>
+                        <ns8:t>T</ns8:t>
+                      </ns8:r>
+                      <ns8:ctrlPr>
                         <w:rPr>
                           <w:rFonts w:hint="default" w:ascii="Cambria Math" w:hAnsi="Cambria Math" w:cs="Times New Roman"/>
                           <w:sz w:val="24"/>
                           <w:u w:val="none"/>
                         </w:rPr>
-                      </m:ctrlPr>
-                    </m:sup>
-                    <m:e>
-                      <m:r>
-                        <m:rPr>
-                          <m:nor/>
-                          <m:sty m:val="b"/>
-                        </m:rPr>
+                      </ns8:ctrlPr>
+                    </ns8:sup>
+                    <ns8:e>
+                      <ns8:r>
+                        <ns8:rPr>
+                          <ns8:nor/>
+                          <ns8:sty ns8:val="b"/>
+                        </ns8:rPr>
                         <w:rPr>
                           <w:rFonts w:hint="default" w:ascii="Times New Roman" w:hAnsi="Times New Roman" w:cs="Times New Roman"/>
                           <w:b/>
@@ -16976,66 +13137,66 @@
                           <w:sz w:val="24"/>
                           <w:u w:val="none"/>
                         </w:rPr>
-                        <m:t>1</m:t>
-                      </m:r>
-                      <m:ctrlPr>
+                        <ns8:t>1</ns8:t>
+                      </ns8:r>
+                      <ns8:ctrlPr>
                         <w:rPr>
                           <w:rFonts w:hint="default" w:ascii="Cambria Math" w:hAnsi="Cambria Math" w:cs="Times New Roman"/>
                           <w:sz w:val="24"/>
                           <w:u w:val="none"/>
                         </w:rPr>
-                      </m:ctrlPr>
-                    </m:e>
-                  </m:nary>
-                  <m:ctrlPr>
+                      </ns8:ctrlPr>
+                    </ns8:e>
+                  </ns8:nary>
+                  <ns8:ctrlPr>
                     <w:rPr>
                       <w:rFonts w:hint="default" w:ascii="Cambria Math" w:hAnsi="Cambria Math" w:cs="Times New Roman"/>
                       <w:i/>
                       <w:sz w:val="24"/>
                       <w:u w:val="none"/>
                     </w:rPr>
-                  </m:ctrlPr>
-                </m:e>
-              </m:func>
-              <m:ctrlPr>
+                  </ns8:ctrlPr>
+                </ns8:e>
+              </ns8:func>
+              <ns8:ctrlPr>
                 <w:rPr>
                   <w:rFonts w:hint="default" w:ascii="Cambria Math" w:hAnsi="Cambria Math" w:cs="Times New Roman"/>
                   <w:sz w:val="24"/>
                   <w:u w:val="none"/>
                 </w:rPr>
-              </m:ctrlPr>
-            </m:e>
-          </m:func>
-          <m:d>
-            <m:dPr>
-              <m:begChr m:val="["/>
-              <m:endChr m:val="]"/>
-              <m:ctrlPr>
+              </ns8:ctrlPr>
+            </ns8:e>
+          </ns8:func>
+          <ns8:d>
+            <ns8:dPr>
+              <ns8:begChr ns8:val="["/>
+              <ns8:endChr ns8:val="]"/>
+              <ns8:ctrlPr>
                 <w:rPr>
                   <w:rFonts w:hint="default" w:ascii="Cambria Math" w:hAnsi="Cambria Math" w:cs="Times New Roman"/>
                   <w:i/>
                   <w:sz w:val="24"/>
                   <w:u w:val="none"/>
                 </w:rPr>
-              </m:ctrlPr>
-            </m:dPr>
-            <m:e>
-              <m:sSub>
-                <m:sSubPr>
-                  <m:ctrlPr>
+              </ns8:ctrlPr>
+            </ns8:dPr>
+            <ns8:e>
+              <ns8:sSub>
+                <ns8:sSubPr>
+                  <ns8:ctrlPr>
                     <w:rPr>
                       <w:rFonts w:hint="default" w:ascii="Cambria Math" w:hAnsi="Cambria Math" w:cs="Times New Roman"/>
                       <w:sz w:val="24"/>
                       <w:u w:val="none"/>
                     </w:rPr>
-                  </m:ctrlPr>
-                </m:sSubPr>
-                <m:e>
-                  <m:r>
-                    <m:rPr>
-                      <m:nor/>
-                      <m:sty m:val="p"/>
-                    </m:rPr>
+                  </ns8:ctrlPr>
+                </ns8:sSubPr>
+                <ns8:e>
+                  <ns8:r>
+                    <ns8:rPr>
+                      <ns8:nor/>
+                      <ns8:sty ns8:val="p"/>
+                    </ns8:rPr>
                     <w:rPr>
                       <w:rFonts w:hint="default" w:ascii="Times New Roman" w:hAnsi="Times New Roman" w:cs="Times New Roman"/>
                       <w:b w:val="0"/>
@@ -17043,45 +13204,45 @@
                       <w:sz w:val="24"/>
                       <w:u w:val="none"/>
                     </w:rPr>
-                    <m:t>h</m:t>
-                  </m:r>
-                  <m:ctrlPr>
+                    <ns8:t>h</ns8:t>
+                  </ns8:r>
+                  <ns8:ctrlPr>
                     <w:rPr>
                       <w:rFonts w:hint="default" w:ascii="Cambria Math" w:hAnsi="Cambria Math" w:cs="Times New Roman"/>
                       <w:i/>
                       <w:sz w:val="24"/>
                       <w:u w:val="none"/>
                     </w:rPr>
-                  </m:ctrlPr>
-                </m:e>
-                <m:sub>
-                  <m:r>
-                    <m:rPr>
-                      <m:nor/>
-                    </m:rPr>
+                  </ns8:ctrlPr>
+                </ns8:e>
+                <ns8:sub>
+                  <ns8:r>
+                    <ns8:rPr>
+                      <ns8:nor/>
+                    </ns8:rPr>
                     <w:rPr>
                       <w:rFonts w:hint="default" w:ascii="Times New Roman" w:hAnsi="Times New Roman" w:cs="Times New Roman"/>
                       <w:i/>
                       <w:sz w:val="24"/>
                       <w:u w:val="none"/>
                     </w:rPr>
-                    <m:t>t</m:t>
-                  </m:r>
-                  <m:ctrlPr>
+                    <ns8:t>t</ns8:t>
+                  </ns8:r>
+                  <ns8:ctrlPr>
                     <w:rPr>
                       <w:rFonts w:hint="default" w:ascii="Cambria Math" w:hAnsi="Cambria Math" w:cs="Times New Roman"/>
                       <w:i/>
                       <w:sz w:val="24"/>
                       <w:u w:val="none"/>
                     </w:rPr>
-                  </m:ctrlPr>
-                </m:sub>
-              </m:sSub>
-              <m:r>
-                <m:rPr>
-                  <m:nor/>
-                  <m:sty m:val="p"/>
-                </m:rPr>
+                  </ns8:ctrlPr>
+                </ns8:sub>
+              </ns8:sSub>
+              <ns8:r>
+                <ns8:rPr>
+                  <ns8:nor/>
+                  <ns8:sty ns8:val="p"/>
+                </ns8:rPr>
                 <w:rPr>
                   <w:rFonts w:hint="default" w:ascii="Times New Roman" w:hAnsi="Times New Roman" w:cs="Times New Roman"/>
                   <w:b w:val="0"/>
@@ -17089,13 +13250,13 @@
                   <w:sz w:val="24"/>
                   <w:u w:val="none"/>
                 </w:rPr>
-                <m:t>(</m:t>
-              </m:r>
-              <m:r>
-                <m:rPr>
-                  <m:nor/>
-                  <m:sty m:val="bi"/>
-                </m:rPr>
+                <ns8:t>(</ns8:t>
+              </ns8:r>
+              <ns8:r>
+                <ns8:rPr>
+                  <ns8:nor/>
+                  <ns8:sty ns8:val="bi"/>
+                </ns8:rPr>
                 <w:rPr>
                   <w:rFonts w:hint="default" w:ascii="Times New Roman" w:hAnsi="Times New Roman" w:cs="Times New Roman"/>
                   <w:b/>
@@ -17103,13 +13264,13 @@
                   <w:sz w:val="24"/>
                   <w:u w:val="none"/>
                 </w:rPr>
-                <m:t>x</m:t>
-              </m:r>
-              <m:r>
-                <m:rPr>
-                  <m:nor/>
-                  <m:sty m:val="p"/>
-                </m:rPr>
+                <ns8:t>x</ns8:t>
+              </ns8:r>
+              <ns8:r>
+                <ns8:rPr>
+                  <ns8:nor/>
+                  <ns8:sty ns8:val="p"/>
+                </ns8:rPr>
                 <w:rPr>
                   <w:rFonts w:hint="default" w:ascii="Times New Roman" w:hAnsi="Times New Roman" w:cs="Times New Roman"/>
                   <w:b w:val="0"/>
@@ -17117,31 +13278,31 @@
                   <w:sz w:val="24"/>
                   <w:u w:val="none"/>
                 </w:rPr>
-                <m:t>)=</m:t>
-              </m:r>
-              <m:r>
-                <m:rPr>
-                  <m:nor/>
-                </m:rPr>
+                <ns8:t>)=</ns8:t>
+              </ns8:r>
+              <ns8:r>
+                <ns8:rPr>
+                  <ns8:nor/>
+                </ns8:rPr>
                 <w:rPr>
                   <w:rFonts w:hint="default" w:ascii="Times New Roman" w:hAnsi="Times New Roman" w:cs="Times New Roman"/>
                   <w:i/>
                   <w:sz w:val="24"/>
                   <w:u w:val="none"/>
                 </w:rPr>
-                <m:t>c</m:t>
-              </m:r>
-              <m:ctrlPr>
+                <ns8:t>c</ns8:t>
+              </ns8:r>
+              <ns8:ctrlPr>
                 <w:rPr>
                   <w:rFonts w:hint="default" w:ascii="Cambria Math" w:hAnsi="Cambria Math" w:cs="Times New Roman"/>
                   <w:sz w:val="24"/>
                   <w:u w:val="none"/>
                 </w:rPr>
-              </m:ctrlPr>
-            </m:e>
-          </m:d>
-        </m:oMath>
-      </m:oMathPara>
+              </ns8:ctrlPr>
+            </ns8:e>
+          </ns8:d>
+        </ns8:oMath>
+      </ns8:oMathPara>
     </w:p>
     <w:p>
       <w:pPr>
@@ -17184,52 +13345,52 @@
         </w:rPr>
         <w:t xml:space="preserve">设分类结果 </w:t>
       </w:r>
-      <m:oMath>
-        <m:acc>
-          <m:accPr>
-            <m:ctrlPr>
+      <ns8:oMath>
+        <ns8:acc>
+          <ns8:accPr>
+            <ns8:ctrlPr>
               <w:rPr>
                 <w:rFonts w:hint="default" w:ascii="Cambria Math" w:hAnsi="Cambria Math" w:cs="Times New Roman"/>
                 <w:sz w:val="24"/>
                 <w:u w:val="none"/>
               </w:rPr>
-            </m:ctrlPr>
-          </m:accPr>
-          <m:e>
-            <m:r>
-              <m:rPr>
-                <m:nor/>
-              </m:rPr>
+            </ns8:ctrlPr>
+          </ns8:accPr>
+          <ns8:e>
+            <ns8:r>
+              <ns8:rPr>
+                <ns8:nor/>
+              </ns8:rPr>
               <w:rPr>
                 <w:rFonts w:hint="default" w:ascii="Times New Roman" w:hAnsi="Times New Roman" w:cs="Times New Roman"/>
                 <w:i/>
                 <w:sz w:val="24"/>
                 <w:u w:val="none"/>
               </w:rPr>
-              <m:t>g</m:t>
-            </m:r>
-            <m:ctrlPr>
+              <ns8:t>g</ns8:t>
+            </ns8:r>
+            <ns8:ctrlPr>
               <w:rPr>
                 <w:rFonts w:hint="default" w:ascii="Cambria Math" w:hAnsi="Cambria Math" w:cs="Times New Roman"/>
                 <w:sz w:val="24"/>
                 <w:u w:val="none"/>
               </w:rPr>
-            </m:ctrlPr>
-          </m:e>
-        </m:acc>
-      </m:oMath>
+            </ns8:ctrlPr>
+          </ns8:e>
+        </ns8:acc>
+      </ns8:oMath>
       <w:r>
         <w:rPr>
           <w:rFonts w:hint="default" w:ascii="Times New Roman" w:hAnsi="Times New Roman" w:cs="Times New Roman"/>
         </w:rPr>
         <w:t xml:space="preserve"> 对应的 Dk 合法区间为 </w:t>
       </w:r>
-      <m:oMath>
-        <m:r>
-          <m:rPr>
-            <m:nor/>
-            <m:sty m:val="p"/>
-          </m:rPr>
+      <ns8:oMath>
+        <ns8:r>
+          <ns8:rPr>
+            <ns8:nor/>
+            <ns8:sty ns8:val="p"/>
+          </ns8:rPr>
           <w:rPr>
             <w:rFonts w:hint="default" w:ascii="Times New Roman" w:hAnsi="Times New Roman" w:cs="Times New Roman"/>
             <w:b w:val="0"/>
@@ -17237,86 +13398,86 @@
             <w:sz w:val="24"/>
             <w:u w:val="none"/>
           </w:rPr>
-          <m:t>[</m:t>
-        </m:r>
-        <m:sSub>
-          <m:sSubPr>
-            <m:ctrlPr>
+          <ns8:t>[</ns8:t>
+        </ns8:r>
+        <ns8:sSub>
+          <ns8:sSubPr>
+            <ns8:ctrlPr>
               <w:rPr>
                 <w:rFonts w:hint="default" w:ascii="Cambria Math" w:hAnsi="Cambria Math" w:cs="Times New Roman"/>
                 <w:sz w:val="24"/>
                 <w:u w:val="none"/>
               </w:rPr>
-            </m:ctrlPr>
-          </m:sSubPr>
-          <m:e>
-            <m:r>
-              <m:rPr>
-                <m:nor/>
-              </m:rPr>
+            </ns8:ctrlPr>
+          </ns8:sSubPr>
+          <ns8:e>
+            <ns8:r>
+              <ns8:rPr>
+                <ns8:nor/>
+              </ns8:rPr>
               <w:rPr>
                 <w:rFonts w:hint="default" w:ascii="Times New Roman" w:hAnsi="Times New Roman" w:cs="Times New Roman"/>
                 <w:i/>
                 <w:sz w:val="24"/>
                 <w:u w:val="none"/>
               </w:rPr>
-              <m:t>L</m:t>
-            </m:r>
-            <m:ctrlPr>
+              <ns8:t>L</ns8:t>
+            </ns8:r>
+            <ns8:ctrlPr>
               <w:rPr>
                 <w:rFonts w:hint="default" w:ascii="Cambria Math" w:hAnsi="Cambria Math" w:cs="Times New Roman"/>
                 <w:sz w:val="24"/>
                 <w:u w:val="none"/>
               </w:rPr>
-            </m:ctrlPr>
-          </m:e>
-          <m:sub>
-            <m:acc>
-              <m:accPr>
-                <m:ctrlPr>
+            </ns8:ctrlPr>
+          </ns8:e>
+          <ns8:sub>
+            <ns8:acc>
+              <ns8:accPr>
+                <ns8:ctrlPr>
                   <w:rPr>
                     <w:rFonts w:hint="default" w:ascii="Cambria Math" w:hAnsi="Cambria Math" w:cs="Times New Roman"/>
                     <w:sz w:val="24"/>
                     <w:u w:val="none"/>
                   </w:rPr>
-                </m:ctrlPr>
-              </m:accPr>
-              <m:e>
-                <m:r>
-                  <m:rPr>
-                    <m:nor/>
-                  </m:rPr>
+                </ns8:ctrlPr>
+              </ns8:accPr>
+              <ns8:e>
+                <ns8:r>
+                  <ns8:rPr>
+                    <ns8:nor/>
+                  </ns8:rPr>
                   <w:rPr>
                     <w:rFonts w:hint="default" w:ascii="Times New Roman" w:hAnsi="Times New Roman" w:cs="Times New Roman"/>
                     <w:i/>
                     <w:sz w:val="24"/>
                     <w:u w:val="none"/>
                   </w:rPr>
-                  <m:t>g</m:t>
-                </m:r>
-                <m:ctrlPr>
+                  <ns8:t>g</ns8:t>
+                </ns8:r>
+                <ns8:ctrlPr>
                   <w:rPr>
                     <w:rFonts w:hint="default" w:ascii="Cambria Math" w:hAnsi="Cambria Math" w:cs="Times New Roman"/>
                     <w:sz w:val="24"/>
                     <w:u w:val="none"/>
                   </w:rPr>
-                </m:ctrlPr>
-              </m:e>
-            </m:acc>
-            <m:ctrlPr>
+                </ns8:ctrlPr>
+              </ns8:e>
+            </ns8:acc>
+            <ns8:ctrlPr>
               <w:rPr>
                 <w:rFonts w:hint="default" w:ascii="Cambria Math" w:hAnsi="Cambria Math" w:cs="Times New Roman"/>
                 <w:sz w:val="24"/>
                 <w:u w:val="none"/>
               </w:rPr>
-            </m:ctrlPr>
-          </m:sub>
-        </m:sSub>
-        <m:r>
-          <m:rPr>
-            <m:nor/>
-            <m:sty m:val="p"/>
-          </m:rPr>
+            </ns8:ctrlPr>
+          </ns8:sub>
+        </ns8:sSub>
+        <ns8:r>
+          <ns8:rPr>
+            <ns8:nor/>
+            <ns8:sty ns8:val="p"/>
+          </ns8:rPr>
           <w:rPr>
             <w:rFonts w:hint="default" w:ascii="Times New Roman" w:hAnsi="Times New Roman" w:cs="Times New Roman"/>
             <w:b w:val="0"/>
@@ -17324,86 +13485,86 @@
             <w:sz w:val="24"/>
             <w:u w:val="none"/>
           </w:rPr>
-          <m:t>,</m:t>
-        </m:r>
-        <m:sSub>
-          <m:sSubPr>
-            <m:ctrlPr>
+          <ns8:t>,</ns8:t>
+        </ns8:r>
+        <ns8:sSub>
+          <ns8:sSubPr>
+            <ns8:ctrlPr>
               <w:rPr>
                 <w:rFonts w:hint="default" w:ascii="Cambria Math" w:hAnsi="Cambria Math" w:cs="Times New Roman"/>
                 <w:sz w:val="24"/>
                 <w:u w:val="none"/>
               </w:rPr>
-            </m:ctrlPr>
-          </m:sSubPr>
-          <m:e>
-            <m:r>
-              <m:rPr>
-                <m:nor/>
-              </m:rPr>
+            </ns8:ctrlPr>
+          </ns8:sSubPr>
+          <ns8:e>
+            <ns8:r>
+              <ns8:rPr>
+                <ns8:nor/>
+              </ns8:rPr>
               <w:rPr>
                 <w:rFonts w:hint="default" w:ascii="Times New Roman" w:hAnsi="Times New Roman" w:cs="Times New Roman"/>
                 <w:i/>
                 <w:sz w:val="24"/>
                 <w:u w:val="none"/>
               </w:rPr>
-              <m:t>U</m:t>
-            </m:r>
-            <m:ctrlPr>
+              <ns8:t>U</ns8:t>
+            </ns8:r>
+            <ns8:ctrlPr>
               <w:rPr>
                 <w:rFonts w:hint="default" w:ascii="Cambria Math" w:hAnsi="Cambria Math" w:cs="Times New Roman"/>
                 <w:sz w:val="24"/>
                 <w:u w:val="none"/>
               </w:rPr>
-            </m:ctrlPr>
-          </m:e>
-          <m:sub>
-            <m:acc>
-              <m:accPr>
-                <m:ctrlPr>
+            </ns8:ctrlPr>
+          </ns8:e>
+          <ns8:sub>
+            <ns8:acc>
+              <ns8:accPr>
+                <ns8:ctrlPr>
                   <w:rPr>
                     <w:rFonts w:hint="default" w:ascii="Cambria Math" w:hAnsi="Cambria Math" w:cs="Times New Roman"/>
                     <w:sz w:val="24"/>
                     <w:u w:val="none"/>
                   </w:rPr>
-                </m:ctrlPr>
-              </m:accPr>
-              <m:e>
-                <m:r>
-                  <m:rPr>
-                    <m:nor/>
-                  </m:rPr>
+                </ns8:ctrlPr>
+              </ns8:accPr>
+              <ns8:e>
+                <ns8:r>
+                  <ns8:rPr>
+                    <ns8:nor/>
+                  </ns8:rPr>
                   <w:rPr>
                     <w:rFonts w:hint="default" w:ascii="Times New Roman" w:hAnsi="Times New Roman" w:cs="Times New Roman"/>
                     <w:i/>
                     <w:sz w:val="24"/>
                     <w:u w:val="none"/>
                   </w:rPr>
-                  <m:t>g</m:t>
-                </m:r>
-                <m:ctrlPr>
+                  <ns8:t>g</ns8:t>
+                </ns8:r>
+                <ns8:ctrlPr>
                   <w:rPr>
                     <w:rFonts w:hint="default" w:ascii="Cambria Math" w:hAnsi="Cambria Math" w:cs="Times New Roman"/>
                     <w:sz w:val="24"/>
                     <w:u w:val="none"/>
                   </w:rPr>
-                </m:ctrlPr>
-              </m:e>
-            </m:acc>
-            <m:ctrlPr>
+                </ns8:ctrlPr>
+              </ns8:e>
+            </ns8:acc>
+            <ns8:ctrlPr>
               <w:rPr>
                 <w:rFonts w:hint="default" w:ascii="Cambria Math" w:hAnsi="Cambria Math" w:cs="Times New Roman"/>
                 <w:sz w:val="24"/>
                 <w:u w:val="none"/>
               </w:rPr>
-            </m:ctrlPr>
-          </m:sub>
-        </m:sSub>
-        <m:r>
-          <m:rPr>
-            <m:nor/>
-            <m:sty m:val="p"/>
-          </m:rPr>
+            </ns8:ctrlPr>
+          </ns8:sub>
+        </ns8:sSub>
+        <ns8:r>
+          <ns8:rPr>
+            <ns8:nor/>
+            <ns8:sty ns8:val="p"/>
+          </ns8:rPr>
           <w:rPr>
             <w:rFonts w:hint="default" w:ascii="Times New Roman" w:hAnsi="Times New Roman" w:cs="Times New Roman"/>
             <w:b w:val="0"/>
@@ -17411,9 +13572,9 @@
             <w:sz w:val="24"/>
             <w:u w:val="none"/>
           </w:rPr>
-          <m:t>]</m:t>
-        </m:r>
-      </m:oMath>
+          <ns8:t>]</ns8:t>
+        </ns8:r>
+      </ns8:oMath>
       <w:r>
         <w:rPr>
           <w:rFonts w:hint="default" w:ascii="Times New Roman" w:hAnsi="Times New Roman" w:cs="Times New Roman"/>
@@ -17427,86 +13588,86 @@
           <w:rFonts w:hint="default" w:ascii="Times New Roman" w:hAnsi="Times New Roman" w:cs="Times New Roman"/>
         </w:rPr>
       </w:pPr>
-      <m:oMathPara>
-        <m:oMath>
-          <m:sSub>
-            <m:sSubPr>
-              <m:ctrlPr>
+      <ns8:oMathPara>
+        <ns8:oMath>
+          <ns8:sSub>
+            <ns8:sSubPr>
+              <ns8:ctrlPr>
                 <w:rPr>
                   <w:rFonts w:hint="default" w:ascii="Cambria Math" w:hAnsi="Cambria Math" w:cs="Times New Roman"/>
                   <w:sz w:val="24"/>
                   <w:u w:val="none"/>
                 </w:rPr>
-              </m:ctrlPr>
-            </m:sSubPr>
-            <m:e>
-              <m:acc>
-                <m:accPr>
-                  <m:ctrlPr>
+              </ns8:ctrlPr>
+            </ns8:sSubPr>
+            <ns8:e>
+              <ns8:acc>
+                <ns8:accPr>
+                  <ns8:ctrlPr>
                     <w:rPr>
                       <w:rFonts w:hint="default" w:ascii="Cambria Math" w:hAnsi="Cambria Math" w:cs="Times New Roman"/>
                       <w:sz w:val="24"/>
                       <w:u w:val="none"/>
                     </w:rPr>
-                  </m:ctrlPr>
-                </m:accPr>
-                <m:e>
-                  <m:r>
-                    <m:rPr>
-                      <m:nor/>
-                    </m:rPr>
+                  </ns8:ctrlPr>
+                </ns8:accPr>
+                <ns8:e>
+                  <ns8:r>
+                    <ns8:rPr>
+                      <ns8:nor/>
+                    </ns8:rPr>
                     <w:rPr>
                       <w:rFonts w:hint="default" w:ascii="Times New Roman" w:hAnsi="Times New Roman" w:cs="Times New Roman"/>
                       <w:i/>
                       <w:sz w:val="24"/>
                       <w:u w:val="none"/>
                     </w:rPr>
-                    <m:t>D</m:t>
-                  </m:r>
-                  <m:ctrlPr>
+                    <ns8:t>D</ns8:t>
+                  </ns8:r>
+                  <ns8:ctrlPr>
                     <w:rPr>
                       <w:rFonts w:hint="default" w:ascii="Cambria Math" w:hAnsi="Cambria Math" w:cs="Times New Roman"/>
                       <w:sz w:val="24"/>
                       <w:u w:val="none"/>
                     </w:rPr>
-                  </m:ctrlPr>
-                </m:e>
-              </m:acc>
-              <m:ctrlPr>
+                  </ns8:ctrlPr>
+                </ns8:e>
+              </ns8:acc>
+              <ns8:ctrlPr>
                 <w:rPr>
                   <w:rFonts w:hint="default" w:ascii="Cambria Math" w:hAnsi="Cambria Math" w:cs="Times New Roman"/>
                   <w:sz w:val="24"/>
                   <w:u w:val="none"/>
                 </w:rPr>
-              </m:ctrlPr>
-            </m:e>
-            <m:sub>
-              <m:r>
-                <m:rPr>
-                  <m:nor/>
-                </m:rPr>
+              </ns8:ctrlPr>
+            </ns8:e>
+            <ns8:sub>
+              <ns8:r>
+                <ns8:rPr>
+                  <ns8:nor/>
+                </ns8:rPr>
                 <w:rPr>
                   <w:rFonts w:hint="default" w:ascii="Times New Roman" w:hAnsi="Times New Roman" w:cs="Times New Roman"/>
                   <w:i/>
                   <w:sz w:val="24"/>
                   <w:u w:val="none"/>
                 </w:rPr>
-                <m:t>k</m:t>
-              </m:r>
-              <m:ctrlPr>
+                <ns8:t>k</ns8:t>
+              </ns8:r>
+              <ns8:ctrlPr>
                 <w:rPr>
                   <w:rFonts w:hint="default" w:ascii="Cambria Math" w:hAnsi="Cambria Math" w:cs="Times New Roman"/>
                   <w:sz w:val="24"/>
                   <w:u w:val="none"/>
                 </w:rPr>
-              </m:ctrlPr>
-            </m:sub>
-          </m:sSub>
-          <m:r>
-            <m:rPr>
-              <m:nor/>
-              <m:sty m:val="p"/>
-            </m:rPr>
+              </ns8:ctrlPr>
+            </ns8:sub>
+          </ns8:sSub>
+          <ns8:r>
+            <ns8:rPr>
+              <ns8:nor/>
+              <ns8:sty ns8:val="p"/>
+            </ns8:rPr>
             <w:rPr>
               <w:rFonts w:hint="default" w:ascii="Times New Roman" w:hAnsi="Times New Roman" w:cs="Times New Roman"/>
               <w:b w:val="0"/>
@@ -17514,24 +13675,24 @@
               <w:sz w:val="24"/>
               <w:u w:val="none"/>
             </w:rPr>
-            <m:t>=</m:t>
-          </m:r>
-          <m:func>
-            <m:funcPr>
-              <m:ctrlPr>
+            <ns8:t>=</ns8:t>
+          </ns8:r>
+          <ns8:func>
+            <ns8:funcPr>
+              <ns8:ctrlPr>
                 <w:rPr>
                   <w:rFonts w:hint="default" w:ascii="Cambria Math" w:hAnsi="Cambria Math" w:cs="Times New Roman"/>
                   <w:sz w:val="24"/>
                   <w:u w:val="none"/>
                 </w:rPr>
-              </m:ctrlPr>
-            </m:funcPr>
-            <m:fName>
-              <m:r>
-                <m:rPr>
-                  <m:nor/>
-                  <m:sty m:val="p"/>
-                </m:rPr>
+              </ns8:ctrlPr>
+            </ns8:funcPr>
+            <ns8:fName>
+              <ns8:r>
+                <ns8:rPr>
+                  <ns8:nor/>
+                  <ns8:sty ns8:val="p"/>
+                </ns8:rPr>
                 <w:rPr>
                   <w:rFonts w:hint="default" w:ascii="Times New Roman" w:hAnsi="Times New Roman" w:cs="Times New Roman"/>
                   <w:b w:val="0"/>
@@ -17539,45 +13700,45 @@
                   <w:sz w:val="24"/>
                   <w:u w:val="none"/>
                 </w:rPr>
-                <m:t>min</m:t>
-              </m:r>
-              <m:ctrlPr>
+                <ns8:t>min</ns8:t>
+              </ns8:r>
+              <ns8:ctrlPr>
                 <w:rPr>
                   <w:rFonts w:hint="default" w:ascii="Cambria Math" w:hAnsi="Cambria Math" w:cs="Times New Roman"/>
                   <w:sz w:val="24"/>
                   <w:u w:val="none"/>
                 </w:rPr>
-              </m:ctrlPr>
-            </m:fName>
-            <m:e>
-              <m:d>
-                <m:dPr>
-                  <m:ctrlPr>
+              </ns8:ctrlPr>
+            </ns8:fName>
+            <ns8:e>
+              <ns8:d>
+                <ns8:dPr>
+                  <ns8:ctrlPr>
                     <w:rPr>
                       <w:rFonts w:hint="default" w:ascii="Cambria Math" w:hAnsi="Cambria Math" w:cs="Times New Roman"/>
                       <w:i/>
                       <w:sz w:val="24"/>
                       <w:u w:val="none"/>
                     </w:rPr>
-                  </m:ctrlPr>
-                </m:dPr>
-                <m:e>
-                  <m:func>
-                    <m:funcPr>
-                      <m:ctrlPr>
+                  </ns8:ctrlPr>
+                </ns8:dPr>
+                <ns8:e>
+                  <ns8:func>
+                    <ns8:funcPr>
+                      <ns8:ctrlPr>
                         <w:rPr>
                           <w:rFonts w:hint="default" w:ascii="Cambria Math" w:hAnsi="Cambria Math" w:cs="Times New Roman"/>
                           <w:sz w:val="24"/>
                           <w:u w:val="none"/>
                         </w:rPr>
-                      </m:ctrlPr>
-                    </m:funcPr>
-                    <m:fName>
-                      <m:r>
-                        <m:rPr>
-                          <m:nor/>
-                          <m:sty m:val="p"/>
-                        </m:rPr>
+                      </ns8:ctrlPr>
+                    </ns8:funcPr>
+                    <ns8:fName>
+                      <ns8:r>
+                        <ns8:rPr>
+                          <ns8:nor/>
+                          <ns8:sty ns8:val="p"/>
+                        </ns8:rPr>
                         <w:rPr>
                           <w:rFonts w:hint="default" w:ascii="Times New Roman" w:hAnsi="Times New Roman" w:cs="Times New Roman"/>
                           <w:b w:val="0"/>
@@ -17585,107 +13746,107 @@
                           <w:sz w:val="24"/>
                           <w:u w:val="none"/>
                         </w:rPr>
-                        <m:t>max</m:t>
-                      </m:r>
-                      <m:ctrlPr>
+                        <ns8:t>max</ns8:t>
+                      </ns8:r>
+                      <ns8:ctrlPr>
                         <w:rPr>
                           <w:rFonts w:hint="default" w:ascii="Cambria Math" w:hAnsi="Cambria Math" w:cs="Times New Roman"/>
                           <w:sz w:val="24"/>
                           <w:u w:val="none"/>
                         </w:rPr>
-                      </m:ctrlPr>
-                    </m:fName>
-                    <m:e>
-                      <m:d>
-                        <m:dPr>
-                          <m:ctrlPr>
+                      </ns8:ctrlPr>
+                    </ns8:fName>
+                    <ns8:e>
+                      <ns8:d>
+                        <ns8:dPr>
+                          <ns8:ctrlPr>
                             <w:rPr>
                               <w:rFonts w:hint="default" w:ascii="Cambria Math" w:hAnsi="Cambria Math" w:cs="Times New Roman"/>
                               <w:i/>
                               <w:sz w:val="24"/>
                               <w:u w:val="none"/>
                             </w:rPr>
-                          </m:ctrlPr>
-                        </m:dPr>
-                        <m:e>
-                          <m:sSubSup>
-                            <m:sSubSupPr>
-                              <m:ctrlPr>
+                          </ns8:ctrlPr>
+                        </ns8:dPr>
+                        <ns8:e>
+                          <ns8:sSubSup>
+                            <ns8:sSubSupPr>
+                              <ns8:ctrlPr>
                                 <w:rPr>
                                   <w:rFonts w:hint="default" w:ascii="Cambria Math" w:hAnsi="Cambria Math" w:cs="Times New Roman"/>
                                   <w:sz w:val="24"/>
                                   <w:u w:val="none"/>
                                 </w:rPr>
-                              </m:ctrlPr>
-                            </m:sSubSupPr>
-                            <m:e>
-                              <m:acc>
-                                <m:accPr>
-                                  <m:ctrlPr>
+                              </ns8:ctrlPr>
+                            </ns8:sSubSupPr>
+                            <ns8:e>
+                              <ns8:acc>
+                                <ns8:accPr>
+                                  <ns8:ctrlPr>
                                     <w:rPr>
                                       <w:rFonts w:hint="default" w:ascii="Cambria Math" w:hAnsi="Cambria Math" w:cs="Times New Roman"/>
                                       <w:sz w:val="24"/>
                                       <w:u w:val="none"/>
                                     </w:rPr>
-                                  </m:ctrlPr>
-                                </m:accPr>
-                                <m:e>
-                                  <m:r>
-                                    <m:rPr>
-                                      <m:nor/>
-                                    </m:rPr>
+                                  </ns8:ctrlPr>
+                                </ns8:accPr>
+                                <ns8:e>
+                                  <ns8:r>
+                                    <ns8:rPr>
+                                      <ns8:nor/>
+                                    </ns8:rPr>
                                     <w:rPr>
                                       <w:rFonts w:hint="default" w:ascii="Times New Roman" w:hAnsi="Times New Roman" w:cs="Times New Roman"/>
                                       <w:i/>
                                       <w:sz w:val="24"/>
                                       <w:u w:val="none"/>
                                     </w:rPr>
-                                    <m:t>D</m:t>
-                                  </m:r>
-                                  <m:ctrlPr>
+                                    <ns8:t>D</ns8:t>
+                                  </ns8:r>
+                                  <ns8:ctrlPr>
                                     <w:rPr>
                                       <w:rFonts w:hint="default" w:ascii="Cambria Math" w:hAnsi="Cambria Math" w:cs="Times New Roman"/>
                                       <w:sz w:val="24"/>
                                       <w:u w:val="none"/>
                                     </w:rPr>
-                                  </m:ctrlPr>
-                                </m:e>
-                              </m:acc>
-                              <m:ctrlPr>
+                                  </ns8:ctrlPr>
+                                </ns8:e>
+                              </ns8:acc>
+                              <ns8:ctrlPr>
                                 <w:rPr>
                                   <w:rFonts w:hint="default" w:ascii="Cambria Math" w:hAnsi="Cambria Math" w:cs="Times New Roman"/>
                                   <w:sz w:val="24"/>
                                   <w:u w:val="none"/>
                                 </w:rPr>
-                              </m:ctrlPr>
-                            </m:e>
-                            <m:sub>
-                              <m:r>
-                                <m:rPr>
-                                  <m:nor/>
-                                </m:rPr>
+                              </ns8:ctrlPr>
+                            </ns8:e>
+                            <ns8:sub>
+                              <ns8:r>
+                                <ns8:rPr>
+                                  <ns8:nor/>
+                                </ns8:rPr>
                                 <w:rPr>
                                   <w:rFonts w:hint="default" w:ascii="Times New Roman" w:hAnsi="Times New Roman" w:cs="Times New Roman"/>
                                   <w:i/>
                                   <w:sz w:val="24"/>
                                   <w:u w:val="none"/>
                                 </w:rPr>
-                                <m:t>k</m:t>
-                              </m:r>
-                              <m:ctrlPr>
+                                <ns8:t>k</ns8:t>
+                              </ns8:r>
+                              <ns8:ctrlPr>
                                 <w:rPr>
                                   <w:rFonts w:hint="default" w:ascii="Cambria Math" w:hAnsi="Cambria Math" w:cs="Times New Roman"/>
                                   <w:sz w:val="24"/>
                                   <w:u w:val="none"/>
                                 </w:rPr>
-                              </m:ctrlPr>
-                            </m:sub>
-                            <m:sup>
-                              <m:r>
-                                <m:rPr>
-                                  <m:nor/>
-                                  <m:sty m:val="p"/>
-                                </m:rPr>
+                              </ns8:ctrlPr>
+                            </ns8:sub>
+                            <ns8:sup>
+                              <ns8:r>
+                                <ns8:rPr>
+                                  <ns8:nor/>
+                                  <ns8:sty ns8:val="p"/>
+                                </ns8:rPr>
                                 <w:rPr>
                                   <w:rFonts w:hint="default" w:ascii="Times New Roman" w:hAnsi="Times New Roman" w:cs="Times New Roman"/>
                                   <w:b w:val="0"/>
@@ -17693,25 +13854,25 @@
                                   <w:sz w:val="24"/>
                                   <w:u w:val="none"/>
                                 </w:rPr>
-                                <m:t>(</m:t>
-                              </m:r>
-                              <m:r>
-                                <m:rPr>
-                                  <m:nor/>
-                                </m:rPr>
+                                <ns8:t>(</ns8:t>
+                              </ns8:r>
+                              <ns8:r>
+                                <ns8:rPr>
+                                  <ns8:nor/>
+                                </ns8:rPr>
                                 <w:rPr>
                                   <w:rFonts w:hint="default" w:ascii="Times New Roman" w:hAnsi="Times New Roman" w:cs="Times New Roman"/>
                                   <w:i/>
                                   <w:sz w:val="24"/>
                                   <w:u w:val="none"/>
                                 </w:rPr>
-                                <m:t>R</m:t>
-                              </m:r>
-                              <m:r>
-                                <m:rPr>
-                                  <m:nor/>
-                                  <m:sty m:val="p"/>
-                                </m:rPr>
+                                <ns8:t>R</ns8:t>
+                              </ns8:r>
+                              <ns8:r>
+                                <ns8:rPr>
+                                  <ns8:nor/>
+                                  <ns8:sty ns8:val="p"/>
+                                </ns8:rPr>
                                 <w:rPr>
                                   <w:rFonts w:hint="default" w:ascii="Times New Roman" w:hAnsi="Times New Roman" w:cs="Times New Roman"/>
                                   <w:b w:val="0"/>
@@ -17719,22 +13880,22 @@
                                   <w:sz w:val="24"/>
                                   <w:u w:val="none"/>
                                 </w:rPr>
-                                <m:t>)</m:t>
-                              </m:r>
-                              <m:ctrlPr>
+                                <ns8:t>)</ns8:t>
+                              </ns8:r>
+                              <ns8:ctrlPr>
                                 <w:rPr>
                                   <w:rFonts w:hint="default" w:ascii="Cambria Math" w:hAnsi="Cambria Math" w:cs="Times New Roman"/>
                                   <w:sz w:val="24"/>
                                   <w:u w:val="none"/>
                                 </w:rPr>
-                              </m:ctrlPr>
-                            </m:sup>
-                          </m:sSubSup>
-                          <m:r>
-                            <m:rPr>
-                              <m:nor/>
-                              <m:sty m:val="p"/>
-                            </m:rPr>
+                              </ns8:ctrlPr>
+                            </ns8:sup>
+                          </ns8:sSubSup>
+                          <ns8:r>
+                            <ns8:rPr>
+                              <ns8:nor/>
+                              <ns8:sty ns8:val="p"/>
+                            </ns8:rPr>
                             <w:rPr>
                               <w:rFonts w:hint="default" w:ascii="Times New Roman" w:hAnsi="Times New Roman" w:cs="Times New Roman"/>
                               <w:b w:val="0"/>
@@ -17742,105 +13903,105 @@
                               <w:sz w:val="24"/>
                               <w:u w:val="none"/>
                             </w:rPr>
-                            <m:t>,</m:t>
-                          </m:r>
-                          <m:sSub>
-                            <m:sSubPr>
-                              <m:ctrlPr>
+                            <ns8:t>,</ns8:t>
+                          </ns8:r>
+                          <ns8:sSub>
+                            <ns8:sSubPr>
+                              <ns8:ctrlPr>
                                 <w:rPr>
                                   <w:rFonts w:hint="default" w:ascii="Cambria Math" w:hAnsi="Cambria Math" w:cs="Times New Roman"/>
                                   <w:sz w:val="24"/>
                                   <w:u w:val="none"/>
                                 </w:rPr>
-                              </m:ctrlPr>
-                            </m:sSubPr>
-                            <m:e>
-                              <m:r>
-                                <m:rPr>
-                                  <m:nor/>
-                                </m:rPr>
+                              </ns8:ctrlPr>
+                            </ns8:sSubPr>
+                            <ns8:e>
+                              <ns8:r>
+                                <ns8:rPr>
+                                  <ns8:nor/>
+                                </ns8:rPr>
                                 <w:rPr>
                                   <w:rFonts w:hint="default" w:ascii="Times New Roman" w:hAnsi="Times New Roman" w:cs="Times New Roman"/>
                                   <w:i/>
                                   <w:sz w:val="24"/>
                                   <w:u w:val="none"/>
                                 </w:rPr>
-                                <m:t>L</m:t>
-                              </m:r>
-                              <m:ctrlPr>
+                                <ns8:t>L</ns8:t>
+                              </ns8:r>
+                              <ns8:ctrlPr>
                                 <w:rPr>
                                   <w:rFonts w:hint="default" w:ascii="Cambria Math" w:hAnsi="Cambria Math" w:cs="Times New Roman"/>
                                   <w:sz w:val="24"/>
                                   <w:u w:val="none"/>
                                 </w:rPr>
-                              </m:ctrlPr>
-                            </m:e>
-                            <m:sub>
-                              <m:acc>
-                                <m:accPr>
-                                  <m:ctrlPr>
+                              </ns8:ctrlPr>
+                            </ns8:e>
+                            <ns8:sub>
+                              <ns8:acc>
+                                <ns8:accPr>
+                                  <ns8:ctrlPr>
                                     <w:rPr>
                                       <w:rFonts w:hint="default" w:ascii="Cambria Math" w:hAnsi="Cambria Math" w:cs="Times New Roman"/>
                                       <w:sz w:val="24"/>
                                       <w:u w:val="none"/>
                                     </w:rPr>
-                                  </m:ctrlPr>
-                                </m:accPr>
-                                <m:e>
-                                  <m:r>
-                                    <m:rPr>
-                                      <m:nor/>
-                                    </m:rPr>
+                                  </ns8:ctrlPr>
+                                </ns8:accPr>
+                                <ns8:e>
+                                  <ns8:r>
+                                    <ns8:rPr>
+                                      <ns8:nor/>
+                                    </ns8:rPr>
                                     <w:rPr>
                                       <w:rFonts w:hint="default" w:ascii="Times New Roman" w:hAnsi="Times New Roman" w:cs="Times New Roman"/>
                                       <w:i/>
                                       <w:sz w:val="24"/>
                                       <w:u w:val="none"/>
                                     </w:rPr>
-                                    <m:t>g</m:t>
-                                  </m:r>
-                                  <m:ctrlPr>
+                                    <ns8:t>g</ns8:t>
+                                  </ns8:r>
+                                  <ns8:ctrlPr>
                                     <w:rPr>
                                       <w:rFonts w:hint="default" w:ascii="Cambria Math" w:hAnsi="Cambria Math" w:cs="Times New Roman"/>
                                       <w:sz w:val="24"/>
                                       <w:u w:val="none"/>
                                     </w:rPr>
-                                  </m:ctrlPr>
-                                </m:e>
-                              </m:acc>
-                              <m:ctrlPr>
+                                  </ns8:ctrlPr>
+                                </ns8:e>
+                              </ns8:acc>
+                              <ns8:ctrlPr>
                                 <w:rPr>
                                   <w:rFonts w:hint="default" w:ascii="Cambria Math" w:hAnsi="Cambria Math" w:cs="Times New Roman"/>
                                   <w:sz w:val="24"/>
                                   <w:u w:val="none"/>
                                 </w:rPr>
-                              </m:ctrlPr>
-                            </m:sub>
-                          </m:sSub>
-                          <m:ctrlPr>
+                              </ns8:ctrlPr>
+                            </ns8:sub>
+                          </ns8:sSub>
+                          <ns8:ctrlPr>
                             <w:rPr>
                               <w:rFonts w:hint="default" w:ascii="Cambria Math" w:hAnsi="Cambria Math" w:cs="Times New Roman"/>
                               <w:sz w:val="24"/>
                               <w:u w:val="none"/>
                             </w:rPr>
-                          </m:ctrlPr>
-                        </m:e>
-                      </m:d>
-                      <m:ctrlPr>
+                          </ns8:ctrlPr>
+                        </ns8:e>
+                      </ns8:d>
+                      <ns8:ctrlPr>
                         <w:rPr>
                           <w:rFonts w:hint="default" w:ascii="Cambria Math" w:hAnsi="Cambria Math" w:cs="Times New Roman"/>
                           <w:i/>
                           <w:sz w:val="24"/>
                           <w:u w:val="none"/>
                         </w:rPr>
-                      </m:ctrlPr>
-                    </m:e>
-                  </m:func>
-                  <m:r>
-                    <m:rPr>
-                      <m:nor/>
-                      <m:sty m:val="p"/>
-                    </m:rPr>
+                      </ns8:ctrlPr>
+                    </ns8:e>
+                  </ns8:func>
+                  <ns8:r>
+                    <ns8:rPr>
+                      <ns8:nor/>
+                      <ns8:sty ns8:val="p"/>
+                    </ns8:rPr>
                     <w:rPr>
                       <w:rFonts w:hint="default" w:ascii="Times New Roman" w:hAnsi="Times New Roman" w:cs="Times New Roman"/>
                       <w:b w:val="0"/>
@@ -17848,103 +14009,103 @@
                       <w:sz w:val="24"/>
                       <w:u w:val="none"/>
                     </w:rPr>
-                    <m:t>,</m:t>
-                  </m:r>
-                  <m:sSub>
-                    <m:sSubPr>
-                      <m:ctrlPr>
+                    <ns8:t>,</ns8:t>
+                  </ns8:r>
+                  <ns8:sSub>
+                    <ns8:sSubPr>
+                      <ns8:ctrlPr>
                         <w:rPr>
                           <w:rFonts w:hint="default" w:ascii="Cambria Math" w:hAnsi="Cambria Math" w:cs="Times New Roman"/>
                           <w:sz w:val="24"/>
                           <w:u w:val="none"/>
                         </w:rPr>
-                      </m:ctrlPr>
-                    </m:sSubPr>
-                    <m:e>
-                      <m:r>
-                        <m:rPr>
-                          <m:nor/>
-                        </m:rPr>
+                      </ns8:ctrlPr>
+                    </ns8:sSubPr>
+                    <ns8:e>
+                      <ns8:r>
+                        <ns8:rPr>
+                          <ns8:nor/>
+                        </ns8:rPr>
                         <w:rPr>
                           <w:rFonts w:hint="default" w:ascii="Times New Roman" w:hAnsi="Times New Roman" w:cs="Times New Roman"/>
                           <w:i/>
                           <w:sz w:val="24"/>
                           <w:u w:val="none"/>
                         </w:rPr>
-                        <m:t>U</m:t>
-                      </m:r>
-                      <m:ctrlPr>
+                        <ns8:t>U</ns8:t>
+                      </ns8:r>
+                      <ns8:ctrlPr>
                         <w:rPr>
                           <w:rFonts w:hint="default" w:ascii="Cambria Math" w:hAnsi="Cambria Math" w:cs="Times New Roman"/>
                           <w:i/>
                           <w:sz w:val="24"/>
                           <w:u w:val="none"/>
                         </w:rPr>
-                      </m:ctrlPr>
-                    </m:e>
-                    <m:sub>
-                      <m:acc>
-                        <m:accPr>
-                          <m:ctrlPr>
+                      </ns8:ctrlPr>
+                    </ns8:e>
+                    <ns8:sub>
+                      <ns8:acc>
+                        <ns8:accPr>
+                          <ns8:ctrlPr>
                             <w:rPr>
                               <w:rFonts w:hint="default" w:ascii="Cambria Math" w:hAnsi="Cambria Math" w:cs="Times New Roman"/>
                               <w:sz w:val="24"/>
                               <w:u w:val="none"/>
                             </w:rPr>
-                          </m:ctrlPr>
-                        </m:accPr>
-                        <m:e>
-                          <m:r>
-                            <m:rPr>
-                              <m:nor/>
-                            </m:rPr>
+                          </ns8:ctrlPr>
+                        </ns8:accPr>
+                        <ns8:e>
+                          <ns8:r>
+                            <ns8:rPr>
+                              <ns8:nor/>
+                            </ns8:rPr>
                             <w:rPr>
                               <w:rFonts w:hint="default" w:ascii="Times New Roman" w:hAnsi="Times New Roman" w:cs="Times New Roman"/>
                               <w:i/>
                               <w:sz w:val="24"/>
                               <w:u w:val="none"/>
                             </w:rPr>
-                            <m:t>g</m:t>
-                          </m:r>
-                          <m:ctrlPr>
+                            <ns8:t>g</ns8:t>
+                          </ns8:r>
+                          <ns8:ctrlPr>
                             <w:rPr>
                               <w:rFonts w:hint="default" w:ascii="Cambria Math" w:hAnsi="Cambria Math" w:cs="Times New Roman"/>
                               <w:sz w:val="24"/>
                               <w:u w:val="none"/>
                             </w:rPr>
-                          </m:ctrlPr>
-                        </m:e>
-                      </m:acc>
-                      <m:ctrlPr>
+                          </ns8:ctrlPr>
+                        </ns8:e>
+                      </ns8:acc>
+                      <ns8:ctrlPr>
                         <w:rPr>
                           <w:rFonts w:hint="default" w:ascii="Cambria Math" w:hAnsi="Cambria Math" w:cs="Times New Roman"/>
                           <w:sz w:val="24"/>
                           <w:u w:val="none"/>
                         </w:rPr>
-                      </m:ctrlPr>
-                    </m:sub>
-                  </m:sSub>
-                  <m:ctrlPr>
+                      </ns8:ctrlPr>
+                    </ns8:sub>
+                  </ns8:sSub>
+                  <ns8:ctrlPr>
                     <w:rPr>
                       <w:rFonts w:hint="default" w:ascii="Cambria Math" w:hAnsi="Cambria Math" w:cs="Times New Roman"/>
                       <w:sz w:val="24"/>
                       <w:u w:val="none"/>
                     </w:rPr>
-                  </m:ctrlPr>
-                </m:e>
-              </m:d>
-              <m:ctrlPr>
+                  </ns8:ctrlPr>
+                </ns8:e>
+              </ns8:d>
+              <ns8:ctrlPr>
                 <w:rPr>
                   <w:rFonts w:hint="default" w:ascii="Cambria Math" w:hAnsi="Cambria Math" w:cs="Times New Roman"/>
                   <w:i/>
                   <w:sz w:val="24"/>
                   <w:u w:val="none"/>
                 </w:rPr>
-              </m:ctrlPr>
-            </m:e>
-          </m:func>
-        </m:oMath>
-      </m:oMathPara>
+              </ns8:ctrlPr>
+            </ns8:e>
+          </ns8:func>
+        </ns8:oMath>
+      </ns8:oMathPara>
     </w:p>
     <w:p>
       <w:pPr>
@@ -19545,11 +15706,11 @@
             <wp:effectExtent l="0" t="0" r="10160" b="14605"/>
             <wp:docPr id="7" name="图片 1" descr="IMG_256"/>
             <wp:cNvGraphicFramePr>
-              <a:graphicFrameLocks xmlns:a="http://schemas.openxmlformats.org/drawingml/2006/main" noChangeAspect="1"/>
+              <a:graphicFrameLocks noChangeAspect="1"/>
             </wp:cNvGraphicFramePr>
-            <a:graphic xmlns:a="http://schemas.openxmlformats.org/drawingml/2006/main">
+            <a:graphic>
               <a:graphicData uri="http://schemas.openxmlformats.org/drawingml/2006/picture">
-                <pic:pic xmlns:pic="http://schemas.openxmlformats.org/drawingml/2006/picture">
+                <pic:pic>
                   <pic:nvPicPr>
                     <pic:cNvPr id="7" name="图片 1" descr="IMG_256"/>
                     <pic:cNvPicPr>
@@ -19701,7 +15862,7 @@
         <w:rPr>
           <w:rFonts w:hint="default" w:ascii="Times New Roman" w:hAnsi="Times New Roman" w:cs="Times New Roman"/>
         </w:rPr>
-        <w:t>6558 条合格工况按毁伤等级分层划分为训练集和独立测试集，其中独立测试集约占 20%，其余用于拟合模型参数；另以五折交叉验证评价模型在不同数据划分下的总体稳定性。训练集用于拟合模型参数，独立测试集仅用于最终性能评价。</w:t>
+        <w:t>6558 条合格工况按损伤等级分层划分为训练集和独立测试集，其中独立测试集约占 20%，其余用于拟合模型参数；另以五折交叉验证评价模型在不同数据划分下的总体稳定性。训练集用于拟合模型参数，独立测试集仅用于最终性能评价。</w:t>
       </w:r>
     </w:p>
     <w:p>
@@ -20015,25 +16176,25 @@
                 <w:i w:val="0"/>
               </w:rPr>
             </w:pPr>
-            <m:oMathPara>
-              <m:oMath>
-                <m:f>
-                  <m:fPr>
-                    <m:ctrlPr>
+            <ns8:oMathPara>
+              <ns8:oMath>
+                <ns8:f>
+                  <ns8:fPr>
+                    <ns8:ctrlPr>
                       <w:rPr>
                         <w:rFonts w:hint="default" w:ascii="Cambria Math" w:hAnsi="Cambria Math" w:cs="Times New Roman"/>
                         <w:i/>
                         <w:sz w:val="24"/>
                         <w:u w:val="none"/>
                       </w:rPr>
-                    </m:ctrlPr>
-                  </m:fPr>
-                  <m:num>
-                    <m:r>
-                      <m:rPr>
-                        <m:nor/>
-                        <m:sty m:val="p"/>
-                      </m:rPr>
+                    </ns8:ctrlPr>
+                  </ns8:fPr>
+                  <ns8:num>
+                    <ns8:r>
+                      <ns8:rPr>
+                        <ns8:nor/>
+                        <ns8:sty ns8:val="p"/>
+                      </ns8:rPr>
                       <w:rPr>
                         <w:rFonts w:hint="default" w:ascii="Times New Roman" w:hAnsi="Times New Roman" w:cs="Times New Roman"/>
                         <w:b w:val="0"/>
@@ -20041,134 +16202,134 @@
                         <w:sz w:val="24"/>
                         <w:u w:val="none"/>
                       </w:rPr>
-                      <m:t>1</m:t>
-                    </m:r>
-                    <m:ctrlPr>
+                      <ns8:t>1</ns8:t>
+                    </ns8:r>
+                    <ns8:ctrlPr>
                       <w:rPr>
                         <w:rFonts w:hint="default" w:ascii="Cambria Math" w:hAnsi="Cambria Math" w:cs="Times New Roman"/>
                         <w:sz w:val="24"/>
                         <w:u w:val="none"/>
                       </w:rPr>
-                    </m:ctrlPr>
-                  </m:num>
-                  <m:den>
-                    <m:r>
-                      <m:rPr>
-                        <m:nor/>
-                      </m:rPr>
+                    </ns8:ctrlPr>
+                  </ns8:num>
+                  <ns8:den>
+                    <ns8:r>
+                      <ns8:rPr>
+                        <ns8:nor/>
+                      </ns8:rPr>
                       <w:rPr>
                         <w:rFonts w:hint="default" w:ascii="Times New Roman" w:hAnsi="Times New Roman" w:cs="Times New Roman"/>
                         <w:i/>
                         <w:sz w:val="24"/>
                         <w:u w:val="none"/>
                       </w:rPr>
-                      <m:t>n</m:t>
-                    </m:r>
-                    <m:ctrlPr>
+                      <ns8:t>n</ns8:t>
+                    </ns8:r>
+                    <ns8:ctrlPr>
                       <w:rPr>
                         <w:rFonts w:hint="default" w:ascii="Cambria Math" w:hAnsi="Cambria Math" w:cs="Times New Roman"/>
                         <w:sz w:val="24"/>
                         <w:u w:val="none"/>
                       </w:rPr>
-                    </m:ctrlPr>
-                  </m:den>
-                </m:f>
-                <m:nary>
-                  <m:naryPr>
-                    <m:chr m:val="∑"/>
-                    <m:limLoc m:val="undOvr"/>
-                    <m:subHide m:val="1"/>
-                    <m:supHide m:val="1"/>
-                    <m:ctrlPr>
+                    </ns8:ctrlPr>
+                  </ns8:den>
+                </ns8:f>
+                <ns8:nary>
+                  <ns8:naryPr>
+                    <ns8:chr ns8:val="∑"/>
+                    <ns8:limLoc ns8:val="undOvr"/>
+                    <ns8:subHide ns8:val="1"/>
+                    <ns8:supHide ns8:val="1"/>
+                    <ns8:ctrlPr>
                       <w:rPr>
                         <w:rFonts w:hint="default" w:ascii="Cambria Math" w:hAnsi="Cambria Math" w:cs="Times New Roman"/>
                         <w:i/>
                         <w:sz w:val="24"/>
                         <w:u w:val="none"/>
                       </w:rPr>
-                    </m:ctrlPr>
-                  </m:naryPr>
-                  <m:sub>
-                    <m:ctrlPr>
+                    </ns8:ctrlPr>
+                  </ns8:naryPr>
+                  <ns8:sub>
+                    <ns8:ctrlPr>
                       <w:rPr>
                         <w:rFonts w:hint="default" w:ascii="Cambria Math" w:hAnsi="Cambria Math" w:cs="Times New Roman"/>
                         <w:sz w:val="24"/>
                         <w:u w:val="none"/>
                       </w:rPr>
-                    </m:ctrlPr>
-                  </m:sub>
-                  <m:sup>
-                    <m:ctrlPr>
+                    </ns8:ctrlPr>
+                  </ns8:sub>
+                  <ns8:sup>
+                    <ns8:ctrlPr>
                       <w:rPr>
                         <w:rFonts w:hint="default" w:ascii="Cambria Math" w:hAnsi="Cambria Math" w:cs="Times New Roman"/>
                         <w:sz w:val="24"/>
                         <w:u w:val="none"/>
                       </w:rPr>
-                    </m:ctrlPr>
-                  </m:sup>
-                  <m:e>
-                    <m:d>
-                      <m:dPr>
-                        <m:begChr m:val="|"/>
-                        <m:endChr m:val="|"/>
-                        <m:ctrlPr>
+                    </ns8:ctrlPr>
+                  </ns8:sup>
+                  <ns8:e>
+                    <ns8:d>
+                      <ns8:dPr>
+                        <ns8:begChr ns8:val="|"/>
+                        <ns8:endChr ns8:val="|"/>
+                        <ns8:ctrlPr>
                           <w:rPr>
                             <w:rFonts w:hint="default" w:ascii="Cambria Math" w:hAnsi="Cambria Math" w:cs="Times New Roman"/>
                             <w:sz w:val="24"/>
                             <w:u w:val="none"/>
                           </w:rPr>
-                        </m:ctrlPr>
-                      </m:dPr>
-                      <m:e>
-                        <m:sSub>
-                          <m:sSubPr>
-                            <m:ctrlPr>
+                        </ns8:ctrlPr>
+                      </ns8:dPr>
+                      <ns8:e>
+                        <ns8:sSub>
+                          <ns8:sSubPr>
+                            <ns8:ctrlPr>
                               <w:rPr>
                                 <w:rFonts w:hint="default" w:ascii="Cambria Math" w:hAnsi="Cambria Math" w:cs="Times New Roman"/>
                                 <w:sz w:val="24"/>
                                 <w:u w:val="none"/>
                               </w:rPr>
-                            </m:ctrlPr>
-                          </m:sSubPr>
-                          <m:e>
-                            <m:r>
-                              <m:rPr>
-                                <m:nor/>
-                              </m:rPr>
+                            </ns8:ctrlPr>
+                          </ns8:sSubPr>
+                          <ns8:e>
+                            <ns8:r>
+                              <ns8:rPr>
+                                <ns8:nor/>
+                              </ns8:rPr>
                               <w:rPr>
                                 <w:rFonts w:hint="default" w:ascii="Times New Roman" w:hAnsi="Times New Roman" w:cs="Times New Roman"/>
                                 <w:i/>
                                 <w:sz w:val="24"/>
                                 <w:u w:val="none"/>
                               </w:rPr>
-                              <m:t>D</m:t>
-                            </m:r>
-                            <m:ctrlPr>
+                              <ns8:t>D</ns8:t>
+                            </ns8:r>
+                            <ns8:ctrlPr>
                               <w:rPr>
                                 <w:rFonts w:hint="default" w:ascii="Cambria Math" w:hAnsi="Cambria Math" w:cs="Times New Roman"/>
                                 <w:sz w:val="24"/>
                                 <w:u w:val="none"/>
                               </w:rPr>
-                            </m:ctrlPr>
-                          </m:e>
-                          <m:sub>
-                            <m:r>
-                              <m:rPr>
-                                <m:nor/>
-                              </m:rPr>
+                            </ns8:ctrlPr>
+                          </ns8:e>
+                          <ns8:sub>
+                            <ns8:r>
+                              <ns8:rPr>
+                                <ns8:nor/>
+                              </ns8:rPr>
                               <w:rPr>
                                 <w:rFonts w:hint="default" w:ascii="Times New Roman" w:hAnsi="Times New Roman" w:cs="Times New Roman"/>
                                 <w:i/>
                                 <w:sz w:val="24"/>
                                 <w:u w:val="none"/>
                               </w:rPr>
-                              <m:t>k</m:t>
-                            </m:r>
-                            <m:r>
-                              <m:rPr>
-                                <m:nor/>
-                                <m:sty m:val="p"/>
-                              </m:rPr>
+                              <ns8:t>k</ns8:t>
+                            </ns8:r>
+                            <ns8:r>
+                              <ns8:rPr>
+                                <ns8:nor/>
+                                <ns8:sty ns8:val="p"/>
+                              </ns8:rPr>
                               <w:rPr>
                                 <w:rFonts w:hint="default" w:ascii="Times New Roman" w:hAnsi="Times New Roman" w:cs="Times New Roman"/>
                                 <w:b w:val="0"/>
@@ -20176,109 +16337,109 @@
                                 <w:sz w:val="24"/>
                                 <w:u w:val="none"/>
                               </w:rPr>
-                              <m:t>,</m:t>
-                            </m:r>
-                            <m:r>
-                              <m:rPr>
-                                <m:nor/>
-                              </m:rPr>
+                              <ns8:t>,</ns8:t>
+                            </ns8:r>
+                            <ns8:r>
+                              <ns8:rPr>
+                                <ns8:nor/>
+                              </ns8:rPr>
                               <w:rPr>
                                 <w:rFonts w:hint="default" w:ascii="Times New Roman" w:hAnsi="Times New Roman" w:cs="Times New Roman"/>
                                 <w:i/>
                                 <w:sz w:val="24"/>
                                 <w:u w:val="none"/>
                               </w:rPr>
-                              <m:t>i</m:t>
-                            </m:r>
-                            <m:ctrlPr>
+                              <ns8:t>i</ns8:t>
+                            </ns8:r>
+                            <ns8:ctrlPr>
                               <w:rPr>
                                 <w:rFonts w:hint="default" w:ascii="Cambria Math" w:hAnsi="Cambria Math" w:cs="Times New Roman"/>
                                 <w:sz w:val="24"/>
                                 <w:u w:val="none"/>
                               </w:rPr>
-                            </m:ctrlPr>
-                          </m:sub>
-                        </m:sSub>
-                        <m:r>
-                          <m:rPr>
-                            <m:sty m:val="p"/>
-                          </m:rPr>
+                            </ns8:ctrlPr>
+                          </ns8:sub>
+                        </ns8:sSub>
+                        <ns8:r>
+                          <ns8:rPr>
+                            <ns8:sty ns8:val="p"/>
+                          </ns8:rPr>
                           <w:rPr>
                             <w:rFonts w:hint="default" w:ascii="Times New Roman" w:hAnsi="Times New Roman" w:cs="Times New Roman"/>
                             <w:sz w:val="24"/>
                             <w:u w:val="none"/>
                           </w:rPr>
-                          <m:t>−</m:t>
-                        </m:r>
-                        <m:sSub>
-                          <m:sSubPr>
-                            <m:ctrlPr>
+                          <ns8:t>−</ns8:t>
+                        </ns8:r>
+                        <ns8:sSub>
+                          <ns8:sSubPr>
+                            <ns8:ctrlPr>
                               <w:rPr>
                                 <w:rFonts w:hint="default" w:ascii="Cambria Math" w:hAnsi="Cambria Math" w:cs="Times New Roman"/>
                                 <w:sz w:val="24"/>
                                 <w:u w:val="none"/>
                               </w:rPr>
-                            </m:ctrlPr>
-                          </m:sSubPr>
-                          <m:e>
-                            <m:acc>
-                              <m:accPr>
-                                <m:ctrlPr>
+                            </ns8:ctrlPr>
+                          </ns8:sSubPr>
+                          <ns8:e>
+                            <ns8:acc>
+                              <ns8:accPr>
+                                <ns8:ctrlPr>
                                   <w:rPr>
                                     <w:rFonts w:hint="default" w:ascii="Cambria Math" w:hAnsi="Cambria Math" w:cs="Times New Roman"/>
                                     <w:sz w:val="24"/>
                                     <w:u w:val="none"/>
                                   </w:rPr>
-                                </m:ctrlPr>
-                              </m:accPr>
-                              <m:e>
-                                <m:r>
-                                  <m:rPr>
-                                    <m:nor/>
-                                  </m:rPr>
+                                </ns8:ctrlPr>
+                              </ns8:accPr>
+                              <ns8:e>
+                                <ns8:r>
+                                  <ns8:rPr>
+                                    <ns8:nor/>
+                                  </ns8:rPr>
                                   <w:rPr>
                                     <w:rFonts w:hint="default" w:ascii="Times New Roman" w:hAnsi="Times New Roman" w:cs="Times New Roman"/>
                                     <w:i/>
                                     <w:sz w:val="24"/>
                                     <w:u w:val="none"/>
                                   </w:rPr>
-                                  <m:t>D</m:t>
-                                </m:r>
-                                <m:ctrlPr>
+                                  <ns8:t>D</ns8:t>
+                                </ns8:r>
+                                <ns8:ctrlPr>
                                   <w:rPr>
                                     <w:rFonts w:hint="default" w:ascii="Cambria Math" w:hAnsi="Cambria Math" w:cs="Times New Roman"/>
                                     <w:sz w:val="24"/>
                                     <w:u w:val="none"/>
                                   </w:rPr>
-                                </m:ctrlPr>
-                              </m:e>
-                            </m:acc>
-                            <m:ctrlPr>
+                                </ns8:ctrlPr>
+                              </ns8:e>
+                            </ns8:acc>
+                            <ns8:ctrlPr>
                               <w:rPr>
                                 <w:rFonts w:hint="default" w:ascii="Cambria Math" w:hAnsi="Cambria Math" w:cs="Times New Roman"/>
                                 <w:sz w:val="24"/>
                                 <w:u w:val="none"/>
                               </w:rPr>
-                            </m:ctrlPr>
-                          </m:e>
-                          <m:sub>
-                            <m:r>
-                              <m:rPr>
-                                <m:nor/>
-                              </m:rPr>
+                            </ns8:ctrlPr>
+                          </ns8:e>
+                          <ns8:sub>
+                            <ns8:r>
+                              <ns8:rPr>
+                                <ns8:nor/>
+                              </ns8:rPr>
                               <w:rPr>
                                 <w:rFonts w:hint="default" w:ascii="Times New Roman" w:hAnsi="Times New Roman" w:cs="Times New Roman"/>
                                 <w:i/>
                                 <w:sz w:val="24"/>
                                 <w:u w:val="none"/>
                               </w:rPr>
-                              <m:t>k</m:t>
-                            </m:r>
-                            <m:r>
-                              <m:rPr>
-                                <m:nor/>
-                                <m:sty m:val="p"/>
-                              </m:rPr>
+                              <ns8:t>k</ns8:t>
+                            </ns8:r>
+                            <ns8:r>
+                              <ns8:rPr>
+                                <ns8:nor/>
+                                <ns8:sty ns8:val="p"/>
+                              </ns8:rPr>
                               <w:rPr>
                                 <w:rFonts w:hint="default" w:ascii="Times New Roman" w:hAnsi="Times New Roman" w:cs="Times New Roman"/>
                                 <w:b w:val="0"/>
@@ -20286,49 +16447,49 @@
                                 <w:sz w:val="24"/>
                                 <w:u w:val="none"/>
                               </w:rPr>
-                              <m:t>,</m:t>
-                            </m:r>
-                            <m:r>
-                              <m:rPr>
-                                <m:nor/>
-                              </m:rPr>
+                              <ns8:t>,</ns8:t>
+                            </ns8:r>
+                            <ns8:r>
+                              <ns8:rPr>
+                                <ns8:nor/>
+                              </ns8:rPr>
                               <w:rPr>
                                 <w:rFonts w:hint="default" w:ascii="Times New Roman" w:hAnsi="Times New Roman" w:cs="Times New Roman"/>
                                 <w:i/>
                                 <w:sz w:val="24"/>
                                 <w:u w:val="none"/>
                               </w:rPr>
-                              <m:t>i</m:t>
-                            </m:r>
-                            <m:ctrlPr>
+                              <ns8:t>i</ns8:t>
+                            </ns8:r>
+                            <ns8:ctrlPr>
                               <w:rPr>
                                 <w:rFonts w:hint="default" w:ascii="Cambria Math" w:hAnsi="Cambria Math" w:cs="Times New Roman"/>
                                 <w:sz w:val="24"/>
                                 <w:u w:val="none"/>
                               </w:rPr>
-                            </m:ctrlPr>
-                          </m:sub>
-                        </m:sSub>
-                        <m:ctrlPr>
+                            </ns8:ctrlPr>
+                          </ns8:sub>
+                        </ns8:sSub>
+                        <ns8:ctrlPr>
                           <w:rPr>
                             <w:rFonts w:hint="default" w:ascii="Cambria Math" w:hAnsi="Cambria Math" w:cs="Times New Roman"/>
                             <w:sz w:val="24"/>
                             <w:u w:val="none"/>
                           </w:rPr>
-                        </m:ctrlPr>
-                      </m:e>
-                    </m:d>
-                    <m:ctrlPr>
+                        </ns8:ctrlPr>
+                      </ns8:e>
+                    </ns8:d>
+                    <ns8:ctrlPr>
                       <w:rPr>
                         <w:rFonts w:hint="default" w:ascii="Cambria Math" w:hAnsi="Cambria Math" w:cs="Times New Roman"/>
                         <w:sz w:val="24"/>
                         <w:u w:val="none"/>
                       </w:rPr>
-                    </m:ctrlPr>
-                  </m:e>
-                </m:nary>
-              </m:oMath>
-            </m:oMathPara>
+                    </ns8:ctrlPr>
+                  </ns8:e>
+                </ns8:nary>
+              </ns8:oMath>
+            </ns8:oMathPara>
           </w:p>
         </w:tc>
         <w:tc>
@@ -20429,47 +16590,47 @@
                 <w:b w:val="0"/>
               </w:rPr>
             </w:pPr>
-            <m:oMathPara>
-              <m:oMath>
-                <m:rad>
-                  <m:radPr>
-                    <m:degHide m:val="1"/>
-                    <m:ctrlPr>
+            <ns8:oMathPara>
+              <ns8:oMath>
+                <ns8:rad>
+                  <ns8:radPr>
+                    <ns8:degHide ns8:val="1"/>
+                    <ns8:ctrlPr>
                       <w:rPr>
                         <w:rFonts w:hint="default" w:ascii="Cambria Math" w:hAnsi="Cambria Math" w:cs="Times New Roman"/>
                         <w:i/>
                         <w:sz w:val="24"/>
                         <w:u w:val="none"/>
                       </w:rPr>
-                    </m:ctrlPr>
-                  </m:radPr>
-                  <m:deg>
-                    <m:ctrlPr>
+                    </ns8:ctrlPr>
+                  </ns8:radPr>
+                  <ns8:deg>
+                    <ns8:ctrlPr>
                       <w:rPr>
                         <w:rFonts w:hint="default" w:ascii="Cambria Math" w:hAnsi="Cambria Math" w:cs="Times New Roman"/>
                         <w:sz w:val="24"/>
                         <w:u w:val="none"/>
                       </w:rPr>
-                    </m:ctrlPr>
-                  </m:deg>
-                  <m:e>
-                    <m:f>
-                      <m:fPr>
-                        <m:ctrlPr>
+                    </ns8:ctrlPr>
+                  </ns8:deg>
+                  <ns8:e>
+                    <ns8:f>
+                      <ns8:fPr>
+                        <ns8:ctrlPr>
                           <w:rPr>
                             <w:rFonts w:hint="default" w:ascii="Cambria Math" w:hAnsi="Cambria Math" w:cs="Times New Roman"/>
                             <w:i/>
                             <w:sz w:val="24"/>
                             <w:u w:val="none"/>
                           </w:rPr>
-                        </m:ctrlPr>
-                      </m:fPr>
-                      <m:num>
-                        <m:r>
-                          <m:rPr>
-                            <m:nor/>
-                            <m:sty m:val="p"/>
-                          </m:rPr>
+                        </ns8:ctrlPr>
+                      </ns8:fPr>
+                      <ns8:num>
+                        <ns8:r>
+                          <ns8:rPr>
+                            <ns8:nor/>
+                            <ns8:sty ns8:val="p"/>
+                          </ns8:rPr>
                           <w:rPr>
                             <w:rFonts w:hint="default" w:ascii="Times New Roman" w:hAnsi="Times New Roman" w:cs="Times New Roman"/>
                             <w:b w:val="0"/>
@@ -20477,77 +16638,77 @@
                             <w:sz w:val="24"/>
                             <w:u w:val="none"/>
                           </w:rPr>
-                          <m:t>1</m:t>
-                        </m:r>
-                        <m:ctrlPr>
+                          <ns8:t>1</ns8:t>
+                        </ns8:r>
+                        <ns8:ctrlPr>
                           <w:rPr>
                             <w:rFonts w:hint="default" w:ascii="Cambria Math" w:hAnsi="Cambria Math" w:cs="Times New Roman"/>
                             <w:sz w:val="24"/>
                             <w:u w:val="none"/>
                           </w:rPr>
-                        </m:ctrlPr>
-                      </m:num>
-                      <m:den>
-                        <m:r>
-                          <m:rPr>
-                            <m:nor/>
-                          </m:rPr>
+                        </ns8:ctrlPr>
+                      </ns8:num>
+                      <ns8:den>
+                        <ns8:r>
+                          <ns8:rPr>
+                            <ns8:nor/>
+                          </ns8:rPr>
                           <w:rPr>
                             <w:rFonts w:hint="default" w:ascii="Times New Roman" w:hAnsi="Times New Roman" w:cs="Times New Roman"/>
                             <w:i/>
                             <w:sz w:val="24"/>
                             <w:u w:val="none"/>
                           </w:rPr>
-                          <m:t>n</m:t>
-                        </m:r>
-                        <m:ctrlPr>
+                          <ns8:t>n</ns8:t>
+                        </ns8:r>
+                        <ns8:ctrlPr>
                           <w:rPr>
                             <w:rFonts w:hint="default" w:ascii="Cambria Math" w:hAnsi="Cambria Math" w:cs="Times New Roman"/>
                             <w:sz w:val="24"/>
                             <w:u w:val="none"/>
                           </w:rPr>
-                        </m:ctrlPr>
-                      </m:den>
-                    </m:f>
-                    <m:nary>
-                      <m:naryPr>
-                        <m:chr m:val="∑"/>
-                        <m:limLoc m:val="undOvr"/>
-                        <m:subHide m:val="1"/>
-                        <m:supHide m:val="1"/>
-                        <m:ctrlPr>
+                        </ns8:ctrlPr>
+                      </ns8:den>
+                    </ns8:f>
+                    <ns8:nary>
+                      <ns8:naryPr>
+                        <ns8:chr ns8:val="∑"/>
+                        <ns8:limLoc ns8:val="undOvr"/>
+                        <ns8:subHide ns8:val="1"/>
+                        <ns8:supHide ns8:val="1"/>
+                        <ns8:ctrlPr>
                           <w:rPr>
                             <w:rFonts w:hint="default" w:ascii="Cambria Math" w:hAnsi="Cambria Math" w:cs="Times New Roman"/>
                             <w:i/>
                             <w:sz w:val="24"/>
                             <w:u w:val="none"/>
                           </w:rPr>
-                        </m:ctrlPr>
-                      </m:naryPr>
-                      <m:sub>
-                        <m:ctrlPr>
+                        </ns8:ctrlPr>
+                      </ns8:naryPr>
+                      <ns8:sub>
+                        <ns8:ctrlPr>
                           <w:rPr>
                             <w:rFonts w:hint="default" w:ascii="Cambria Math" w:hAnsi="Cambria Math" w:cs="Times New Roman"/>
                             <w:sz w:val="24"/>
                             <w:u w:val="none"/>
                           </w:rPr>
-                        </m:ctrlPr>
-                      </m:sub>
-                      <m:sup>
-                        <m:ctrlPr>
+                        </ns8:ctrlPr>
+                      </ns8:sub>
+                      <ns8:sup>
+                        <ns8:ctrlPr>
                           <w:rPr>
                             <w:rFonts w:hint="default" w:ascii="Cambria Math" w:hAnsi="Cambria Math" w:cs="Times New Roman"/>
                             <w:sz w:val="24"/>
                             <w:u w:val="none"/>
                           </w:rPr>
-                        </m:ctrlPr>
-                      </m:sup>
-                      <m:e>
-                        <m:r>
-                          <m:rPr>
-                            <m:nor/>
-                            <m:sty m:val="p"/>
-                          </m:rPr>
+                        </ns8:ctrlPr>
+                      </ns8:sup>
+                      <ns8:e>
+                        <ns8:r>
+                          <ns8:rPr>
+                            <ns8:nor/>
+                            <ns8:sty ns8:val="p"/>
+                          </ns8:rPr>
                           <w:rPr>
                             <w:rFonts w:hint="default" w:ascii="Times New Roman" w:hAnsi="Times New Roman" w:cs="Times New Roman"/>
                             <w:b w:val="0"/>
@@ -20555,66 +16716,66 @@
                             <w:sz w:val="24"/>
                             <w:u w:val="none"/>
                           </w:rPr>
-                          <m:t>(</m:t>
-                        </m:r>
-                        <m:ctrlPr>
+                          <ns8:t>(</ns8:t>
+                        </ns8:r>
+                        <ns8:ctrlPr>
                           <w:rPr>
                             <w:rFonts w:hint="default" w:ascii="Cambria Math" w:hAnsi="Cambria Math" w:cs="Times New Roman"/>
                             <w:sz w:val="24"/>
                             <w:u w:val="none"/>
                           </w:rPr>
-                        </m:ctrlPr>
-                      </m:e>
-                    </m:nary>
-                    <m:sSub>
-                      <m:sSubPr>
-                        <m:ctrlPr>
+                        </ns8:ctrlPr>
+                      </ns8:e>
+                    </ns8:nary>
+                    <ns8:sSub>
+                      <ns8:sSubPr>
+                        <ns8:ctrlPr>
                           <w:rPr>
                             <w:rFonts w:hint="default" w:ascii="Cambria Math" w:hAnsi="Cambria Math" w:cs="Times New Roman"/>
                             <w:sz w:val="24"/>
                             <w:u w:val="none"/>
                           </w:rPr>
-                        </m:ctrlPr>
-                      </m:sSubPr>
-                      <m:e>
-                        <m:r>
-                          <m:rPr>
-                            <m:nor/>
-                          </m:rPr>
+                        </ns8:ctrlPr>
+                      </ns8:sSubPr>
+                      <ns8:e>
+                        <ns8:r>
+                          <ns8:rPr>
+                            <ns8:nor/>
+                          </ns8:rPr>
                           <w:rPr>
                             <w:rFonts w:hint="default" w:ascii="Times New Roman" w:hAnsi="Times New Roman" w:cs="Times New Roman"/>
                             <w:i/>
                             <w:sz w:val="24"/>
                             <w:u w:val="none"/>
                           </w:rPr>
-                          <m:t>D</m:t>
-                        </m:r>
-                        <m:ctrlPr>
+                          <ns8:t>D</ns8:t>
+                        </ns8:r>
+                        <ns8:ctrlPr>
                           <w:rPr>
                             <w:rFonts w:hint="default" w:ascii="Cambria Math" w:hAnsi="Cambria Math" w:cs="Times New Roman"/>
                             <w:sz w:val="24"/>
                             <w:u w:val="none"/>
                           </w:rPr>
-                        </m:ctrlPr>
-                      </m:e>
-                      <m:sub>
-                        <m:r>
-                          <m:rPr>
-                            <m:nor/>
-                          </m:rPr>
+                        </ns8:ctrlPr>
+                      </ns8:e>
+                      <ns8:sub>
+                        <ns8:r>
+                          <ns8:rPr>
+                            <ns8:nor/>
+                          </ns8:rPr>
                           <w:rPr>
                             <w:rFonts w:hint="default" w:ascii="Times New Roman" w:hAnsi="Times New Roman" w:cs="Times New Roman"/>
                             <w:i/>
                             <w:sz w:val="24"/>
                             <w:u w:val="none"/>
                           </w:rPr>
-                          <m:t>k</m:t>
-                        </m:r>
-                        <m:r>
-                          <m:rPr>
-                            <m:nor/>
-                            <m:sty m:val="p"/>
-                          </m:rPr>
+                          <ns8:t>k</ns8:t>
+                        </ns8:r>
+                        <ns8:r>
+                          <ns8:rPr>
+                            <ns8:nor/>
+                            <ns8:sty ns8:val="p"/>
+                          </ns8:rPr>
                           <w:rPr>
                             <w:rFonts w:hint="default" w:ascii="Times New Roman" w:hAnsi="Times New Roman" w:cs="Times New Roman"/>
                             <w:b w:val="0"/>
@@ -20622,34 +16783,34 @@
                             <w:sz w:val="24"/>
                             <w:u w:val="none"/>
                           </w:rPr>
-                          <m:t>,</m:t>
-                        </m:r>
-                        <m:r>
-                          <m:rPr>
-                            <m:nor/>
-                          </m:rPr>
+                          <ns8:t>,</ns8:t>
+                        </ns8:r>
+                        <ns8:r>
+                          <ns8:rPr>
+                            <ns8:nor/>
+                          </ns8:rPr>
                           <w:rPr>
                             <w:rFonts w:hint="default" w:ascii="Times New Roman" w:hAnsi="Times New Roman" w:cs="Times New Roman"/>
                             <w:i/>
                             <w:sz w:val="24"/>
                             <w:u w:val="none"/>
                           </w:rPr>
-                          <m:t>i</m:t>
-                        </m:r>
-                        <m:ctrlPr>
+                          <ns8:t>i</ns8:t>
+                        </ns8:r>
+                        <ns8:ctrlPr>
                           <w:rPr>
                             <w:rFonts w:hint="default" w:ascii="Cambria Math" w:hAnsi="Cambria Math" w:cs="Times New Roman"/>
                             <w:sz w:val="24"/>
                             <w:u w:val="none"/>
                           </w:rPr>
-                        </m:ctrlPr>
-                      </m:sub>
-                    </m:sSub>
-                    <m:r>
-                      <m:rPr>
-                        <m:nor/>
-                        <m:sty m:val="p"/>
-                      </m:rPr>
+                        </ns8:ctrlPr>
+                      </ns8:sub>
+                    </ns8:sSub>
+                    <ns8:r>
+                      <ns8:rPr>
+                        <ns8:nor/>
+                        <ns8:sty ns8:val="p"/>
+                      </ns8:rPr>
                       <w:rPr>
                         <w:rFonts w:hint="default" w:ascii="Times New Roman" w:hAnsi="Times New Roman" w:cs="Times New Roman"/>
                         <w:b w:val="0"/>
@@ -20657,77 +16818,77 @@
                         <w:sz w:val="24"/>
                         <w:u w:val="none"/>
                       </w:rPr>
-                      <m:t>−</m:t>
-                    </m:r>
-                    <m:sSub>
-                      <m:sSubPr>
-                        <m:ctrlPr>
+                      <ns8:t>−</ns8:t>
+                    </ns8:r>
+                    <ns8:sSub>
+                      <ns8:sSubPr>
+                        <ns8:ctrlPr>
                           <w:rPr>
                             <w:rFonts w:hint="default" w:ascii="Cambria Math" w:hAnsi="Cambria Math" w:cs="Times New Roman"/>
                             <w:sz w:val="24"/>
                             <w:u w:val="none"/>
                           </w:rPr>
-                        </m:ctrlPr>
-                      </m:sSubPr>
-                      <m:e>
-                        <m:acc>
-                          <m:accPr>
-                            <m:ctrlPr>
+                        </ns8:ctrlPr>
+                      </ns8:sSubPr>
+                      <ns8:e>
+                        <ns8:acc>
+                          <ns8:accPr>
+                            <ns8:ctrlPr>
                               <w:rPr>
                                 <w:rFonts w:hint="default" w:ascii="Cambria Math" w:hAnsi="Cambria Math" w:cs="Times New Roman"/>
                                 <w:sz w:val="24"/>
                                 <w:u w:val="none"/>
                               </w:rPr>
-                            </m:ctrlPr>
-                          </m:accPr>
-                          <m:e>
-                            <m:r>
-                              <m:rPr>
-                                <m:nor/>
-                              </m:rPr>
+                            </ns8:ctrlPr>
+                          </ns8:accPr>
+                          <ns8:e>
+                            <ns8:r>
+                              <ns8:rPr>
+                                <ns8:nor/>
+                              </ns8:rPr>
                               <w:rPr>
                                 <w:rFonts w:hint="default" w:ascii="Times New Roman" w:hAnsi="Times New Roman" w:cs="Times New Roman"/>
                                 <w:i/>
                                 <w:sz w:val="24"/>
                                 <w:u w:val="none"/>
                               </w:rPr>
-                              <m:t>D</m:t>
-                            </m:r>
-                            <m:ctrlPr>
+                              <ns8:t>D</ns8:t>
+                            </ns8:r>
+                            <ns8:ctrlPr>
                               <w:rPr>
                                 <w:rFonts w:hint="default" w:ascii="Cambria Math" w:hAnsi="Cambria Math" w:cs="Times New Roman"/>
                                 <w:sz w:val="24"/>
                                 <w:u w:val="none"/>
                               </w:rPr>
-                            </m:ctrlPr>
-                          </m:e>
-                        </m:acc>
-                        <m:ctrlPr>
+                            </ns8:ctrlPr>
+                          </ns8:e>
+                        </ns8:acc>
+                        <ns8:ctrlPr>
                           <w:rPr>
                             <w:rFonts w:hint="default" w:ascii="Cambria Math" w:hAnsi="Cambria Math" w:cs="Times New Roman"/>
                             <w:sz w:val="24"/>
                             <w:u w:val="none"/>
                           </w:rPr>
-                        </m:ctrlPr>
-                      </m:e>
-                      <m:sub>
-                        <m:r>
-                          <m:rPr>
-                            <m:nor/>
-                          </m:rPr>
+                        </ns8:ctrlPr>
+                      </ns8:e>
+                      <ns8:sub>
+                        <ns8:r>
+                          <ns8:rPr>
+                            <ns8:nor/>
+                          </ns8:rPr>
                           <w:rPr>
                             <w:rFonts w:hint="default" w:ascii="Times New Roman" w:hAnsi="Times New Roman" w:cs="Times New Roman"/>
                             <w:i/>
                             <w:sz w:val="24"/>
                             <w:u w:val="none"/>
                           </w:rPr>
-                          <m:t>k</m:t>
-                        </m:r>
-                        <m:r>
-                          <m:rPr>
-                            <m:nor/>
-                            <m:sty m:val="p"/>
-                          </m:rPr>
+                          <ns8:t>k</ns8:t>
+                        </ns8:r>
+                        <ns8:r>
+                          <ns8:rPr>
+                            <ns8:nor/>
+                            <ns8:sty ns8:val="p"/>
+                          </ns8:rPr>
                           <w:rPr>
                             <w:rFonts w:hint="default" w:ascii="Times New Roman" w:hAnsi="Times New Roman" w:cs="Times New Roman"/>
                             <w:b w:val="0"/>
@@ -20735,45 +16896,45 @@
                             <w:sz w:val="24"/>
                             <w:u w:val="none"/>
                           </w:rPr>
-                          <m:t>,</m:t>
-                        </m:r>
-                        <m:r>
-                          <m:rPr>
-                            <m:nor/>
-                          </m:rPr>
+                          <ns8:t>,</ns8:t>
+                        </ns8:r>
+                        <ns8:r>
+                          <ns8:rPr>
+                            <ns8:nor/>
+                          </ns8:rPr>
                           <w:rPr>
                             <w:rFonts w:hint="default" w:ascii="Times New Roman" w:hAnsi="Times New Roman" w:cs="Times New Roman"/>
                             <w:i/>
                             <w:sz w:val="24"/>
                             <w:u w:val="none"/>
                           </w:rPr>
-                          <m:t>i</m:t>
-                        </m:r>
-                        <m:ctrlPr>
+                          <ns8:t>i</ns8:t>
+                        </ns8:r>
+                        <ns8:ctrlPr>
                           <w:rPr>
                             <w:rFonts w:hint="default" w:ascii="Cambria Math" w:hAnsi="Cambria Math" w:cs="Times New Roman"/>
                             <w:sz w:val="24"/>
                             <w:u w:val="none"/>
                           </w:rPr>
-                        </m:ctrlPr>
-                      </m:sub>
-                    </m:sSub>
-                    <m:sSup>
-                      <m:sSupPr>
-                        <m:ctrlPr>
+                        </ns8:ctrlPr>
+                      </ns8:sub>
+                    </ns8:sSub>
+                    <ns8:sSup>
+                      <ns8:sSupPr>
+                        <ns8:ctrlPr>
                           <w:rPr>
                             <w:rFonts w:hint="default" w:ascii="Cambria Math" w:hAnsi="Cambria Math" w:cs="Times New Roman"/>
                             <w:sz w:val="24"/>
                             <w:u w:val="none"/>
                           </w:rPr>
-                        </m:ctrlPr>
-                      </m:sSupPr>
-                      <m:e>
-                        <m:r>
-                          <m:rPr>
-                            <m:nor/>
-                            <m:sty m:val="p"/>
-                          </m:rPr>
+                        </ns8:ctrlPr>
+                      </ns8:sSupPr>
+                      <ns8:e>
+                        <ns8:r>
+                          <ns8:rPr>
+                            <ns8:nor/>
+                            <ns8:sty ns8:val="p"/>
+                          </ns8:rPr>
                           <w:rPr>
                             <w:rFonts w:hint="default" w:ascii="Times New Roman" w:hAnsi="Times New Roman" w:cs="Times New Roman"/>
                             <w:b w:val="0"/>
@@ -20781,22 +16942,22 @@
                             <w:sz w:val="24"/>
                             <w:u w:val="none"/>
                           </w:rPr>
-                          <m:t>)</m:t>
-                        </m:r>
-                        <m:ctrlPr>
+                          <ns8:t>)</ns8:t>
+                        </ns8:r>
+                        <ns8:ctrlPr>
                           <w:rPr>
                             <w:rFonts w:hint="default" w:ascii="Cambria Math" w:hAnsi="Cambria Math" w:cs="Times New Roman"/>
                             <w:sz w:val="24"/>
                             <w:u w:val="none"/>
                           </w:rPr>
-                        </m:ctrlPr>
-                      </m:e>
-                      <m:sup>
-                        <m:r>
-                          <m:rPr>
-                            <m:nor/>
-                            <m:sty m:val="p"/>
-                          </m:rPr>
+                        </ns8:ctrlPr>
+                      </ns8:e>
+                      <ns8:sup>
+                        <ns8:r>
+                          <ns8:rPr>
+                            <ns8:nor/>
+                            <ns8:sty ns8:val="p"/>
+                          </ns8:rPr>
                           <w:rPr>
                             <w:rFonts w:hint="default" w:ascii="Times New Roman" w:hAnsi="Times New Roman" w:cs="Times New Roman"/>
                             <w:b w:val="0"/>
@@ -20804,28 +16965,28 @@
                             <w:sz w:val="24"/>
                             <w:u w:val="none"/>
                           </w:rPr>
-                          <m:t>2</m:t>
-                        </m:r>
-                        <m:ctrlPr>
+                          <ns8:t>2</ns8:t>
+                        </ns8:r>
+                        <ns8:ctrlPr>
                           <w:rPr>
                             <w:rFonts w:hint="default" w:ascii="Cambria Math" w:hAnsi="Cambria Math" w:cs="Times New Roman"/>
                             <w:sz w:val="24"/>
                             <w:u w:val="none"/>
                           </w:rPr>
-                        </m:ctrlPr>
-                      </m:sup>
-                    </m:sSup>
-                    <m:ctrlPr>
+                        </ns8:ctrlPr>
+                      </ns8:sup>
+                    </ns8:sSup>
+                    <ns8:ctrlPr>
                       <w:rPr>
                         <w:rFonts w:hint="default" w:ascii="Cambria Math" w:hAnsi="Cambria Math" w:cs="Times New Roman"/>
                         <w:sz w:val="24"/>
                         <w:u w:val="none"/>
                       </w:rPr>
-                    </m:ctrlPr>
-                  </m:e>
-                </m:rad>
-              </m:oMath>
-            </m:oMathPara>
+                    </ns8:ctrlPr>
+                  </ns8:e>
+                </ns8:rad>
+              </ns8:oMath>
+            </ns8:oMathPara>
           </w:p>
         </w:tc>
         <w:tc>
@@ -21479,7 +17640,7 @@
         <w:rPr>
           <w:rFonts w:hint="default" w:ascii="Times New Roman" w:hAnsi="Times New Roman" w:cs="Times New Roman"/>
         </w:rPr>
-        <w:t>五折和独立测试的等级准确率均超过 95%，且两者差异较小，表明模型在不同划分方式下保持了较稳定的四级毁伤判定能力。独立测试 MAE 为 0.0084，说明连续 Dk 的平均绝对偏差约为 0.009；RMSE 高于 MAE，反映少量工况存在相对较大的连续值偏差。</w:t>
+        <w:t>五折和独立测试的等级准确率均超过 95%，且两者差异较小，表明模型在不同划分方式下保持了较稳定的四级损伤判定能力。独立测试 MAE 为 0.0084，说明连续 Dk 的平均绝对偏差约为 0.009；RMSE 高于 MAE，反映少量工况存在相对较大的连续值偏差。</w:t>
       </w:r>
       <w:r>
         <w:rPr>
@@ -21508,11 +17669,11 @@
             <wp:effectExtent l="0" t="0" r="0" b="0"/>
             <wp:docPr id="84" name="Picture" descr="图 2 航空航天与机场机库五折交叉验证等级混淆矩阵"/>
             <wp:cNvGraphicFramePr>
-              <a:graphicFrameLocks xmlns:a="http://schemas.openxmlformats.org/drawingml/2006/main" noChangeAspect="1"/>
+              <a:graphicFrameLocks noChangeAspect="1"/>
             </wp:cNvGraphicFramePr>
-            <a:graphic xmlns:a="http://schemas.openxmlformats.org/drawingml/2006/main">
+            <a:graphic>
               <a:graphicData uri="http://schemas.openxmlformats.org/drawingml/2006/picture">
-                <pic:pic xmlns:pic="http://schemas.openxmlformats.org/drawingml/2006/picture">
+                <pic:pic>
                   <pic:nvPicPr>
                     <pic:cNvPr id="84" name="Picture" descr="图 2 航空航天与机场机库五折交叉验证等级混淆矩阵"/>
                     <pic:cNvPicPr>
@@ -21629,7 +17790,7 @@
           <w:rFonts w:hint="eastAsia" w:ascii="Times New Roman" w:hAnsi="Times New Roman" w:cs="Times New Roman"/>
           <w:lang w:val="en-US" w:eastAsia="zh-CN"/>
         </w:rPr>
-        <w:t>航空航天与机场机库的功能、建筑开口和高价值目标组合更复杂，专项应用采用逐设施模型与 FDS 复核相结合的工程流程。模型直接输出连续 Dk 和四级毁伤结果；对于等级边界附近或方向响应不稳定的工况，程序提示转入 FDS 精细计算，避免低置信度边界工况被直接输出为确定等级。</w:t>
+        <w:t>航空航天与机场机库的功能、建筑开口和高价值目标组合更复杂，专项应用采用逐设施模型与 FDS 复核相结合的工程流程。模型直接输出连续 Dk 和四级损伤结果；对于等级边界附近或方向响应不稳定的工况，程序提示转入 FDS 精细计算，避免低置信度边界工况被直接输出为确定等级。</w:t>
       </w:r>
     </w:p>
     <w:p>
@@ -22215,7 +18376,7 @@
         <w:rPr>
           <w:rFonts w:hint="default" w:ascii="Times New Roman" w:hAnsi="Times New Roman" w:cs="Times New Roman"/>
         </w:rPr>
-        <w:t>预测结果界面以设施名称和本次热源工况为基础信息，突出显示设施整体毁伤等级，同时显示本次模型加载和推理耗时。热源参数区分别显示方位角、俯仰角、目标热通量和持续时间。程序在预测过程中显示加载状态；首次模型加载通常为数秒，后续预测受缓存影响会明显加快。</w:t>
+        <w:t>预测结果界面以设施名称和本次热源工况为基础信息，突出显示设施整体损伤等级，同时显示本次模型预测用时。热源参数区分别显示方位角、俯仰角、目标热通量和持续时间。程序在预测过程中显示加载状态；首次模型加载通常为数秒，后续预测受缓存影响会明显加快。</w:t>
       </w:r>
       <w:r/>
     </w:p>
@@ -23013,11 +19174,11 @@
             <wp:effectExtent l="0" t="0" r="1905" b="11430"/>
             <wp:docPr id="1" name="图片 1"/>
             <wp:cNvGraphicFramePr>
-              <a:graphicFrameLocks xmlns:a="http://schemas.openxmlformats.org/drawingml/2006/main" noChangeAspect="1"/>
+              <a:graphicFrameLocks noChangeAspect="1"/>
             </wp:cNvGraphicFramePr>
-            <a:graphic xmlns:a="http://schemas.openxmlformats.org/drawingml/2006/main">
+            <a:graphic>
               <a:graphicData uri="http://schemas.openxmlformats.org/drawingml/2006/picture">
-                <pic:pic xmlns:pic="http://schemas.openxmlformats.org/drawingml/2006/picture">
+                <pic:pic>
                   <pic:nvPicPr>
                     <pic:cNvPr id="1" name="图片 1"/>
                     <pic:cNvPicPr>
@@ -23056,11 +19217,11 @@
             <wp:effectExtent l="0" t="0" r="635" b="11430"/>
             <wp:docPr id="5" name="图片 2"/>
             <wp:cNvGraphicFramePr>
-              <a:graphicFrameLocks xmlns:a="http://schemas.openxmlformats.org/drawingml/2006/main" noChangeAspect="1"/>
+              <a:graphicFrameLocks noChangeAspect="1"/>
             </wp:cNvGraphicFramePr>
-            <a:graphic xmlns:a="http://schemas.openxmlformats.org/drawingml/2006/main">
+            <a:graphic>
               <a:graphicData uri="http://schemas.openxmlformats.org/drawingml/2006/picture">
-                <pic:pic xmlns:pic="http://schemas.openxmlformats.org/drawingml/2006/picture">
+                <pic:pic>
                   <pic:nvPicPr>
                     <pic:cNvPr id="5" name="图片 2"/>
                     <pic:cNvPicPr>
@@ -23214,7 +19375,7 @@
         <w:rPr>
           <w:rFonts w:hint="default" w:ascii="Times New Roman" w:hAnsi="Times New Roman" w:cs="Times New Roman"/>
         </w:rPr>
-        <w:t>等级约束 ExtraTrees 模型采用 50 棵回归树和 50 棵分类树，同时输出连续 Dk 和四级毁伤结果。综合五折等级准确率为 95.9591%，独立测试等级准确率为 97.2075%。航空航天与机场机库子集独立测试准确率为 96.9952%；航空航天子类和机场机库子类独立测试准确率分别为 96.6841%和 97.6834%，均高于 95% 目标。</w:t>
+        <w:t>等级约束 ExtraTrees 模型采用 50 棵回归树和 50 棵分类树，同时输出连续 Dk 和四级损伤结果。综合五折等级准确率为 95.9591%，独立测试等级准确率为 97.2075%。航空航天与机场机库子集独立测试准确率为 96.9952%；航空航天子类和机场机库子类独立测试准确率分别为 96.6841%和 97.6834%，均高于 95% 目标。</w:t>
       </w:r>
     </w:p>
     <w:p>
@@ -23227,7 +19388,7 @@
         <w:rPr>
           <w:rFonts w:hint="default" w:ascii="Times New Roman" w:hAnsi="Times New Roman" w:cs="Times New Roman"/>
         </w:rPr>
-        <w:t>专项因素分析表明，方位角与热通量、俯仰角、热剂量和迎火侧开口条件共同决定等级响应的总体位置与方向差异。机场机库大跨度空间、机库门和航空器目标集中布置形成了区别于发射、控制、处理和总装设施的方向响应。不同设施在不同方向和工况下的毁伤差异，能够支持重点方向识别和代表性 FDS 工况选择。</w:t>
+        <w:t>专项因素分析表明，方位角与热通量、俯仰角、热剂量和迎火侧开口条件共同决定等级响应的总体位置与方向差异。机场机库大跨度空间、机库门和航空器目标集中布置形成了区别于发射、控制、处理和总装设施的方向响应。不同设施在不同方向和工况下的损伤差异，能够支持重点方向识别和代表性 FDS 工况选择。</w:t>
       </w:r>
     </w:p>
     <w:p>
